--- a/nodestrength.docx
+++ b/nodestrength.docx
@@ -132,6 +132,144 @@
         <w:t xml:space="preserve"> Desikan–Killiany 84-node parcellation.</w:t>
       </w:r>
     </w:p>
+    <w:p>
+      <w:r>
+        <w:rPr>
+          <w:b/>
+        </w:rPr>
+        <w:t>Companion documents:</w:t>
+      </w:r>
+    </w:p>
+    <w:tbl>
+      <w:tblPr>
+        <w:tblStyle w:val="LightGrid-Accent1"/>
+        <w:tblW w:type="auto" w:w="0"/>
+        <w:tblLook w:firstColumn="1" w:firstRow="1" w:lastColumn="0" w:lastRow="0" w:noHBand="0" w:noVBand="1" w:val="04A0"/>
+      </w:tblPr>
+      <w:tblGrid>
+        <w:gridCol w:w="4320"/>
+        <w:gridCol w:w="4320"/>
+      </w:tblGrid>
+      <w:tr>
+        <w:tc>
+          <w:tcPr>
+            <w:tcW w:type="dxa" w:w="4320"/>
+            <w:vAlign w:val="center"/>
+          </w:tcPr>
+          <w:p>
+            <w:r>
+              <w:rPr>
+                <w:b/>
+              </w:rPr>
+              <w:t>File</w:t>
+            </w:r>
+          </w:p>
+        </w:tc>
+        <w:tc>
+          <w:tcPr>
+            <w:tcW w:type="dxa" w:w="4320"/>
+            <w:vAlign w:val="center"/>
+          </w:tcPr>
+          <w:p>
+            <w:r>
+              <w:rPr>
+                <w:b/>
+              </w:rPr>
+              <w:t>Contents</w:t>
+            </w:r>
+          </w:p>
+        </w:tc>
+      </w:tr>
+      <w:tr>
+        <w:tc>
+          <w:tcPr>
+            <w:tcW w:type="dxa" w:w="4320"/>
+          </w:tcPr>
+          <w:p>
+            <w:r>
+              <w:rPr>
+                <w:color w:val="1F6FEB"/>
+                <w:u w:val="single"/>
+              </w:rPr>
+              <w:t>`paper.md`</w:t>
+            </w:r>
+          </w:p>
+        </w:tc>
+        <w:tc>
+          <w:tcPr>
+            <w:tcW w:type="dxa" w:w="4320"/>
+          </w:tcPr>
+          <w:p>
+            <w:r>
+              <w:t>Concise summary of Piper et al. 2026 — design, findings, key ideas</w:t>
+            </w:r>
+          </w:p>
+        </w:tc>
+      </w:tr>
+      <w:tr>
+        <w:tc>
+          <w:tcPr>
+            <w:tcW w:type="dxa" w:w="4320"/>
+          </w:tcPr>
+          <w:p>
+            <w:r>
+              <w:rPr>
+                <w:color w:val="1F6FEB"/>
+                <w:u w:val="single"/>
+              </w:rPr>
+              <w:t>`BCT.md`</w:t>
+            </w:r>
+          </w:p>
+        </w:tc>
+        <w:tc>
+          <w:tcPr>
+            <w:tcW w:type="dxa" w:w="4320"/>
+          </w:tcPr>
+          <w:p>
+            <w:r>
+              <w:t xml:space="preserve">Brain Connectivity Toolbox reference — node strength, </w:t>
+            </w:r>
+            <w:r>
+              <w:rPr>
+                <w:rFonts w:ascii="Consolas" w:hAnsi="Consolas"/>
+                <w:sz w:val="20"/>
+              </w:rPr>
+              <w:t>strengths_und</w:t>
+            </w:r>
+            <w:r>
+              <w:t>, how this repo uses BCT</w:t>
+            </w:r>
+          </w:p>
+        </w:tc>
+      </w:tr>
+      <w:tr>
+        <w:tc>
+          <w:tcPr>
+            <w:tcW w:type="dxa" w:w="4320"/>
+          </w:tcPr>
+          <w:p>
+            <w:r>
+              <w:rPr>
+                <w:color w:val="1F6FEB"/>
+                <w:u w:val="single"/>
+              </w:rPr>
+              <w:t>`node.md`</w:t>
+            </w:r>
+          </w:p>
+        </w:tc>
+        <w:tc>
+          <w:tcPr>
+            <w:tcW w:type="dxa" w:w="4320"/>
+          </w:tcPr>
+          <w:p>
+            <w:r>
+              <w:t>Extended paper notes, IDEAS/MICA-MICs runbooks, reproduction planning</w:t>
+            </w:r>
+          </w:p>
+        </w:tc>
+      </w:tr>
+    </w:tbl>
+    <w:p/>
     <w:p>
       <w:pPr>
         <w:pStyle w:val="Heading2"/>
@@ -2488,6 +2626,325 @@
     <w:p/>
     <w:p>
       <w:pPr>
+        <w:pStyle w:val="Heading3"/>
+      </w:pPr>
+      <w:r>
+        <w:t>6.1 DK cohort outputs (`run_dk_ai_cohort.py`)</w:t>
+      </w:r>
+    </w:p>
+    <w:p>
+      <w:r>
+        <w:t xml:space="preserve">Written to </w:t>
+      </w:r>
+      <w:r>
+        <w:rPr>
+          <w:rFonts w:ascii="Consolas" w:hAnsi="Consolas"/>
+          <w:sz w:val="20"/>
+        </w:rPr>
+        <w:t>node_strength_results/</w:t>
+      </w:r>
+      <w:r>
+        <w:t xml:space="preserve"> (see </w:t>
+      </w:r>
+      <w:r>
+        <w:rPr>
+          <w:b/>
+        </w:rPr>
+        <w:t>§12</w:t>
+      </w:r>
+      <w:r>
+        <w:t xml:space="preserve"> for full methodology, sources, and interpretation of the two core per-subject files):</w:t>
+      </w:r>
+    </w:p>
+    <w:tbl>
+      <w:tblPr>
+        <w:tblStyle w:val="LightGrid-Accent1"/>
+        <w:tblW w:type="auto" w:w="0"/>
+        <w:tblLook w:firstColumn="1" w:firstRow="1" w:lastColumn="0" w:lastRow="0" w:noHBand="0" w:noVBand="1" w:val="04A0"/>
+      </w:tblPr>
+      <w:tblGrid>
+        <w:gridCol w:w="4320"/>
+        <w:gridCol w:w="4320"/>
+      </w:tblGrid>
+      <w:tr>
+        <w:tc>
+          <w:tcPr>
+            <w:tcW w:type="dxa" w:w="4320"/>
+            <w:vAlign w:val="center"/>
+          </w:tcPr>
+          <w:p>
+            <w:r>
+              <w:rPr>
+                <w:b/>
+              </w:rPr>
+              <w:t>File</w:t>
+            </w:r>
+          </w:p>
+        </w:tc>
+        <w:tc>
+          <w:tcPr>
+            <w:tcW w:type="dxa" w:w="4320"/>
+            <w:vAlign w:val="center"/>
+          </w:tcPr>
+          <w:p>
+            <w:r>
+              <w:rPr>
+                <w:b/>
+              </w:rPr>
+              <w:t>Contents</w:t>
+            </w:r>
+          </w:p>
+        </w:tc>
+      </w:tr>
+      <w:tr>
+        <w:tc>
+          <w:tcPr>
+            <w:tcW w:type="dxa" w:w="4320"/>
+          </w:tcPr>
+          <w:p>
+            <w:r>
+              <w:rPr>
+                <w:rFonts w:ascii="Consolas" w:hAnsi="Consolas"/>
+                <w:sz w:val="20"/>
+              </w:rPr>
+              <w:t>per_subject/sub-XXX_strength.csv</w:t>
+            </w:r>
+          </w:p>
+        </w:tc>
+        <w:tc>
+          <w:tcPr>
+            <w:tcW w:type="dxa" w:w="4320"/>
+          </w:tcPr>
+          <w:p>
+            <w:r>
+              <w:t>84 nodes × strength (see §12.1)</w:t>
+            </w:r>
+          </w:p>
+        </w:tc>
+      </w:tr>
+      <w:tr>
+        <w:tc>
+          <w:tcPr>
+            <w:tcW w:type="dxa" w:w="4320"/>
+          </w:tcPr>
+          <w:p>
+            <w:r>
+              <w:rPr>
+                <w:rFonts w:ascii="Consolas" w:hAnsi="Consolas"/>
+                <w:sz w:val="20"/>
+              </w:rPr>
+              <w:t>per_subject/sub-XXX_ai.csv</w:t>
+            </w:r>
+          </w:p>
+        </w:tc>
+        <w:tc>
+          <w:tcPr>
+            <w:tcW w:type="dxa" w:w="4320"/>
+          </w:tcPr>
+          <w:p>
+            <w:r>
+              <w:t>41 L/R pairs × interhemispheric AI (see §12.2)</w:t>
+            </w:r>
+          </w:p>
+        </w:tc>
+      </w:tr>
+      <w:tr>
+        <w:tc>
+          <w:tcPr>
+            <w:tcW w:type="dxa" w:w="4320"/>
+          </w:tcPr>
+          <w:p>
+            <w:r>
+              <w:rPr>
+                <w:rFonts w:ascii="Consolas" w:hAnsi="Consolas"/>
+                <w:sz w:val="20"/>
+              </w:rPr>
+              <w:t>node_strength_cohort.csv</w:t>
+            </w:r>
+          </w:p>
+        </w:tc>
+        <w:tc>
+          <w:tcPr>
+            <w:tcW w:type="dxa" w:w="4320"/>
+          </w:tcPr>
+          <w:p>
+            <w:r>
+              <w:t xml:space="preserve">Cohort stack of all </w:t>
+            </w:r>
+            <w:r>
+              <w:rPr>
+                <w:rFonts w:ascii="Consolas" w:hAnsi="Consolas"/>
+                <w:sz w:val="20"/>
+              </w:rPr>
+              <w:t>_strength.csv</w:t>
+            </w:r>
+            <w:r>
+              <w:t xml:space="preserve"> files</w:t>
+            </w:r>
+          </w:p>
+        </w:tc>
+      </w:tr>
+      <w:tr>
+        <w:tc>
+          <w:tcPr>
+            <w:tcW w:type="dxa" w:w="4320"/>
+          </w:tcPr>
+          <w:p>
+            <w:r>
+              <w:rPr>
+                <w:rFonts w:ascii="Consolas" w:hAnsi="Consolas"/>
+                <w:sz w:val="20"/>
+              </w:rPr>
+              <w:t>asymmetry_index_cohort.csv</w:t>
+            </w:r>
+          </w:p>
+        </w:tc>
+        <w:tc>
+          <w:tcPr>
+            <w:tcW w:type="dxa" w:w="4320"/>
+          </w:tcPr>
+          <w:p>
+            <w:r>
+              <w:t xml:space="preserve">Cohort stack of all </w:t>
+            </w:r>
+            <w:r>
+              <w:rPr>
+                <w:rFonts w:ascii="Consolas" w:hAnsi="Consolas"/>
+                <w:sz w:val="20"/>
+              </w:rPr>
+              <w:t>_ai.csv</w:t>
+            </w:r>
+            <w:r>
+              <w:t xml:space="preserve"> files</w:t>
+            </w:r>
+          </w:p>
+        </w:tc>
+      </w:tr>
+      <w:tr>
+        <w:tc>
+          <w:tcPr>
+            <w:tcW w:type="dxa" w:w="4320"/>
+          </w:tcPr>
+          <w:p>
+            <w:r>
+              <w:rPr>
+                <w:rFonts w:ascii="Consolas" w:hAnsi="Consolas"/>
+                <w:sz w:val="20"/>
+              </w:rPr>
+              <w:t>cohort_summary.csv</w:t>
+            </w:r>
+          </w:p>
+        </w:tc>
+        <w:tc>
+          <w:tcPr>
+            <w:tcW w:type="dxa" w:w="4320"/>
+          </w:tcPr>
+          <w:p>
+            <w:r>
+              <w:t xml:space="preserve">Per-ROI mean/SD of </w:t>
+            </w:r>
+            <w:r>
+              <w:rPr>
+                <w:rFonts w:ascii="Consolas" w:hAnsi="Consolas"/>
+                <w:sz w:val="20"/>
+              </w:rPr>
+              <w:t>side_ai</w:t>
+            </w:r>
+            <w:r>
+              <w:t xml:space="preserve"> and </w:t>
+            </w:r>
+            <w:r>
+              <w:rPr>
+                <w:rFonts w:ascii="Consolas" w:hAnsi="Consolas"/>
+                <w:sz w:val="20"/>
+              </w:rPr>
+              <w:t>log_ai</w:t>
+            </w:r>
+          </w:p>
+        </w:tc>
+      </w:tr>
+      <w:tr>
+        <w:tc>
+          <w:tcPr>
+            <w:tcW w:type="dxa" w:w="4320"/>
+          </w:tcPr>
+          <w:p>
+            <w:r>
+              <w:rPr>
+                <w:rFonts w:ascii="Consolas" w:hAnsi="Consolas"/>
+                <w:sz w:val="20"/>
+              </w:rPr>
+              <w:t>manifest.json</w:t>
+            </w:r>
+          </w:p>
+        </w:tc>
+        <w:tc>
+          <w:tcPr>
+            <w:tcW w:type="dxa" w:w="4320"/>
+          </w:tcPr>
+          <w:p>
+            <w:r>
+              <w:t>Run metadata, atlas info, warnings</w:t>
+            </w:r>
+          </w:p>
+        </w:tc>
+      </w:tr>
+      <w:tr>
+        <w:tc>
+          <w:tcPr>
+            <w:tcW w:type="dxa" w:w="4320"/>
+          </w:tcPr>
+          <w:p>
+            <w:r>
+              <w:rPr>
+                <w:rFonts w:ascii="Consolas" w:hAnsi="Consolas"/>
+                <w:sz w:val="20"/>
+              </w:rPr>
+              <w:t>README.md</w:t>
+            </w:r>
+          </w:p>
+        </w:tc>
+        <w:tc>
+          <w:tcPr>
+            <w:tcW w:type="dxa" w:w="4320"/>
+          </w:tcPr>
+          <w:p>
+            <w:r>
+              <w:t>Auto-generated summary (regenerated each run)</w:t>
+            </w:r>
+          </w:p>
+        </w:tc>
+      </w:tr>
+      <w:tr>
+        <w:tc>
+          <w:tcPr>
+            <w:tcW w:type="dxa" w:w="4320"/>
+          </w:tcPr>
+          <w:p>
+            <w:r>
+              <w:rPr>
+                <w:rFonts w:ascii="Consolas" w:hAnsi="Consolas"/>
+                <w:sz w:val="20"/>
+              </w:rPr>
+              <w:t>nodestrength.docx</w:t>
+            </w:r>
+          </w:p>
+        </w:tc>
+        <w:tc>
+          <w:tcPr>
+            <w:tcW w:type="dxa" w:w="4320"/>
+          </w:tcPr>
+          <w:p>
+            <w:r>
+              <w:t>Full pipeline documentation (copy for end users; see §11.2)</w:t>
+            </w:r>
+          </w:p>
+        </w:tc>
+      </w:tr>
+    </w:tbl>
+    <w:p/>
+    <w:p>
+      <w:pPr>
         <w:pStyle w:val="Heading2"/>
       </w:pPr>
       <w:r>
@@ -2512,7 +2969,7 @@
         <w:br/>
         <w:t xml:space="preserve">    --root /path/to/dk_connectomes \</w:t>
         <w:br/>
-        <w:t xml:space="preserve">    --out  /path/to/AI_results</w:t>
+        <w:t xml:space="preserve">    --out  /path/to/node_strength_results</w:t>
       </w:r>
     </w:p>
     <w:p>
@@ -2524,7 +2981,7 @@
           <w:rFonts w:ascii="Consolas" w:hAnsi="Consolas"/>
           <w:sz w:val="20"/>
         </w:rPr>
-        <w:t>AI_results/</w:t>
+        <w:t>node_strength_results/</w:t>
       </w:r>
       <w:r>
         <w:t>:</w:t>
@@ -2539,9 +2996,11 @@
           <w:rFonts w:ascii="Consolas" w:hAnsi="Consolas"/>
           <w:sz w:val="18"/>
         </w:rPr>
-        <w:t>AI_results/</w:t>
+        <w:t>node_strength_results/</w:t>
         <w:br/>
         <w:t>├── README.md</w:t>
+        <w:br/>
+        <w:t>├── nodestrength.docx              full pipeline documentation</w:t>
         <w:br/>
         <w:t>├── manifest.json</w:t>
         <w:br/>
@@ -2820,10 +3279,17 @@
         <w:rPr>
           <w:i/>
         </w:rPr>
-        <w:t>Thalamocortical structural connectivity in children with focal epilepsy: A diffusion MRI, case–control study.</w:t>
-      </w:r>
-      <w:r>
-        <w:t xml:space="preserve"> Epilepsia 67(4):1901–1915 (2026). DOI: 10.1002/epi.70099.</w:t>
+        <w:t>Epilepsia</w:t>
+      </w:r>
+      <w:r>
+        <w:t xml:space="preserve"> 2026 — summary in </w:t>
+      </w:r>
+      <w:r>
+        <w:rPr>
+          <w:color w:val="1F6FEB"/>
+          <w:u w:val="single"/>
+        </w:rPr>
+        <w:t>`paper.md`</w:t>
       </w:r>
     </w:p>
     <w:p>
@@ -2837,10 +3303,17 @@
         <w:rPr>
           <w:i/>
         </w:rPr>
-        <w:t>Complex network measures of brain connectivity.</w:t>
-      </w:r>
-      <w:r>
-        <w:t xml:space="preserve"> NeuroImage 52(3):1059–1069 (2010). BCT source: https://sites.google.com/site/bctnet.</w:t>
+        <w:t>NeuroImage</w:t>
+      </w:r>
+      <w:r>
+        <w:t xml:space="preserve"> 2010 — BCT details in </w:t>
+      </w:r>
+      <w:r>
+        <w:rPr>
+          <w:color w:val="1F6FEB"/>
+          <w:u w:val="single"/>
+        </w:rPr>
+        <w:t>`BCT.md`</w:t>
       </w:r>
     </w:p>
     <w:p>
@@ -2892,6 +3365,5864 @@
       </w:r>
       <w:r>
         <w:t xml:space="preserve"> NeuroImage 202:116137 (2019).</w:t>
+      </w:r>
+    </w:p>
+    <w:p>
+      <w:pPr>
+        <w:pStyle w:val="Heading2"/>
+      </w:pPr>
+      <w:r>
+        <w:t>11. Gugger Lab deployment notes (Jul 2026)</w:t>
+      </w:r>
+    </w:p>
+    <w:p>
+      <w:r>
+        <w:t xml:space="preserve">This section records operational decisions, result layouts, and FAQs from the initial </w:t>
+      </w:r>
+      <w:r>
+        <w:rPr>
+          <w:b/>
+        </w:rPr>
+        <w:t>dwi_test2</w:t>
+      </w:r>
+      <w:r>
+        <w:t xml:space="preserve"> cohort rollout at URMC Gugger Lab. It complements the package-level documentation above with site-specific paths and runbook notes.</w:t>
+      </w:r>
+    </w:p>
+    <w:p>
+      <w:pPr>
+        <w:pStyle w:val="Heading3"/>
+      </w:pPr>
+      <w:r>
+        <w:t>11.1 End-to-end pipeline (dwi_test2)</w:t>
+      </w:r>
+    </w:p>
+    <w:p>
+      <w:r>
+        <w:t xml:space="preserve">The Gugger Lab DK workflow has four imaging stages upstream of </w:t>
+      </w:r>
+      <w:r>
+        <w:rPr>
+          <w:rFonts w:ascii="Consolas" w:hAnsi="Consolas"/>
+          <w:sz w:val="20"/>
+        </w:rPr>
+        <w:t>nodestrength</w:t>
+      </w:r>
+      <w:r>
+        <w:t>:</w:t>
+      </w:r>
+    </w:p>
+    <w:p>
+      <w:pPr>
+        <w:pStyle w:val="ListNumber"/>
+      </w:pPr>
+      <w:r>
+        <w:rPr>
+          <w:b/>
+        </w:rPr>
+        <w:t>QSIPrep</w:t>
+      </w:r>
+      <w:r>
+        <w:t xml:space="preserve"> — preprocess DWI, register to T1w, define tractography space.</w:t>
+      </w:r>
+    </w:p>
+    <w:p>
+      <w:pPr>
+        <w:pStyle w:val="ListNumber"/>
+      </w:pPr>
+      <w:r>
+        <w:rPr>
+          <w:b/>
+        </w:rPr>
+        <w:t>FreeSurfer / FastSurfer</w:t>
+      </w:r>
+      <w:r>
+        <w:t xml:space="preserve"> — </w:t>
+      </w:r>
+      <w:r>
+        <w:rPr>
+          <w:rFonts w:ascii="Consolas" w:hAnsi="Consolas"/>
+          <w:sz w:val="20"/>
+        </w:rPr>
+        <w:t>recon-all</w:t>
+      </w:r>
+      <w:r>
+        <w:t xml:space="preserve"> on raw BIDS T1w → </w:t>
+      </w:r>
+      <w:r>
+        <w:rPr>
+          <w:rFonts w:ascii="Consolas" w:hAnsi="Consolas"/>
+          <w:sz w:val="20"/>
+        </w:rPr>
+        <w:t>aparc+aseg.mgz</w:t>
+      </w:r>
+      <w:r>
+        <w:t>.</w:t>
+      </w:r>
+    </w:p>
+    <w:p>
+      <w:pPr>
+        <w:pStyle w:val="ListNumber"/>
+      </w:pPr>
+      <w:r>
+        <w:rPr>
+          <w:b/>
+        </w:rPr>
+        <w:t>QSIRecon</w:t>
+      </w:r>
+      <w:r>
+        <w:t xml:space="preserve"> — SS3T CSD, HSVS/5TT, ACT tractography, SIFT2 weighting.</w:t>
+      </w:r>
+    </w:p>
+    <w:p>
+      <w:pPr>
+        <w:pStyle w:val="ListNumber"/>
+      </w:pPr>
+      <w:r>
+        <w:rPr>
+          <w:b/>
+        </w:rPr>
+        <w:t>Post-hoc DK connectome</w:t>
+      </w:r>
+      <w:r>
+        <w:t xml:space="preserve"> — warp FreeSurfer labels into QSIPrep </w:t>
+      </w:r>
+      <w:r>
+        <w:rPr>
+          <w:rFonts w:ascii="Consolas" w:hAnsi="Consolas"/>
+          <w:sz w:val="20"/>
+        </w:rPr>
+        <w:t>dwiref</w:t>
+      </w:r>
+    </w:p>
+    <w:p>
+      <w:r>
+        <w:t xml:space="preserve">space, </w:t>
+      </w:r>
+      <w:r>
+        <w:rPr>
+          <w:rFonts w:ascii="Consolas" w:hAnsi="Consolas"/>
+          <w:sz w:val="20"/>
+        </w:rPr>
+        <w:t>labelconvert</w:t>
+      </w:r>
+      <w:r>
+        <w:t xml:space="preserve"> to MRtrix3 </w:t>
+      </w:r>
+      <w:r>
+        <w:rPr>
+          <w:rFonts w:ascii="Consolas" w:hAnsi="Consolas"/>
+          <w:sz w:val="20"/>
+        </w:rPr>
+        <w:t>fs_default</w:t>
+      </w:r>
+      <w:r>
+        <w:t xml:space="preserve"> (84 nodes), </w:t>
+      </w:r>
+      <w:r>
+        <w:rPr>
+          <w:rFonts w:ascii="Consolas" w:hAnsi="Consolas"/>
+          <w:sz w:val="20"/>
+        </w:rPr>
+        <w:t>tck2connectome -symmetric -zero_diagonal</w:t>
+      </w:r>
+      <w:r>
+        <w:t>.</w:t>
+      </w:r>
+    </w:p>
+    <w:p>
+      <w:r>
+        <w:t>Then the analysis layer (</w:t>
+      </w:r>
+      <w:r>
+        <w:rPr>
+          <w:rFonts w:ascii="Consolas" w:hAnsi="Consolas"/>
+          <w:sz w:val="20"/>
+        </w:rPr>
+        <w:t>scripts/run_dk_ai_cohort.py</w:t>
+      </w:r>
+      <w:r>
+        <w:t>):</w:t>
+      </w:r>
+    </w:p>
+    <w:p>
+      <w:pPr>
+        <w:pStyle w:val="ListNumber"/>
+      </w:pPr>
+      <w:r>
+        <w:rPr>
+          <w:b/>
+        </w:rPr>
+        <w:t>Node strength</w:t>
+      </w:r>
+      <w:r>
+        <w:t xml:space="preserve"> — BCT </w:t>
+      </w:r>
+      <w:r>
+        <w:rPr>
+          <w:rFonts w:ascii="Consolas" w:hAnsi="Consolas"/>
+          <w:sz w:val="20"/>
+        </w:rPr>
+        <w:t>strengths_und</w:t>
+      </w:r>
+      <w:r>
+        <w:t xml:space="preserve">: </w:t>
+      </w:r>
+      <w:r>
+        <w:rPr>
+          <w:rFonts w:ascii="Consolas" w:hAnsi="Consolas"/>
+          <w:sz w:val="20"/>
+        </w:rPr>
+        <w:t>s_i = Σ_{j≠i} W_ij</w:t>
+      </w:r>
+      <w:r>
+        <w:t xml:space="preserve"> for each of</w:t>
+      </w:r>
+    </w:p>
+    <w:p>
+      <w:r>
+        <w:t>84 DK nodes.</w:t>
+      </w:r>
+    </w:p>
+    <w:p>
+      <w:pPr>
+        <w:pStyle w:val="ListNumber"/>
+      </w:pPr>
+      <w:r>
+        <w:rPr>
+          <w:b/>
+        </w:rPr>
+        <w:t>Interhemispheric asymmetry index</w:t>
+      </w:r>
+      <w:r>
+        <w:t xml:space="preserve"> — for each of 41 matched L/R pairs:</w:t>
+      </w:r>
+    </w:p>
+    <w:p>
+      <w:r>
+        <w:rPr>
+          <w:rFonts w:ascii="Consolas" w:hAnsi="Consolas"/>
+          <w:sz w:val="20"/>
+        </w:rPr>
+        <w:t>side_ai = (L − R) / (L + R)</w:t>
+      </w:r>
+      <w:r>
+        <w:t xml:space="preserve"> and </w:t>
+      </w:r>
+      <w:r>
+        <w:rPr>
+          <w:rFonts w:ascii="Consolas" w:hAnsi="Consolas"/>
+          <w:sz w:val="20"/>
+        </w:rPr>
+        <w:t>log_ai = ln(L / R)</w:t>
+      </w:r>
+      <w:r>
+        <w:t>.</w:t>
+      </w:r>
+    </w:p>
+    <w:p>
+      <w:r>
+        <w:t xml:space="preserve">Full imaging documentation: </w:t>
+      </w:r>
+      <w:r>
+        <w:rPr>
+          <w:rFonts w:ascii="Consolas" w:hAnsi="Consolas"/>
+          <w:sz w:val="20"/>
+        </w:rPr>
+        <w:t>DWI_Connectivity_Pipeline_Documentation.md</w:t>
+      </w:r>
+      <w:r>
+        <w:t xml:space="preserve"> on the dwi_test2 share.</w:t>
+      </w:r>
+    </w:p>
+    <w:p>
+      <w:pPr>
+        <w:pStyle w:val="Heading3"/>
+      </w:pPr>
+      <w:r>
+        <w:t>11.2 Result locations</w:t>
+      </w:r>
+    </w:p>
+    <w:tbl>
+      <w:tblPr>
+        <w:tblStyle w:val="LightGrid-Accent1"/>
+        <w:tblW w:type="auto" w:w="0"/>
+        <w:tblLook w:firstColumn="1" w:firstRow="1" w:lastColumn="0" w:lastRow="0" w:noHBand="0" w:noVBand="1" w:val="04A0"/>
+      </w:tblPr>
+      <w:tblGrid>
+        <w:gridCol w:w="4320"/>
+        <w:gridCol w:w="4320"/>
+      </w:tblGrid>
+      <w:tr>
+        <w:tc>
+          <w:tcPr>
+            <w:tcW w:type="dxa" w:w="4320"/>
+            <w:vAlign w:val="center"/>
+          </w:tcPr>
+          <w:p>
+            <w:r>
+              <w:rPr>
+                <w:b/>
+              </w:rPr>
+              <w:t>Location</w:t>
+            </w:r>
+          </w:p>
+        </w:tc>
+        <w:tc>
+          <w:tcPr>
+            <w:tcW w:type="dxa" w:w="4320"/>
+            <w:vAlign w:val="center"/>
+          </w:tcPr>
+          <w:p>
+            <w:r>
+              <w:rPr>
+                <w:b/>
+              </w:rPr>
+              <w:t>Role</w:t>
+            </w:r>
+          </w:p>
+        </w:tc>
+      </w:tr>
+      <w:tr>
+        <w:tc>
+          <w:tcPr>
+            <w:tcW w:type="dxa" w:w="4320"/>
+          </w:tcPr>
+          <w:p>
+            <w:r>
+              <w:rPr>
+                <w:rFonts w:ascii="Consolas" w:hAnsi="Consolas"/>
+                <w:sz w:val="20"/>
+              </w:rPr>
+              <w:t>/mnt/nfs/Gugger_Lab/NIR/dwi_test2/dk_connectomes/sub-XXX/</w:t>
+            </w:r>
+          </w:p>
+        </w:tc>
+        <w:tc>
+          <w:tcPr>
+            <w:tcW w:type="dxa" w:w="4320"/>
+          </w:tcPr>
+          <w:p>
+            <w:r>
+              <w:t>Per-subject connectome inputs</w:t>
+            </w:r>
+          </w:p>
+        </w:tc>
+      </w:tr>
+      <w:tr>
+        <w:tc>
+          <w:tcPr>
+            <w:tcW w:type="dxa" w:w="4320"/>
+          </w:tcPr>
+          <w:p>
+            <w:r>
+              <w:rPr>
+                <w:rFonts w:ascii="Consolas" w:hAnsi="Consolas"/>
+                <w:sz w:val="20"/>
+              </w:rPr>
+              <w:t>/mnt/nfs/Gugger_Lab/NIR/dwi_test2/node_strength_results/</w:t>
+            </w:r>
+          </w:p>
+        </w:tc>
+        <w:tc>
+          <w:tcPr>
+            <w:tcW w:type="dxa" w:w="4320"/>
+          </w:tcPr>
+          <w:p>
+            <w:r>
+              <w:t>Primary analysis outputs</w:t>
+            </w:r>
+          </w:p>
+        </w:tc>
+      </w:tr>
+      <w:tr>
+        <w:tc>
+          <w:tcPr>
+            <w:tcW w:type="dxa" w:w="4320"/>
+          </w:tcPr>
+          <w:p>
+            <w:r>
+              <w:rPr>
+                <w:rFonts w:ascii="Consolas" w:hAnsi="Consolas"/>
+                <w:sz w:val="20"/>
+              </w:rPr>
+              <w:t>/mnt/nfs/Gugger_Lab/Workflows/DWI-AI/node_strength_results/</w:t>
+            </w:r>
+          </w:p>
+        </w:tc>
+        <w:tc>
+          <w:tcPr>
+            <w:tcW w:type="dxa" w:w="4320"/>
+          </w:tcPr>
+          <w:p>
+            <w:r>
+              <w:t>Workflow mirror (same CSV layout)</w:t>
+            </w:r>
+          </w:p>
+        </w:tc>
+      </w:tr>
+      <w:tr>
+        <w:tc>
+          <w:tcPr>
+            <w:tcW w:type="dxa" w:w="4320"/>
+          </w:tcPr>
+          <w:p>
+            <w:r>
+              <w:rPr>
+                <w:rFonts w:ascii="Consolas" w:hAnsi="Consolas"/>
+                <w:sz w:val="20"/>
+              </w:rPr>
+              <w:t>/mnt/nfs/Gugger_Lab/Workflows/DWI-AI/documentation/</w:t>
+            </w:r>
+          </w:p>
+        </w:tc>
+        <w:tc>
+          <w:tcPr>
+            <w:tcW w:type="dxa" w:w="4320"/>
+          </w:tcPr>
+          <w:p>
+            <w:r>
+              <w:t>Copied README, nodestrength docs, runner script</w:t>
+            </w:r>
+          </w:p>
+        </w:tc>
+      </w:tr>
+    </w:tbl>
+    <w:p/>
+    <w:p>
+      <w:r>
+        <w:t>SMB equivalents:</w:t>
+      </w:r>
+    </w:p>
+    <w:p>
+      <w:pPr>
+        <w:pStyle w:val="ListBullet"/>
+      </w:pPr>
+      <w:r>
+        <w:rPr>
+          <w:rFonts w:ascii="Consolas" w:hAnsi="Consolas"/>
+          <w:sz w:val="20"/>
+        </w:rPr>
+        <w:t>smb://smdnas/gugger_lab/NIR/dwi_test2/node_strength_results</w:t>
+      </w:r>
+    </w:p>
+    <w:p>
+      <w:pPr>
+        <w:pStyle w:val="ListBullet"/>
+      </w:pPr>
+      <w:r>
+        <w:rPr>
+          <w:rFonts w:ascii="Consolas" w:hAnsi="Consolas"/>
+          <w:sz w:val="20"/>
+        </w:rPr>
+        <w:t>smb://smdnas/gugger_lab/Workflows/DWI-AI/node_strength_results</w:t>
+      </w:r>
+    </w:p>
+    <w:p>
+      <w:r>
+        <w:rPr>
+          <w:b/>
+        </w:rPr>
+        <w:t>Naming change (Jul 21, 2026):</w:t>
+      </w:r>
+      <w:r>
+        <w:t xml:space="preserve"> the output folder was renamed from </w:t>
+      </w:r>
+      <w:r>
+        <w:rPr>
+          <w:rFonts w:ascii="Consolas" w:hAnsi="Consolas"/>
+          <w:sz w:val="20"/>
+        </w:rPr>
+        <w:t>AI_results</w:t>
+      </w:r>
+      <w:r>
+        <w:t xml:space="preserve"> to </w:t>
+      </w:r>
+      <w:r>
+        <w:rPr>
+          <w:b/>
+        </w:rPr>
+        <w:t>`node_strength_results`</w:t>
+      </w:r>
+      <w:r>
+        <w:t xml:space="preserve"> to distinguish connectivity-strength outputs from other lab AI pipelines (e.g. ASL-AI, PET-AI).</w:t>
+      </w:r>
+    </w:p>
+    <w:p>
+      <w:r>
+        <w:rPr>
+          <w:b/>
+        </w:rPr>
+        <w:t>User documentation:</w:t>
+      </w:r>
+      <w:r>
+        <w:t xml:space="preserve"> </w:t>
+      </w:r>
+      <w:r>
+        <w:rPr>
+          <w:rFonts w:ascii="Consolas" w:hAnsi="Consolas"/>
+          <w:sz w:val="20"/>
+        </w:rPr>
+        <w:t>nodestrength.docx</w:t>
+      </w:r>
+      <w:r>
+        <w:t xml:space="preserve"> is copied into each </w:t>
+      </w:r>
+      <w:r>
+        <w:rPr>
+          <w:rFonts w:ascii="Consolas" w:hAnsi="Consolas"/>
+          <w:sz w:val="20"/>
+        </w:rPr>
+        <w:t>node_strength_results/</w:t>
+      </w:r>
+      <w:r>
+        <w:t xml:space="preserve"> folder so analysts can open the full pipeline guide next to the CSV outputs (SMB: </w:t>
+      </w:r>
+      <w:r>
+        <w:rPr>
+          <w:rFonts w:ascii="Consolas" w:hAnsi="Consolas"/>
+          <w:sz w:val="20"/>
+        </w:rPr>
+        <w:t>smb://smdnas/gugger_lab/NIR/dwi_test2/node_strength_results/nodestrength.docx</w:t>
+      </w:r>
+      <w:r>
+        <w:t xml:space="preserve">). Regenerate from the repo with </w:t>
+      </w:r>
+      <w:r>
+        <w:rPr>
+          <w:rFonts w:ascii="Consolas" w:hAnsi="Consolas"/>
+          <w:sz w:val="20"/>
+        </w:rPr>
+        <w:t>python scripts/md_to_docx.py --in nodestrength.md --out nodestrength.docx</w:t>
+      </w:r>
+      <w:r>
+        <w:t xml:space="preserve"> after editing the markdown.</w:t>
+      </w:r>
+    </w:p>
+    <w:p>
+      <w:pPr>
+        <w:pStyle w:val="Heading3"/>
+      </w:pPr>
+      <w:r>
+        <w:t>11.3 Current cohort status (Jul 21, 2026)</w:t>
+      </w:r>
+    </w:p>
+    <w:tbl>
+      <w:tblPr>
+        <w:tblStyle w:val="LightGrid-Accent1"/>
+        <w:tblW w:type="auto" w:w="0"/>
+        <w:tblLook w:firstColumn="1" w:firstRow="1" w:lastColumn="0" w:lastRow="0" w:noHBand="0" w:noVBand="1" w:val="04A0"/>
+      </w:tblPr>
+      <w:tblGrid>
+        <w:gridCol w:w="4320"/>
+        <w:gridCol w:w="4320"/>
+      </w:tblGrid>
+      <w:tr>
+        <w:tc>
+          <w:tcPr>
+            <w:tcW w:type="dxa" w:w="4320"/>
+            <w:vAlign w:val="center"/>
+          </w:tcPr>
+          <w:p>
+            <w:r>
+              <w:rPr>
+                <w:b/>
+              </w:rPr>
+              <w:t>Item</w:t>
+            </w:r>
+          </w:p>
+        </w:tc>
+        <w:tc>
+          <w:tcPr>
+            <w:tcW w:type="dxa" w:w="4320"/>
+            <w:vAlign w:val="center"/>
+          </w:tcPr>
+          <w:p>
+            <w:r>
+              <w:rPr>
+                <w:b/>
+              </w:rPr>
+              <w:t>Status</w:t>
+            </w:r>
+          </w:p>
+        </w:tc>
+      </w:tr>
+      <w:tr>
+        <w:tc>
+          <w:tcPr>
+            <w:tcW w:type="dxa" w:w="4320"/>
+          </w:tcPr>
+          <w:p>
+            <w:r>
+              <w:t>Subjects with DK connectomes</w:t>
+            </w:r>
+          </w:p>
+        </w:tc>
+        <w:tc>
+          <w:tcPr>
+            <w:tcW w:type="dxa" w:w="4320"/>
+          </w:tcPr>
+          <w:p>
+            <w:r>
+              <w:t xml:space="preserve">5: </w:t>
+            </w:r>
+            <w:r>
+              <w:rPr>
+                <w:rFonts w:ascii="Consolas" w:hAnsi="Consolas"/>
+                <w:sz w:val="20"/>
+              </w:rPr>
+              <w:t>sub-001</w:t>
+            </w:r>
+            <w:r>
+              <w:t xml:space="preserve">, </w:t>
+            </w:r>
+            <w:r>
+              <w:rPr>
+                <w:rFonts w:ascii="Consolas" w:hAnsi="Consolas"/>
+                <w:sz w:val="20"/>
+              </w:rPr>
+              <w:t>sub-006</w:t>
+            </w:r>
+            <w:r>
+              <w:t xml:space="preserve">, </w:t>
+            </w:r>
+            <w:r>
+              <w:rPr>
+                <w:rFonts w:ascii="Consolas" w:hAnsi="Consolas"/>
+                <w:sz w:val="20"/>
+              </w:rPr>
+              <w:t>sub-007</w:t>
+            </w:r>
+            <w:r>
+              <w:t xml:space="preserve">, </w:t>
+            </w:r>
+            <w:r>
+              <w:rPr>
+                <w:rFonts w:ascii="Consolas" w:hAnsi="Consolas"/>
+                <w:sz w:val="20"/>
+              </w:rPr>
+              <w:t>sub-TBI011011</w:t>
+            </w:r>
+            <w:r>
+              <w:t xml:space="preserve">, </w:t>
+            </w:r>
+            <w:r>
+              <w:rPr>
+                <w:rFonts w:ascii="Consolas" w:hAnsi="Consolas"/>
+                <w:sz w:val="20"/>
+              </w:rPr>
+              <w:t>sub-TBI011204</w:t>
+            </w:r>
+          </w:p>
+        </w:tc>
+      </w:tr>
+      <w:tr>
+        <w:tc>
+          <w:tcPr>
+            <w:tcW w:type="dxa" w:w="4320"/>
+          </w:tcPr>
+          <w:p>
+            <w:r>
+              <w:t>Node strength + interhemispheric AI</w:t>
+            </w:r>
+          </w:p>
+        </w:tc>
+        <w:tc>
+          <w:tcPr>
+            <w:tcW w:type="dxa" w:w="4320"/>
+          </w:tcPr>
+          <w:p>
+            <w:r>
+              <w:t xml:space="preserve">Done — see </w:t>
+            </w:r>
+            <w:r>
+              <w:rPr>
+                <w:rFonts w:ascii="Consolas" w:hAnsi="Consolas"/>
+                <w:sz w:val="20"/>
+              </w:rPr>
+              <w:t>node_strength_results/</w:t>
+            </w:r>
+          </w:p>
+        </w:tc>
+      </w:tr>
+      <w:tr>
+        <w:tc>
+          <w:tcPr>
+            <w:tcW w:type="dxa" w:w="4320"/>
+          </w:tcPr>
+          <w:p>
+            <w:r>
+              <w:t>Normative z-scoring</w:t>
+            </w:r>
+          </w:p>
+        </w:tc>
+        <w:tc>
+          <w:tcPr>
+            <w:tcW w:type="dxa" w:w="4320"/>
+          </w:tcPr>
+          <w:p>
+            <w:r>
+              <w:t>Not run (needs control cohort + covariates)</w:t>
+            </w:r>
+          </w:p>
+        </w:tc>
+      </w:tr>
+      <w:tr>
+        <w:tc>
+          <w:tcPr>
+            <w:tcW w:type="dxa" w:w="4320"/>
+          </w:tcPr>
+          <w:p>
+            <w:r>
+              <w:t>SOZ-aligned AI (</w:t>
+            </w:r>
+            <w:r>
+              <w:rPr>
+                <w:rFonts w:ascii="Consolas" w:hAnsi="Consolas"/>
+                <w:sz w:val="20"/>
+              </w:rPr>
+              <w:t>soz_ai</w:t>
+            </w:r>
+            <w:r>
+              <w:t>)</w:t>
+            </w:r>
+          </w:p>
+        </w:tc>
+        <w:tc>
+          <w:tcPr>
+            <w:tcW w:type="dxa" w:w="4320"/>
+          </w:tcPr>
+          <w:p>
+            <w:r>
+              <w:t>Not run (no SOZ side supplied)</w:t>
+            </w:r>
+          </w:p>
+        </w:tc>
+      </w:tr>
+      <w:tr>
+        <w:tc>
+          <w:tcPr>
+            <w:tcW w:type="dxa" w:w="4320"/>
+          </w:tcPr>
+          <w:p>
+            <w:r>
+              <w:t>Group GLMs (Pillai)</w:t>
+            </w:r>
+          </w:p>
+        </w:tc>
+        <w:tc>
+          <w:tcPr>
+            <w:tcW w:type="dxa" w:w="4320"/>
+          </w:tcPr>
+          <w:p>
+            <w:r>
+              <w:t xml:space="preserve">Not run on real data (demo only in </w:t>
+            </w:r>
+            <w:r>
+              <w:rPr>
+                <w:rFonts w:ascii="Consolas" w:hAnsi="Consolas"/>
+                <w:sz w:val="20"/>
+              </w:rPr>
+              <w:t>scripts/outputs/</w:t>
+            </w:r>
+            <w:r>
+              <w:t>)</w:t>
+            </w:r>
+          </w:p>
+        </w:tc>
+      </w:tr>
+      <w:tr>
+        <w:tc>
+          <w:tcPr>
+            <w:tcW w:type="dxa" w:w="4320"/>
+          </w:tcPr>
+          <w:p>
+            <w:r>
+              <w:t>Thalamic nucleus AI (THOMAS)</w:t>
+            </w:r>
+          </w:p>
+        </w:tc>
+        <w:tc>
+          <w:tcPr>
+            <w:tcW w:type="dxa" w:w="4320"/>
+          </w:tcPr>
+          <w:p>
+            <w:r>
+              <w:t>Not run — DK gives whole-thalamus L/R only</w:t>
+            </w:r>
+          </w:p>
+        </w:tc>
+      </w:tr>
+      <w:tr>
+        <w:tc>
+          <w:tcPr>
+            <w:tcW w:type="dxa" w:w="4320"/>
+          </w:tcPr>
+          <w:p>
+            <w:r>
+              <w:t>Volumetric AI</w:t>
+            </w:r>
+          </w:p>
+        </w:tc>
+        <w:tc>
+          <w:tcPr>
+            <w:tcW w:type="dxa" w:w="4320"/>
+          </w:tcPr>
+          <w:p>
+            <w:r>
+              <w:t>Planned optional step — not implemented yet (see §11.7)</w:t>
+            </w:r>
+          </w:p>
+        </w:tc>
+      </w:tr>
+    </w:tbl>
+    <w:p/>
+    <w:p>
+      <w:r>
+        <w:t>Run the cohort analysis:</w:t>
+      </w:r>
+    </w:p>
+    <w:p>
+      <w:pPr>
+        <w:ind w:left="360"/>
+      </w:pPr>
+      <w:r>
+        <w:rPr>
+          <w:rFonts w:ascii="Consolas" w:hAnsi="Consolas"/>
+          <w:sz w:val="18"/>
+        </w:rPr>
+        <w:t>python scripts/run_dk_ai_cohort.py \</w:t>
+        <w:br/>
+        <w:t xml:space="preserve">    --root /mnt/nfs/Gugger_Lab/NIR/dwi_test2/dk_connectomes \</w:t>
+        <w:br/>
+        <w:t xml:space="preserve">    --out  /mnt/nfs/Gugger_Lab/NIR/dwi_test2/node_strength_results</w:t>
+      </w:r>
+    </w:p>
+    <w:p>
+      <w:r>
+        <w:t>Restrict to one subject after a connectome rebuild:</w:t>
+      </w:r>
+    </w:p>
+    <w:p>
+      <w:pPr>
+        <w:ind w:left="360"/>
+      </w:pPr>
+      <w:r>
+        <w:rPr>
+          <w:rFonts w:ascii="Consolas" w:hAnsi="Consolas"/>
+          <w:sz w:val="18"/>
+        </w:rPr>
+        <w:t>python scripts/run_dk_ai_cohort.py \</w:t>
+        <w:br/>
+        <w:t xml:space="preserve">    --root /mnt/nfs/Gugger_Lab/NIR/dwi_test2/dk_connectomes \</w:t>
+        <w:br/>
+        <w:t xml:space="preserve">    --out  /tmp/redo_one_subject \</w:t>
+        <w:br/>
+        <w:t xml:space="preserve">    --include TBI011204</w:t>
+      </w:r>
+    </w:p>
+    <w:p>
+      <w:r>
+        <w:t xml:space="preserve">Then merge the new per-subject CSVs into the cohort tables and refresh </w:t>
+      </w:r>
+      <w:r>
+        <w:rPr>
+          <w:rFonts w:ascii="Consolas" w:hAnsi="Consolas"/>
+          <w:sz w:val="20"/>
+        </w:rPr>
+        <w:t>cohort_summary.csv</w:t>
+      </w:r>
+      <w:r>
+        <w:t xml:space="preserve"> and </w:t>
+      </w:r>
+      <w:r>
+        <w:rPr>
+          <w:rFonts w:ascii="Consolas" w:hAnsi="Consolas"/>
+          <w:sz w:val="20"/>
+        </w:rPr>
+        <w:t>manifest.json</w:t>
+      </w:r>
+      <w:r>
+        <w:t>.</w:t>
+      </w:r>
+    </w:p>
+    <w:p>
+      <w:pPr>
+        <w:pStyle w:val="Heading3"/>
+      </w:pPr>
+      <w:r>
+        <w:t>11.4 Output files — quick reference</w:t>
+      </w:r>
+    </w:p>
+    <w:p>
+      <w:r>
+        <w:t xml:space="preserve">Each subject gets two tables under </w:t>
+      </w:r>
+      <w:r>
+        <w:rPr>
+          <w:rFonts w:ascii="Consolas" w:hAnsi="Consolas"/>
+          <w:sz w:val="20"/>
+        </w:rPr>
+        <w:t>per_subject/</w:t>
+      </w:r>
+      <w:r>
+        <w:t xml:space="preserve">. </w:t>
+      </w:r>
+      <w:r>
+        <w:rPr>
+          <w:b/>
+        </w:rPr>
+        <w:t>Full methodology, sources, column definitions, interpretation, and limitations are in §12.</w:t>
+      </w:r>
+    </w:p>
+    <w:tbl>
+      <w:tblPr>
+        <w:tblStyle w:val="LightGrid-Accent1"/>
+        <w:tblW w:type="auto" w:w="0"/>
+        <w:tblLook w:firstColumn="1" w:firstRow="1" w:lastColumn="0" w:lastRow="0" w:noHBand="0" w:noVBand="1" w:val="04A0"/>
+      </w:tblPr>
+      <w:tblGrid>
+        <w:gridCol w:w="2880"/>
+        <w:gridCol w:w="2880"/>
+        <w:gridCol w:w="2880"/>
+      </w:tblGrid>
+      <w:tr>
+        <w:tc>
+          <w:tcPr>
+            <w:tcW w:type="dxa" w:w="2880"/>
+            <w:vAlign w:val="center"/>
+          </w:tcPr>
+          <w:p>
+            <w:r>
+              <w:rPr>
+                <w:b/>
+              </w:rPr>
+              <w:t>File</w:t>
+            </w:r>
+          </w:p>
+        </w:tc>
+        <w:tc>
+          <w:tcPr>
+            <w:tcW w:type="dxa" w:w="2880"/>
+            <w:vAlign w:val="center"/>
+          </w:tcPr>
+          <w:p>
+            <w:r>
+              <w:rPr>
+                <w:b/>
+              </w:rPr>
+              <w:t>Rows</w:t>
+            </w:r>
+          </w:p>
+        </w:tc>
+        <w:tc>
+          <w:tcPr>
+            <w:tcW w:type="dxa" w:w="2880"/>
+            <w:vAlign w:val="center"/>
+          </w:tcPr>
+          <w:p>
+            <w:r>
+              <w:rPr>
+                <w:b/>
+              </w:rPr>
+              <w:t>Question it answers</w:t>
+            </w:r>
+          </w:p>
+        </w:tc>
+      </w:tr>
+      <w:tr>
+        <w:tc>
+          <w:tcPr>
+            <w:tcW w:type="dxa" w:w="2880"/>
+          </w:tcPr>
+          <w:p>
+            <w:r>
+              <w:rPr>
+                <w:rFonts w:ascii="Consolas" w:hAnsi="Consolas"/>
+                <w:sz w:val="20"/>
+              </w:rPr>
+              <w:t>sub-XXX_strength.csv</w:t>
+            </w:r>
+          </w:p>
+        </w:tc>
+        <w:tc>
+          <w:tcPr>
+            <w:tcW w:type="dxa" w:w="2880"/>
+          </w:tcPr>
+          <w:p>
+            <w:r>
+              <w:t>84</w:t>
+            </w:r>
+          </w:p>
+        </w:tc>
+        <w:tc>
+          <w:tcPr>
+            <w:tcW w:type="dxa" w:w="2880"/>
+          </w:tcPr>
+          <w:p>
+            <w:r>
+              <w:t>How much connectivity does each DK node have?</w:t>
+            </w:r>
+          </w:p>
+        </w:tc>
+      </w:tr>
+      <w:tr>
+        <w:tc>
+          <w:tcPr>
+            <w:tcW w:type="dxa" w:w="2880"/>
+          </w:tcPr>
+          <w:p>
+            <w:r>
+              <w:rPr>
+                <w:rFonts w:ascii="Consolas" w:hAnsi="Consolas"/>
+                <w:sz w:val="20"/>
+              </w:rPr>
+              <w:t>sub-XXX_ai.csv</w:t>
+            </w:r>
+          </w:p>
+        </w:tc>
+        <w:tc>
+          <w:tcPr>
+            <w:tcW w:type="dxa" w:w="2880"/>
+          </w:tcPr>
+          <w:p>
+            <w:r>
+              <w:t>41</w:t>
+            </w:r>
+          </w:p>
+        </w:tc>
+        <w:tc>
+          <w:tcPr>
+            <w:tcW w:type="dxa" w:w="2880"/>
+          </w:tcPr>
+          <w:p>
+            <w:r>
+              <w:t>Is connectivity left–right asymmetric for each ROI pair?</w:t>
+            </w:r>
+          </w:p>
+        </w:tc>
+      </w:tr>
+    </w:tbl>
+    <w:p/>
+    <w:p>
+      <w:r>
+        <w:t xml:space="preserve">Cohort-level mirrors: </w:t>
+      </w:r>
+      <w:r>
+        <w:rPr>
+          <w:rFonts w:ascii="Consolas" w:hAnsi="Consolas"/>
+          <w:sz w:val="20"/>
+        </w:rPr>
+        <w:t>node_strength_cohort.csv</w:t>
+      </w:r>
+      <w:r>
+        <w:t xml:space="preserve">, </w:t>
+      </w:r>
+      <w:r>
+        <w:rPr>
+          <w:rFonts w:ascii="Consolas" w:hAnsi="Consolas"/>
+          <w:sz w:val="20"/>
+        </w:rPr>
+        <w:t>asymmetry_index_cohort.csv</w:t>
+      </w:r>
+      <w:r>
+        <w:t xml:space="preserve">, </w:t>
+      </w:r>
+      <w:r>
+        <w:rPr>
+          <w:rFonts w:ascii="Consolas" w:hAnsi="Consolas"/>
+          <w:sz w:val="20"/>
+        </w:rPr>
+        <w:t>cohort_summary.csv</w:t>
+      </w:r>
+      <w:r>
+        <w:t>.</w:t>
+      </w:r>
+    </w:p>
+    <w:p>
+      <w:pPr>
+        <w:pStyle w:val="Heading3"/>
+      </w:pPr>
+      <w:r>
+        <w:t>11.5 Interhemispheric asymmetry index (summary)</w:t>
+      </w:r>
+    </w:p>
+    <w:p>
+      <w:r>
+        <w:rPr>
+          <w:b/>
+        </w:rPr>
+        <w:t>Interhemispheric asymmetry index</w:t>
+      </w:r>
+      <w:r>
+        <w:t xml:space="preserve"> (also </w:t>
+      </w:r>
+      <w:r>
+        <w:rPr>
+          <w:b/>
+        </w:rPr>
+        <w:t>side AI</w:t>
+      </w:r>
+      <w:r>
+        <w:t xml:space="preserve">, </w:t>
+      </w:r>
+      <w:r>
+        <w:rPr>
+          <w:b/>
+        </w:rPr>
+        <w:t>hemispheric AI</w:t>
+      </w:r>
+      <w:r>
+        <w:t>) compares left and right homologous regions:</w:t>
+      </w:r>
+    </w:p>
+    <w:p>
+      <w:pPr>
+        <w:ind w:left="360"/>
+      </w:pPr>
+      <w:r>
+        <w:rPr>
+          <w:rFonts w:ascii="Consolas" w:hAnsi="Consolas"/>
+          <w:sz w:val="18"/>
+        </w:rPr>
+        <w:t xml:space="preserve">    side_ai = (L − R) / (L + R)     range [−1, +1]</w:t>
+        <w:br/>
+        <w:t xml:space="preserve">    log_ai  = ln(L / R)             unbounded, symmetric around 0</w:t>
+      </w:r>
+    </w:p>
+    <w:p>
+      <w:r>
+        <w:t>Interpretation:</w:t>
+      </w:r>
+    </w:p>
+    <w:tbl>
+      <w:tblPr>
+        <w:tblStyle w:val="LightGrid-Accent1"/>
+        <w:tblW w:type="auto" w:w="0"/>
+        <w:tblLook w:firstColumn="1" w:firstRow="1" w:lastColumn="0" w:lastRow="0" w:noHBand="0" w:noVBand="1" w:val="04A0"/>
+      </w:tblPr>
+      <w:tblGrid>
+        <w:gridCol w:w="4320"/>
+        <w:gridCol w:w="4320"/>
+      </w:tblGrid>
+      <w:tr>
+        <w:tc>
+          <w:tcPr>
+            <w:tcW w:type="dxa" w:w="4320"/>
+            <w:vAlign w:val="center"/>
+          </w:tcPr>
+          <w:p>
+            <w:r>
+              <w:rPr>
+                <w:b/>
+              </w:rPr>
+              <w:t>`side_ai`</w:t>
+            </w:r>
+          </w:p>
+        </w:tc>
+        <w:tc>
+          <w:tcPr>
+            <w:tcW w:type="dxa" w:w="4320"/>
+            <w:vAlign w:val="center"/>
+          </w:tcPr>
+          <w:p>
+            <w:r>
+              <w:rPr>
+                <w:b/>
+              </w:rPr>
+              <w:t>Meaning</w:t>
+            </w:r>
+          </w:p>
+        </w:tc>
+      </w:tr>
+      <w:tr>
+        <w:tc>
+          <w:tcPr>
+            <w:tcW w:type="dxa" w:w="4320"/>
+          </w:tcPr>
+          <w:p>
+            <w:r>
+              <w:rPr>
+                <w:b/>
+              </w:rPr>
+              <w:t>+1</w:t>
+            </w:r>
+          </w:p>
+        </w:tc>
+        <w:tc>
+          <w:tcPr>
+            <w:tcW w:type="dxa" w:w="4320"/>
+          </w:tcPr>
+          <w:p>
+            <w:r>
+              <w:t>All signal on the left</w:t>
+            </w:r>
+          </w:p>
+        </w:tc>
+      </w:tr>
+      <w:tr>
+        <w:tc>
+          <w:tcPr>
+            <w:tcW w:type="dxa" w:w="4320"/>
+          </w:tcPr>
+          <w:p>
+            <w:r>
+              <w:rPr>
+                <w:b/>
+              </w:rPr>
+              <w:t>0</w:t>
+            </w:r>
+          </w:p>
+        </w:tc>
+        <w:tc>
+          <w:tcPr>
+            <w:tcW w:type="dxa" w:w="4320"/>
+          </w:tcPr>
+          <w:p>
+            <w:r>
+              <w:t>Perfect symmetry (L = R)</w:t>
+            </w:r>
+          </w:p>
+        </w:tc>
+      </w:tr>
+      <w:tr>
+        <w:tc>
+          <w:tcPr>
+            <w:tcW w:type="dxa" w:w="4320"/>
+          </w:tcPr>
+          <w:p>
+            <w:r>
+              <w:rPr>
+                <w:b/>
+              </w:rPr>
+              <w:t>−1</w:t>
+            </w:r>
+          </w:p>
+        </w:tc>
+        <w:tc>
+          <w:tcPr>
+            <w:tcW w:type="dxa" w:w="4320"/>
+          </w:tcPr>
+          <w:p>
+            <w:r>
+              <w:t>All signal on the right</w:t>
+            </w:r>
+          </w:p>
+        </w:tc>
+      </w:tr>
+      <w:tr>
+        <w:tc>
+          <w:tcPr>
+            <w:tcW w:type="dxa" w:w="4320"/>
+          </w:tcPr>
+          <w:p>
+            <w:r>
+              <w:rPr>
+                <w:b/>
+              </w:rPr>
+              <w:t>Positive</w:t>
+            </w:r>
+          </w:p>
+        </w:tc>
+        <w:tc>
+          <w:tcPr>
+            <w:tcW w:type="dxa" w:w="4320"/>
+          </w:tcPr>
+          <w:p>
+            <w:r>
+              <w:t>Left &gt; right</w:t>
+            </w:r>
+          </w:p>
+        </w:tc>
+      </w:tr>
+      <w:tr>
+        <w:tc>
+          <w:tcPr>
+            <w:tcW w:type="dxa" w:w="4320"/>
+          </w:tcPr>
+          <w:p>
+            <w:r>
+              <w:rPr>
+                <w:b/>
+              </w:rPr>
+              <w:t>Negative</w:t>
+            </w:r>
+          </w:p>
+        </w:tc>
+        <w:tc>
+          <w:tcPr>
+            <w:tcW w:type="dxa" w:w="4320"/>
+          </w:tcPr>
+          <w:p>
+            <w:r>
+              <w:t>Right &gt; left</w:t>
+            </w:r>
+          </w:p>
+        </w:tc>
+      </w:tr>
+    </w:tbl>
+    <w:p/>
+    <w:p>
+      <w:r>
+        <w:t xml:space="preserve">In </w:t>
+      </w:r>
+      <w:r>
+        <w:rPr>
+          <w:rFonts w:ascii="Consolas" w:hAnsi="Consolas"/>
+          <w:sz w:val="20"/>
+        </w:rPr>
+        <w:t>nodestrength</w:t>
+      </w:r>
+      <w:r>
+        <w:t xml:space="preserve">, this is </w:t>
+      </w:r>
+      <w:r>
+        <w:rPr>
+          <w:rFonts w:ascii="Consolas" w:hAnsi="Consolas"/>
+          <w:sz w:val="20"/>
+        </w:rPr>
+        <w:t>side_ai</w:t>
+      </w:r>
+      <w:r>
+        <w:t xml:space="preserve"> in </w:t>
+      </w:r>
+      <w:r>
+        <w:rPr>
+          <w:rFonts w:ascii="Consolas" w:hAnsi="Consolas"/>
+          <w:sz w:val="20"/>
+        </w:rPr>
+        <w:t>nodestrength/asymmetry.py</w:t>
+      </w:r>
+      <w:r>
+        <w:t xml:space="preserve">. It does </w:t>
+      </w:r>
+      <w:r>
+        <w:rPr>
+          <w:b/>
+        </w:rPr>
+        <w:t>not</w:t>
+      </w:r>
+      <w:r>
+        <w:t xml:space="preserve"> require seizure-onset-zone (SOZ) information.</w:t>
+      </w:r>
+    </w:p>
+    <w:p>
+      <w:r>
+        <w:rPr>
+          <w:b/>
+        </w:rPr>
+        <w:t>Distinct from SOZ-aligned AI:</w:t>
+      </w:r>
+      <w:r>
+        <w:t xml:space="preserve"> </w:t>
+      </w:r>
+      <w:r>
+        <w:rPr>
+          <w:rFonts w:ascii="Consolas" w:hAnsi="Consolas"/>
+          <w:sz w:val="20"/>
+        </w:rPr>
+        <w:t>soz_ai = (ipsi − contra) / (ipsi + contra)</w:t>
+      </w:r>
+      <w:r>
+        <w:t xml:space="preserve"> reframes the comparison relative to the patient's SOZ side. The Piper paper primarily tests laterality as a </w:t>
+      </w:r>
+      <w:r>
+        <w:rPr>
+          <w:b/>
+        </w:rPr>
+        <w:t>mixed-GLM interaction</w:t>
+      </w:r>
+      <w:r>
+        <w:t xml:space="preserve"> rather than a single closed-form index; </w:t>
+      </w:r>
+      <w:r>
+        <w:rPr>
+          <w:rFonts w:ascii="Consolas" w:hAnsi="Consolas"/>
+          <w:sz w:val="20"/>
+        </w:rPr>
+        <w:t>side_ai</w:t>
+      </w:r>
+      <w:r>
+        <w:t xml:space="preserve"> is a complementary scalar for plots and correlations.</w:t>
+      </w:r>
+    </w:p>
+    <w:p>
+      <w:r>
+        <w:t xml:space="preserve">The lab's ASL-AI pipeline uses the </w:t>
+      </w:r>
+      <w:r>
+        <w:rPr>
+          <w:b/>
+        </w:rPr>
+        <w:t>same interhemispheric formula</w:t>
+      </w:r>
+      <w:r>
+        <w:t xml:space="preserve"> on regional CBF instead of node strength.</w:t>
+      </w:r>
+    </w:p>
+    <w:p>
+      <w:pPr>
+        <w:pStyle w:val="Heading3"/>
+      </w:pPr>
+      <w:r>
+        <w:t>11.6 Strength AI vs volumetric AI</w:t>
+      </w:r>
+    </w:p>
+    <w:p>
+      <w:r>
+        <w:t xml:space="preserve">These are </w:t>
+      </w:r>
+      <w:r>
+        <w:rPr>
+          <w:b/>
+        </w:rPr>
+        <w:t>not the same measurement</w:t>
+      </w:r>
+      <w:r>
+        <w:t xml:space="preserve">, but they use the </w:t>
+      </w:r>
+      <w:r>
+        <w:rPr>
+          <w:b/>
+        </w:rPr>
+        <w:t>same interhemispheric formula</w:t>
+      </w:r>
+      <w:r>
+        <w:t xml:space="preserve"> on different modalities:</w:t>
+      </w:r>
+    </w:p>
+    <w:tbl>
+      <w:tblPr>
+        <w:tblStyle w:val="LightGrid-Accent1"/>
+        <w:tblW w:type="auto" w:w="0"/>
+        <w:tblLook w:firstColumn="1" w:firstRow="1" w:lastColumn="0" w:lastRow="0" w:noHBand="0" w:noVBand="1" w:val="04A0"/>
+      </w:tblPr>
+      <w:tblGrid>
+        <w:gridCol w:w="2880"/>
+        <w:gridCol w:w="2880"/>
+        <w:gridCol w:w="2880"/>
+      </w:tblGrid>
+      <w:tr>
+        <w:tc>
+          <w:tcPr>
+            <w:tcW w:type="dxa" w:w="2880"/>
+            <w:vAlign w:val="center"/>
+          </w:tcPr>
+          <w:p>
+            <w:r>
+              <w:rPr>
+                <w:b/>
+              </w:rPr>
+            </w:r>
+          </w:p>
+        </w:tc>
+        <w:tc>
+          <w:tcPr>
+            <w:tcW w:type="dxa" w:w="2880"/>
+            <w:vAlign w:val="center"/>
+          </w:tcPr>
+          <w:p>
+            <w:r>
+              <w:rPr>
+                <w:b/>
+              </w:rPr>
+              <w:t>Node-strength interhemispheric AI</w:t>
+            </w:r>
+          </w:p>
+        </w:tc>
+        <w:tc>
+          <w:tcPr>
+            <w:tcW w:type="dxa" w:w="2880"/>
+            <w:vAlign w:val="center"/>
+          </w:tcPr>
+          <w:p>
+            <w:r>
+              <w:rPr>
+                <w:b/>
+              </w:rPr>
+              <w:t>Volumetric interhemispheric AI</w:t>
+            </w:r>
+          </w:p>
+        </w:tc>
+      </w:tr>
+      <w:tr>
+        <w:tc>
+          <w:tcPr>
+            <w:tcW w:type="dxa" w:w="2880"/>
+          </w:tcPr>
+          <w:p>
+            <w:r>
+              <w:rPr>
+                <w:b/>
+              </w:rPr>
+              <w:t>Formula</w:t>
+            </w:r>
+          </w:p>
+        </w:tc>
+        <w:tc>
+          <w:tcPr>
+            <w:tcW w:type="dxa" w:w="2880"/>
+          </w:tcPr>
+          <w:p>
+            <w:r>
+              <w:rPr>
+                <w:rFonts w:ascii="Consolas" w:hAnsi="Consolas"/>
+                <w:sz w:val="20"/>
+              </w:rPr>
+              <w:t>(L − R) / (L + R)</w:t>
+            </w:r>
+          </w:p>
+        </w:tc>
+        <w:tc>
+          <w:tcPr>
+            <w:tcW w:type="dxa" w:w="2880"/>
+          </w:tcPr>
+          <w:p>
+            <w:r>
+              <w:rPr>
+                <w:rFonts w:ascii="Consolas" w:hAnsi="Consolas"/>
+                <w:sz w:val="20"/>
+              </w:rPr>
+              <w:t>(L − R) / (L + R)</w:t>
+            </w:r>
+          </w:p>
+        </w:tc>
+      </w:tr>
+      <w:tr>
+        <w:tc>
+          <w:tcPr>
+            <w:tcW w:type="dxa" w:w="2880"/>
+          </w:tcPr>
+          <w:p>
+            <w:r>
+              <w:rPr>
+                <w:b/>
+              </w:rPr>
+              <w:t>Quantity</w:t>
+            </w:r>
+          </w:p>
+        </w:tc>
+        <w:tc>
+          <w:tcPr>
+            <w:tcW w:type="dxa" w:w="2880"/>
+          </w:tcPr>
+          <w:p>
+            <w:r>
+              <w:t>Connectivity (SIFT2-weighted streamline counts)</w:t>
+            </w:r>
+          </w:p>
+        </w:tc>
+        <w:tc>
+          <w:tcPr>
+            <w:tcW w:type="dxa" w:w="2880"/>
+          </w:tcPr>
+          <w:p>
+            <w:r>
+              <w:t>ROI volume (mm³ from segmentation)</w:t>
+            </w:r>
+          </w:p>
+        </w:tc>
+      </w:tr>
+      <w:tr>
+        <w:tc>
+          <w:tcPr>
+            <w:tcW w:type="dxa" w:w="2880"/>
+          </w:tcPr>
+          <w:p>
+            <w:r>
+              <w:rPr>
+                <w:b/>
+              </w:rPr>
+              <w:t>Current dwi_test2 status</w:t>
+            </w:r>
+          </w:p>
+        </w:tc>
+        <w:tc>
+          <w:tcPr>
+            <w:tcW w:type="dxa" w:w="2880"/>
+          </w:tcPr>
+          <w:p>
+            <w:r>
+              <w:rPr>
+                <w:b/>
+              </w:rPr>
+              <w:t>Done</w:t>
+            </w:r>
+            <w:r>
+              <w:t xml:space="preserve"> — </w:t>
+            </w:r>
+            <w:r>
+              <w:rPr>
+                <w:rFonts w:ascii="Consolas" w:hAnsi="Consolas"/>
+                <w:sz w:val="20"/>
+              </w:rPr>
+              <w:t>_ai.csv</w:t>
+            </w:r>
+            <w:r>
+              <w:t xml:space="preserve">, </w:t>
+            </w:r>
+            <w:r>
+              <w:rPr>
+                <w:rFonts w:ascii="Consolas" w:hAnsi="Consolas"/>
+                <w:sz w:val="20"/>
+              </w:rPr>
+              <w:t>side_ai</w:t>
+            </w:r>
+            <w:r>
+              <w:t xml:space="preserve"> on strength</w:t>
+            </w:r>
+          </w:p>
+        </w:tc>
+        <w:tc>
+          <w:tcPr>
+            <w:tcW w:type="dxa" w:w="2880"/>
+          </w:tcPr>
+          <w:p>
+            <w:r>
+              <w:rPr>
+                <w:b/>
+              </w:rPr>
+              <w:t>Not yet run</w:t>
+            </w:r>
+          </w:p>
+        </w:tc>
+      </w:tr>
+      <w:tr>
+        <w:tc>
+          <w:tcPr>
+            <w:tcW w:type="dxa" w:w="2880"/>
+          </w:tcPr>
+          <w:p>
+            <w:r>
+              <w:rPr>
+                <w:b/>
+              </w:rPr>
+              <w:t>Package support</w:t>
+            </w:r>
+          </w:p>
+        </w:tc>
+        <w:tc>
+          <w:tcPr>
+            <w:tcW w:type="dxa" w:w="2880"/>
+          </w:tcPr>
+          <w:p>
+            <w:r>
+              <w:rPr>
+                <w:rFonts w:ascii="Consolas" w:hAnsi="Consolas"/>
+                <w:sz w:val="20"/>
+              </w:rPr>
+              <w:t>run_dk_ai_cohort.py</w:t>
+            </w:r>
+          </w:p>
+        </w:tc>
+        <w:tc>
+          <w:tcPr>
+            <w:tcW w:type="dxa" w:w="2880"/>
+          </w:tcPr>
+          <w:p>
+            <w:r>
+              <w:rPr>
+                <w:rFonts w:ascii="Consolas" w:hAnsi="Consolas"/>
+                <w:sz w:val="20"/>
+              </w:rPr>
+              <w:t>cohort_ai(..., value="volume_mm3")</w:t>
+            </w:r>
+            <w:r>
+              <w:t xml:space="preserve">, </w:t>
+            </w:r>
+            <w:r>
+              <w:rPr>
+                <w:rFonts w:ascii="Consolas" w:hAnsi="Consolas"/>
+                <w:sz w:val="20"/>
+              </w:rPr>
+              <w:t>fit_volume_model()</w:t>
+            </w:r>
+          </w:p>
+        </w:tc>
+      </w:tr>
+    </w:tbl>
+    <w:p/>
+    <w:p>
+      <w:r>
+        <w:t xml:space="preserve">They can </w:t>
+      </w:r>
+      <w:r>
+        <w:rPr>
+          <w:b/>
+        </w:rPr>
+        <w:t>agree</w:t>
+      </w:r>
+      <w:r>
+        <w:t xml:space="preserve"> (both left-biased) or </w:t>
+      </w:r>
+      <w:r>
+        <w:rPr>
+          <w:b/>
+        </w:rPr>
+        <w:t>diverge</w:t>
+      </w:r>
+      <w:r>
+        <w:t xml:space="preserve"> (symmetric volume but asymmetric connectivity, or vice versa). Piper et al. report complementary strength and volume effects — low cross-modality correlation is not necessarily an error.</w:t>
+      </w:r>
+    </w:p>
+    <w:p>
+      <w:r>
+        <w:rPr>
+          <w:b/>
+        </w:rPr>
+        <w:t>Normative adjustment differs:</w:t>
+      </w:r>
+      <w:r>
+        <w:t xml:space="preserve"> strength z-scoring uses age, sex, motion, and mean-brain strength; volume z-scoring uses age, sex, and ICV.</w:t>
+      </w:r>
+    </w:p>
+    <w:p>
+      <w:pPr>
+        <w:pStyle w:val="Heading3"/>
+      </w:pPr>
+      <w:r>
+        <w:t>11.7 Planned optional step — volumetric AI after node strength</w:t>
+      </w:r>
+    </w:p>
+    <w:p>
+      <w:r>
+        <w:t xml:space="preserve">Volume AI can be added as an </w:t>
+      </w:r>
+      <w:r>
+        <w:rPr>
+          <w:b/>
+        </w:rPr>
+        <w:t>optional second block</w:t>
+      </w:r>
+      <w:r>
+        <w:t xml:space="preserve"> in </w:t>
+      </w:r>
+      <w:r>
+        <w:rPr>
+          <w:rFonts w:ascii="Consolas" w:hAnsi="Consolas"/>
+          <w:sz w:val="20"/>
+        </w:rPr>
+        <w:t>run_dk_ai_cohort.py</w:t>
+      </w:r>
+      <w:r>
+        <w:t xml:space="preserve"> without rerunning QSIPrep, FreeSurfer, or QSIRecon:</w:t>
+      </w:r>
+    </w:p>
+    <w:p>
+      <w:pPr>
+        <w:ind w:left="360"/>
+      </w:pPr>
+      <w:r>
+        <w:rPr>
+          <w:rFonts w:ascii="Consolas" w:hAnsi="Consolas"/>
+          <w:sz w:val="18"/>
+        </w:rPr>
+        <w:t>Step A (default):  dk_connectome.csv  →  strength  →  strength AI</w:t>
+        <w:br/>
+        <w:t>Step B (optional): dk_nodes.mif       →  ROI volume →  volume AI</w:t>
+        <w:br/>
+        <w:t>Step C (optional): merge strength AI + volume AI for comparison</w:t>
+      </w:r>
+    </w:p>
+    <w:p>
+      <w:r>
+        <w:t>Proposed CLI flag (not yet implemented):</w:t>
+      </w:r>
+    </w:p>
+    <w:p>
+      <w:pPr>
+        <w:ind w:left="360"/>
+      </w:pPr>
+      <w:r>
+        <w:rPr>
+          <w:rFonts w:ascii="Consolas" w:hAnsi="Consolas"/>
+          <w:sz w:val="18"/>
+        </w:rPr>
+        <w:t>python scripts/run_dk_ai_cohort.py \</w:t>
+        <w:br/>
+        <w:t xml:space="preserve">    --root .../dk_connectomes \</w:t>
+        <w:br/>
+        <w:t xml:space="preserve">    --out  .../node_strength_results \</w:t>
+        <w:br/>
+        <w:t xml:space="preserve">    --with-volume-ai</w:t>
+      </w:r>
+    </w:p>
+    <w:p>
+      <w:r>
+        <w:rPr>
+          <w:b/>
+        </w:rPr>
+        <w:t>Recommended volume source:</w:t>
+      </w:r>
+      <w:r>
+        <w:t xml:space="preserve"> voxel counts in </w:t>
+      </w:r>
+      <w:r>
+        <w:rPr>
+          <w:rFonts w:ascii="Consolas" w:hAnsi="Consolas"/>
+          <w:sz w:val="20"/>
+        </w:rPr>
+        <w:t>dk_nodes.mif</w:t>
+      </w:r>
+      <w:r>
+        <w:t xml:space="preserve"> (same 84-node grid as the connectome). Alternative: FreeSurfer </w:t>
+      </w:r>
+      <w:r>
+        <w:rPr>
+          <w:rFonts w:ascii="Consolas" w:hAnsi="Consolas"/>
+          <w:sz w:val="20"/>
+        </w:rPr>
+        <w:t>segstats</w:t>
+      </w:r>
+      <w:r>
+        <w:t xml:space="preserve"> on </w:t>
+      </w:r>
+      <w:r>
+        <w:rPr>
+          <w:rFonts w:ascii="Consolas" w:hAnsi="Consolas"/>
+          <w:sz w:val="20"/>
+        </w:rPr>
+        <w:t>aparc+aseg</w:t>
+      </w:r>
+      <w:r>
+        <w:t xml:space="preserve"> (standard but slightly different spatial frame).</w:t>
+      </w:r>
+    </w:p>
+    <w:p>
+      <w:r>
+        <w:rPr>
+          <w:b/>
+        </w:rPr>
+        <w:t>Planned extra outputs:</w:t>
+      </w:r>
+    </w:p>
+    <w:tbl>
+      <w:tblPr>
+        <w:tblStyle w:val="LightGrid-Accent1"/>
+        <w:tblW w:type="auto" w:w="0"/>
+        <w:tblLook w:firstColumn="1" w:firstRow="1" w:lastColumn="0" w:lastRow="0" w:noHBand="0" w:noVBand="1" w:val="04A0"/>
+      </w:tblPr>
+      <w:tblGrid>
+        <w:gridCol w:w="4320"/>
+        <w:gridCol w:w="4320"/>
+      </w:tblGrid>
+      <w:tr>
+        <w:tc>
+          <w:tcPr>
+            <w:tcW w:type="dxa" w:w="4320"/>
+            <w:vAlign w:val="center"/>
+          </w:tcPr>
+          <w:p>
+            <w:r>
+              <w:rPr>
+                <w:b/>
+              </w:rPr>
+              <w:t>File</w:t>
+            </w:r>
+          </w:p>
+        </w:tc>
+        <w:tc>
+          <w:tcPr>
+            <w:tcW w:type="dxa" w:w="4320"/>
+            <w:vAlign w:val="center"/>
+          </w:tcPr>
+          <w:p>
+            <w:r>
+              <w:rPr>
+                <w:b/>
+              </w:rPr>
+              <w:t>Contents</w:t>
+            </w:r>
+          </w:p>
+        </w:tc>
+      </w:tr>
+      <w:tr>
+        <w:tc>
+          <w:tcPr>
+            <w:tcW w:type="dxa" w:w="4320"/>
+          </w:tcPr>
+          <w:p>
+            <w:r>
+              <w:rPr>
+                <w:rFonts w:ascii="Consolas" w:hAnsi="Consolas"/>
+                <w:sz w:val="20"/>
+              </w:rPr>
+              <w:t>node_volume_cohort.csv</w:t>
+            </w:r>
+          </w:p>
+        </w:tc>
+        <w:tc>
+          <w:tcPr>
+            <w:tcW w:type="dxa" w:w="4320"/>
+          </w:tcPr>
+          <w:p>
+            <w:r>
+              <w:t>Long-form: subject × node × volume_mm3</w:t>
+            </w:r>
+          </w:p>
+        </w:tc>
+      </w:tr>
+      <w:tr>
+        <w:tc>
+          <w:tcPr>
+            <w:tcW w:type="dxa" w:w="4320"/>
+          </w:tcPr>
+          <w:p>
+            <w:r>
+              <w:rPr>
+                <w:rFonts w:ascii="Consolas" w:hAnsi="Consolas"/>
+                <w:sz w:val="20"/>
+              </w:rPr>
+              <w:t>volume_asymmetry_index_cohort.csv</w:t>
+            </w:r>
+          </w:p>
+        </w:tc>
+        <w:tc>
+          <w:tcPr>
+            <w:tcW w:type="dxa" w:w="4320"/>
+          </w:tcPr>
+          <w:p>
+            <w:r>
+              <w:t>41 pairs × volume AI</w:t>
+            </w:r>
+          </w:p>
+        </w:tc>
+      </w:tr>
+      <w:tr>
+        <w:tc>
+          <w:tcPr>
+            <w:tcW w:type="dxa" w:w="4320"/>
+          </w:tcPr>
+          <w:p>
+            <w:r>
+              <w:rPr>
+                <w:rFonts w:ascii="Consolas" w:hAnsi="Consolas"/>
+                <w:sz w:val="20"/>
+              </w:rPr>
+              <w:t>strength_vs_volume_ai.csv</w:t>
+            </w:r>
+          </w:p>
+        </w:tc>
+        <w:tc>
+          <w:tcPr>
+            <w:tcW w:type="dxa" w:w="4320"/>
+          </w:tcPr>
+          <w:p>
+            <w:r>
+              <w:t>Side-by-side comparison per ROI</w:t>
+            </w:r>
+          </w:p>
+        </w:tc>
+      </w:tr>
+      <w:tr>
+        <w:tc>
+          <w:tcPr>
+            <w:tcW w:type="dxa" w:w="4320"/>
+          </w:tcPr>
+          <w:p>
+            <w:r>
+              <w:rPr>
+                <w:rFonts w:ascii="Consolas" w:hAnsi="Consolas"/>
+                <w:sz w:val="20"/>
+              </w:rPr>
+              <w:t>per_subject/sub-XXX_volume.csv</w:t>
+            </w:r>
+          </w:p>
+        </w:tc>
+        <w:tc>
+          <w:tcPr>
+            <w:tcW w:type="dxa" w:w="4320"/>
+          </w:tcPr>
+          <w:p>
+            <w:r>
+              <w:t>Per-subject volumes</w:t>
+            </w:r>
+          </w:p>
+        </w:tc>
+      </w:tr>
+      <w:tr>
+        <w:tc>
+          <w:tcPr>
+            <w:tcW w:type="dxa" w:w="4320"/>
+          </w:tcPr>
+          <w:p>
+            <w:r>
+              <w:rPr>
+                <w:rFonts w:ascii="Consolas" w:hAnsi="Consolas"/>
+                <w:sz w:val="20"/>
+              </w:rPr>
+              <w:t>per_subject/sub-XXX_volume_ai.csv</w:t>
+            </w:r>
+          </w:p>
+        </w:tc>
+        <w:tc>
+          <w:tcPr>
+            <w:tcW w:type="dxa" w:w="4320"/>
+          </w:tcPr>
+          <w:p>
+            <w:r>
+              <w:t>Per-subject volume AI</w:t>
+            </w:r>
+          </w:p>
+        </w:tc>
+      </w:tr>
+    </w:tbl>
+    <w:p/>
+    <w:p>
+      <w:r>
+        <w:rPr>
+          <w:b/>
+        </w:rPr>
+        <w:t>Caveats for v1:</w:t>
+      </w:r>
+      <w:r>
+        <w:t xml:space="preserve"> raw AI only (no normative z-scoring until controls + ICV are available); DK thalamus remains whole-structure, not THOMAS nuclei.</w:t>
+      </w:r>
+    </w:p>
+    <w:p>
+      <w:pPr>
+        <w:pStyle w:val="Heading3"/>
+      </w:pPr>
+      <w:r>
+        <w:t>11.8 Regenerating one subject (example: sub-TBI011204)</w:t>
+      </w:r>
+    </w:p>
+    <w:p>
+      <w:r>
+        <w:t>When a connectome is rebuilt (e.g. after label-warp QC), regenerate only that subject and merge into the cohort:</w:t>
+      </w:r>
+    </w:p>
+    <w:p>
+      <w:pPr>
+        <w:pStyle w:val="ListNumber"/>
+      </w:pPr>
+      <w:r>
+        <w:t xml:space="preserve">Delete </w:t>
+      </w:r>
+      <w:r>
+        <w:rPr>
+          <w:rFonts w:ascii="Consolas" w:hAnsi="Consolas"/>
+          <w:sz w:val="20"/>
+        </w:rPr>
+        <w:t>per_subject/sub-TBI011204_strength.csv</w:t>
+      </w:r>
+      <w:r>
+        <w:t xml:space="preserve"> and </w:t>
+      </w:r>
+      <w:r>
+        <w:rPr>
+          <w:rFonts w:ascii="Consolas" w:hAnsi="Consolas"/>
+          <w:sz w:val="20"/>
+        </w:rPr>
+        <w:t>sub-TBI011204_ai.csv</w:t>
+      </w:r>
+      <w:r>
+        <w:t>.</w:t>
+      </w:r>
+    </w:p>
+    <w:p>
+      <w:pPr>
+        <w:pStyle w:val="ListNumber"/>
+      </w:pPr>
+      <w:r>
+        <w:t xml:space="preserve">Run </w:t>
+      </w:r>
+      <w:r>
+        <w:rPr>
+          <w:rFonts w:ascii="Consolas" w:hAnsi="Consolas"/>
+          <w:sz w:val="20"/>
+        </w:rPr>
+        <w:t>run_dk_ai_cohort.py --include TBI011204</w:t>
+      </w:r>
+      <w:r>
+        <w:t xml:space="preserve"> to a temporary output dir.</w:t>
+      </w:r>
+    </w:p>
+    <w:p>
+      <w:pPr>
+        <w:pStyle w:val="ListNumber"/>
+      </w:pPr>
+      <w:r>
+        <w:t xml:space="preserve">Remove old rows for </w:t>
+      </w:r>
+      <w:r>
+        <w:rPr>
+          <w:rFonts w:ascii="Consolas" w:hAnsi="Consolas"/>
+          <w:sz w:val="20"/>
+        </w:rPr>
+        <w:t>TBI011204</w:t>
+      </w:r>
+      <w:r>
+        <w:t xml:space="preserve"> from </w:t>
+      </w:r>
+      <w:r>
+        <w:rPr>
+          <w:rFonts w:ascii="Consolas" w:hAnsi="Consolas"/>
+          <w:sz w:val="20"/>
+        </w:rPr>
+        <w:t>node_strength_cohort.csv</w:t>
+      </w:r>
+      <w:r>
+        <w:t xml:space="preserve"> and</w:t>
+      </w:r>
+    </w:p>
+    <w:p>
+      <w:r>
+        <w:rPr>
+          <w:rFonts w:ascii="Consolas" w:hAnsi="Consolas"/>
+          <w:sz w:val="20"/>
+        </w:rPr>
+        <w:t>asymmetry_index_cohort.csv</w:t>
+      </w:r>
+      <w:r>
+        <w:t>; append new rows.</w:t>
+      </w:r>
+    </w:p>
+    <w:p>
+      <w:pPr>
+        <w:pStyle w:val="ListNumber"/>
+      </w:pPr>
+      <w:r>
+        <w:t xml:space="preserve">Recompute </w:t>
+      </w:r>
+      <w:r>
+        <w:rPr>
+          <w:rFonts w:ascii="Consolas" w:hAnsi="Consolas"/>
+          <w:sz w:val="20"/>
+        </w:rPr>
+        <w:t>cohort_summary.csv</w:t>
+      </w:r>
+      <w:r>
+        <w:t>.</w:t>
+      </w:r>
+    </w:p>
+    <w:p>
+      <w:pPr>
+        <w:pStyle w:val="ListNumber"/>
+      </w:pPr>
+      <w:r>
+        <w:t xml:space="preserve">Record the event in </w:t>
+      </w:r>
+      <w:r>
+        <w:rPr>
+          <w:rFonts w:ascii="Consolas" w:hAnsi="Consolas"/>
+          <w:sz w:val="20"/>
+        </w:rPr>
+        <w:t>manifest.json</w:t>
+      </w:r>
+      <w:r>
+        <w:t xml:space="preserve"> → </w:t>
+      </w:r>
+      <w:r>
+        <w:rPr>
+          <w:rFonts w:ascii="Consolas" w:hAnsi="Consolas"/>
+          <w:sz w:val="20"/>
+        </w:rPr>
+        <w:t>regenerated_subjects</w:t>
+      </w:r>
+      <w:r>
+        <w:t>.</w:t>
+      </w:r>
+    </w:p>
+    <w:p>
+      <w:pPr>
+        <w:pStyle w:val="ListNumber"/>
+      </w:pPr>
+      <w:r>
+        <w:t xml:space="preserve">Sync updated CSVs to </w:t>
+      </w:r>
+      <w:r>
+        <w:rPr>
+          <w:rFonts w:ascii="Consolas" w:hAnsi="Consolas"/>
+          <w:sz w:val="20"/>
+        </w:rPr>
+        <w:t>Workflows/DWI-AI/node_strength_results/</w:t>
+      </w:r>
+      <w:r>
+        <w:t xml:space="preserve"> if needed.</w:t>
+      </w:r>
+    </w:p>
+    <w:p>
+      <w:r>
+        <w:rPr>
+          <w:b/>
+        </w:rPr>
+        <w:t>sub-TBI011204 was regenerated Jul 21, 2026</w:t>
+      </w:r>
+      <w:r>
+        <w:t xml:space="preserve"> from an updated </w:t>
+      </w:r>
+      <w:r>
+        <w:rPr>
+          <w:rFonts w:ascii="Consolas" w:hAnsi="Consolas"/>
+          <w:sz w:val="20"/>
+        </w:rPr>
+        <w:t>dk_connectome.csv</w:t>
+      </w:r>
+      <w:r>
+        <w:t xml:space="preserve"> (Jul 21 pipeline rerun). Example thalamus change:</w:t>
+      </w:r>
+    </w:p>
+    <w:tbl>
+      <w:tblPr>
+        <w:tblStyle w:val="LightGrid-Accent1"/>
+        <w:tblW w:type="auto" w:w="0"/>
+        <w:tblLook w:firstColumn="1" w:firstRow="1" w:lastColumn="0" w:lastRow="0" w:noHBand="0" w:noVBand="1" w:val="04A0"/>
+      </w:tblPr>
+      <w:tblGrid>
+        <w:gridCol w:w="2880"/>
+        <w:gridCol w:w="2880"/>
+        <w:gridCol w:w="2880"/>
+      </w:tblGrid>
+      <w:tr>
+        <w:tc>
+          <w:tcPr>
+            <w:tcW w:type="dxa" w:w="2880"/>
+            <w:vAlign w:val="center"/>
+          </w:tcPr>
+          <w:p>
+            <w:r>
+              <w:rPr>
+                <w:b/>
+              </w:rPr>
+            </w:r>
+          </w:p>
+        </w:tc>
+        <w:tc>
+          <w:tcPr>
+            <w:tcW w:type="dxa" w:w="2880"/>
+            <w:vAlign w:val="center"/>
+          </w:tcPr>
+          <w:p>
+            <w:r>
+              <w:rPr>
+                <w:b/>
+              </w:rPr>
+              <w:t>Before (Jun 29)</w:t>
+            </w:r>
+          </w:p>
+        </w:tc>
+        <w:tc>
+          <w:tcPr>
+            <w:tcW w:type="dxa" w:w="2880"/>
+            <w:vAlign w:val="center"/>
+          </w:tcPr>
+          <w:p>
+            <w:r>
+              <w:rPr>
+                <w:b/>
+              </w:rPr>
+              <w:t>After (Jul 21)</w:t>
+            </w:r>
+          </w:p>
+        </w:tc>
+      </w:tr>
+      <w:tr>
+        <w:tc>
+          <w:tcPr>
+            <w:tcW w:type="dxa" w:w="2880"/>
+          </w:tcPr>
+          <w:p>
+            <w:r>
+              <w:t>L strength</w:t>
+            </w:r>
+          </w:p>
+        </w:tc>
+        <w:tc>
+          <w:tcPr>
+            <w:tcW w:type="dxa" w:w="2880"/>
+          </w:tcPr>
+          <w:p>
+            <w:r>
+              <w:t>384,302</w:t>
+            </w:r>
+          </w:p>
+        </w:tc>
+        <w:tc>
+          <w:tcPr>
+            <w:tcW w:type="dxa" w:w="2880"/>
+          </w:tcPr>
+          <w:p>
+            <w:r>
+              <w:t>382,568</w:t>
+            </w:r>
+          </w:p>
+        </w:tc>
+      </w:tr>
+      <w:tr>
+        <w:tc>
+          <w:tcPr>
+            <w:tcW w:type="dxa" w:w="2880"/>
+          </w:tcPr>
+          <w:p>
+            <w:r>
+              <w:t>R strength</w:t>
+            </w:r>
+          </w:p>
+        </w:tc>
+        <w:tc>
+          <w:tcPr>
+            <w:tcW w:type="dxa" w:w="2880"/>
+          </w:tcPr>
+          <w:p>
+            <w:r>
+              <w:t>409,727</w:t>
+            </w:r>
+          </w:p>
+        </w:tc>
+        <w:tc>
+          <w:tcPr>
+            <w:tcW w:type="dxa" w:w="2880"/>
+          </w:tcPr>
+          <w:p>
+            <w:r>
+              <w:t>397,277</w:t>
+            </w:r>
+          </w:p>
+        </w:tc>
+      </w:tr>
+      <w:tr>
+        <w:tc>
+          <w:tcPr>
+            <w:tcW w:type="dxa" w:w="2880"/>
+          </w:tcPr>
+          <w:p>
+            <w:r>
+              <w:rPr>
+                <w:rFonts w:ascii="Consolas" w:hAnsi="Consolas"/>
+                <w:sz w:val="20"/>
+              </w:rPr>
+              <w:t>side_ai</w:t>
+            </w:r>
+          </w:p>
+        </w:tc>
+        <w:tc>
+          <w:tcPr>
+            <w:tcW w:type="dxa" w:w="2880"/>
+          </w:tcPr>
+          <w:p>
+            <w:r>
+              <w:t>−0.0320</w:t>
+            </w:r>
+          </w:p>
+        </w:tc>
+        <w:tc>
+          <w:tcPr>
+            <w:tcW w:type="dxa" w:w="2880"/>
+          </w:tcPr>
+          <w:p>
+            <w:r>
+              <w:t>−0.0189</w:t>
+            </w:r>
+          </w:p>
+        </w:tc>
+      </w:tr>
+    </w:tbl>
+    <w:p/>
+    <w:p>
+      <w:pPr>
+        <w:pStyle w:val="Heading3"/>
+      </w:pPr>
+      <w:r>
+        <w:t>11.9 Synthetic demo results (not empirical)</w:t>
+      </w:r>
+    </w:p>
+    <w:p>
+      <w:r>
+        <w:rPr>
+          <w:rFonts w:ascii="Consolas" w:hAnsi="Consolas"/>
+          <w:sz w:val="20"/>
+        </w:rPr>
+        <w:t>scripts/demo_synthetic.py</w:t>
+      </w:r>
+      <w:r>
+        <w:t xml:space="preserve"> writes to </w:t>
+      </w:r>
+      <w:r>
+        <w:rPr>
+          <w:rFonts w:ascii="Consolas" w:hAnsi="Consolas"/>
+          <w:sz w:val="20"/>
+        </w:rPr>
+        <w:t>scripts/outputs/</w:t>
+      </w:r>
+      <w:r>
+        <w:t xml:space="preserve"> (gitignored):</w:t>
+      </w:r>
+    </w:p>
+    <w:p>
+      <w:pPr>
+        <w:pStyle w:val="ListBullet"/>
+      </w:pPr>
+      <w:r>
+        <w:rPr>
+          <w:rFonts w:ascii="Consolas" w:hAnsi="Consolas"/>
+          <w:sz w:val="20"/>
+        </w:rPr>
+        <w:t>synthetic_cohort.csv</w:t>
+      </w:r>
+      <w:r>
+        <w:t xml:space="preserve">, </w:t>
+      </w:r>
+      <w:r>
+        <w:rPr>
+          <w:rFonts w:ascii="Consolas" w:hAnsi="Consolas"/>
+          <w:sz w:val="20"/>
+        </w:rPr>
+        <w:t>synthetic_ai.csv</w:t>
+      </w:r>
+      <w:r>
+        <w:t xml:space="preserve">, </w:t>
+      </w:r>
+      <w:r>
+        <w:rPr>
+          <w:rFonts w:ascii="Consolas" w:hAnsi="Consolas"/>
+          <w:sz w:val="20"/>
+        </w:rPr>
+        <w:t>synthetic_patients_zscored.csv</w:t>
+      </w:r>
+    </w:p>
+    <w:p>
+      <w:pPr>
+        <w:pStyle w:val="ListBullet"/>
+      </w:pPr>
+      <w:r>
+        <w:t xml:space="preserve">Six </w:t>
+      </w:r>
+      <w:r>
+        <w:rPr>
+          <w:rFonts w:ascii="Consolas" w:hAnsi="Consolas"/>
+          <w:sz w:val="20"/>
+        </w:rPr>
+        <w:t>glm_*.csv</w:t>
+      </w:r>
+      <w:r>
+        <w:t xml:space="preserve"> files (controls vs patients, SOZ, seizure freedom × strength/volume)</w:t>
+      </w:r>
+    </w:p>
+    <w:p>
+      <w:r>
+        <w:t xml:space="preserve">These demonstrate the full Piper-style analysis pipeline on </w:t>
+      </w:r>
+      <w:r>
+        <w:rPr>
+          <w:b/>
+        </w:rPr>
+        <w:t>simulated</w:t>
+      </w:r>
+      <w:r>
+        <w:t xml:space="preserve"> data only. They are </w:t>
+      </w:r>
+      <w:r>
+        <w:rPr>
+          <w:b/>
+        </w:rPr>
+        <w:t>not</w:t>
+      </w:r>
+      <w:r>
+        <w:t xml:space="preserve"> real cohort findings.</w:t>
+      </w:r>
+    </w:p>
+    <w:p>
+      <w:pPr>
+        <w:pStyle w:val="Heading3"/>
+      </w:pPr>
+      <w:r>
+        <w:t>11.10 Quick FAQ</w:t>
+      </w:r>
+    </w:p>
+    <w:p>
+      <w:r>
+        <w:rPr>
+          <w:b/>
+        </w:rPr>
+        <w:t>Q: Is interhemispheric AI the same as volumetric AI?</w:t>
+      </w:r>
+      <w:r>
+        <w:t xml:space="preserve"> A: Same formula and left–right comparison; different underlying quantity (strength vs volume). You have strength AI now; volume AI is a planned add-on.</w:t>
+      </w:r>
+    </w:p>
+    <w:p>
+      <w:r>
+        <w:rPr>
+          <w:b/>
+        </w:rPr>
+        <w:t>Q: What is in `_ai.csv`?</w:t>
+      </w:r>
+      <w:r>
+        <w:t xml:space="preserve"> A: Interhemispheric asymmetry on </w:t>
+      </w:r>
+      <w:r>
+        <w:rPr>
+          <w:b/>
+        </w:rPr>
+        <w:t>node strength</w:t>
+      </w:r>
+      <w:r>
+        <w:t xml:space="preserve"> — 41 L/R pairs with </w:t>
+      </w:r>
+      <w:r>
+        <w:rPr>
+          <w:rFonts w:ascii="Consolas" w:hAnsi="Consolas"/>
+          <w:sz w:val="20"/>
+        </w:rPr>
+        <w:t>side_ai</w:t>
+      </w:r>
+      <w:r>
+        <w:t xml:space="preserve"> and </w:t>
+      </w:r>
+      <w:r>
+        <w:rPr>
+          <w:rFonts w:ascii="Consolas" w:hAnsi="Consolas"/>
+          <w:sz w:val="20"/>
+        </w:rPr>
+        <w:t>log_ai</w:t>
+      </w:r>
+      <w:r>
+        <w:t>.</w:t>
+      </w:r>
+    </w:p>
+    <w:p>
+      <w:r>
+        <w:rPr>
+          <w:b/>
+        </w:rPr>
+        <w:t>Q: Where are results?</w:t>
+      </w:r>
+      <w:r>
+        <w:t xml:space="preserve"> A: </w:t>
+      </w:r>
+      <w:r>
+        <w:rPr>
+          <w:rFonts w:ascii="Consolas" w:hAnsi="Consolas"/>
+          <w:sz w:val="20"/>
+        </w:rPr>
+        <w:t>.../dwi_test2/node_strength_results/</w:t>
+      </w:r>
+      <w:r>
+        <w:t xml:space="preserve"> (formerly </w:t>
+      </w:r>
+      <w:r>
+        <w:rPr>
+          <w:rFonts w:ascii="Consolas" w:hAnsi="Consolas"/>
+          <w:sz w:val="20"/>
+        </w:rPr>
+        <w:t>AI_results</w:t>
+      </w:r>
+      <w:r>
+        <w:t>).</w:t>
+      </w:r>
+    </w:p>
+    <w:p>
+      <w:r>
+        <w:rPr>
+          <w:b/>
+        </w:rPr>
+        <w:t>Q: Can we compare strength AI to volume AI?</w:t>
+      </w:r>
+      <w:r>
+        <w:t xml:space="preserve"> A: Yes, scientifically sound at the ROI level once volume AI is computed from </w:t>
+      </w:r>
+      <w:r>
+        <w:rPr>
+          <w:rFonts w:ascii="Consolas" w:hAnsi="Consolas"/>
+          <w:sz w:val="20"/>
+        </w:rPr>
+        <w:t>dk_nodes.mif</w:t>
+      </w:r>
+      <w:r>
+        <w:t>; expect complementary rather than identical signals.</w:t>
+      </w:r>
+    </w:p>
+    <w:p>
+      <w:r>
+        <w:rPr>
+          <w:b/>
+        </w:rPr>
+        <w:t>Q: Does this replace Piper et al. thalamic nucleus analysis?</w:t>
+      </w:r>
+      <w:r>
+        <w:t xml:space="preserve"> A: Not yet — DK whole-thalamus only. Per-nucleus AV/CM/MDPf/PUL analysis requires THOMAS segmentation on top of FreeSurfer.</w:t>
+      </w:r>
+    </w:p>
+    <w:p>
+      <w:pPr>
+        <w:pStyle w:val="Heading2"/>
+      </w:pPr>
+      <w:r>
+        <w:t>12. Per-subject output reference — `_strength.csv` and `_ai.csv`</w:t>
+      </w:r>
+    </w:p>
+    <w:p>
+      <w:r>
+        <w:t>This section is the authoritative description of the two core DK cohort output files. It covers definitions, upstream inputs, credible sources, how the files relate to each other, interpretation, and explicit limitations.</w:t>
+      </w:r>
+    </w:p>
+    <w:p>
+      <w:pPr>
+        <w:pStyle w:val="Heading3"/>
+      </w:pPr>
+      <w:r>
+        <w:t>12.1 Data flow</w:t>
+      </w:r>
+    </w:p>
+    <w:p>
+      <w:pPr>
+        <w:ind w:left="360"/>
+      </w:pPr>
+      <w:r>
+        <w:rPr>
+          <w:rFonts w:ascii="Consolas" w:hAnsi="Consolas"/>
+          <w:sz w:val="18"/>
+        </w:rPr>
+        <w:t>dk_connectomes/sub-XXX/dk_connectome.csv     (84×84, SIFT2-weighted, symmetric)</w:t>
+        <w:br/>
+        <w:t xml:space="preserve">                    │</w:t>
+        <w:br/>
+        <w:t xml:space="preserve">                    ▼</w:t>
+        <w:br/>
+        <w:t xml:space="preserve">         BCT strengths_und  (nodestrength.connectome)</w:t>
+        <w:br/>
+        <w:t xml:space="preserve">                    │</w:t>
+        <w:br/>
+        <w:t xml:space="preserve">                    ▼</w:t>
+        <w:br/>
+        <w:t xml:space="preserve">      per_subject/sub-XXX_strength.csv         (84 rows — one per DK node)</w:t>
+        <w:br/>
+        <w:t xml:space="preserve">                    │</w:t>
+        <w:br/>
+        <w:t xml:space="preserve">                    │  pair 41 homologous L/R ROIs (nodestrength.dk_atlas)</w:t>
+        <w:br/>
+        <w:t xml:space="preserve">                    ▼</w:t>
+        <w:br/>
+        <w:t xml:space="preserve">      per_subject/sub-XXX_ai.csv               (41 rows — interhemispheric AI)</w:t>
+      </w:r>
+    </w:p>
+    <w:p>
+      <w:r>
+        <w:t xml:space="preserve">Implementation: </w:t>
+      </w:r>
+      <w:r>
+        <w:rPr>
+          <w:rFonts w:ascii="Consolas" w:hAnsi="Consolas"/>
+          <w:sz w:val="20"/>
+        </w:rPr>
+        <w:t>scripts/run_dk_ai_cohort.py</w:t>
+      </w:r>
+      <w:r>
+        <w:t xml:space="preserve"> → </w:t>
+      </w:r>
+      <w:r>
+        <w:rPr>
+          <w:rFonts w:ascii="Consolas" w:hAnsi="Consolas"/>
+          <w:sz w:val="20"/>
+        </w:rPr>
+        <w:t>_strength_table()</w:t>
+      </w:r>
+      <w:r>
+        <w:t xml:space="preserve"> and </w:t>
+      </w:r>
+      <w:r>
+        <w:rPr>
+          <w:rFonts w:ascii="Consolas" w:hAnsi="Consolas"/>
+          <w:sz w:val="20"/>
+        </w:rPr>
+        <w:t>_ai_table()</w:t>
+      </w:r>
+      <w:r>
+        <w:t>.</w:t>
+      </w:r>
+    </w:p>
+    <w:p>
+      <w:pPr>
+        <w:pStyle w:val="Heading3"/>
+      </w:pPr>
+      <w:r>
+        <w:t>12.2 `sub-XXX_strength.csv`</w:t>
+      </w:r>
+    </w:p>
+    <w:p>
+      <w:pPr>
+        <w:pStyle w:val="Heading4"/>
+      </w:pPr>
+      <w:r>
+        <w:t>Purpose</w:t>
+      </w:r>
+    </w:p>
+    <w:p>
+      <w:r>
+        <w:t xml:space="preserve">Reports </w:t>
+      </w:r>
+      <w:r>
+        <w:rPr>
+          <w:b/>
+        </w:rPr>
+        <w:t>node strength</w:t>
+      </w:r>
+      <w:r>
+        <w:t xml:space="preserve"> — the total structural connectivity of each Desikan–Killiany ROI — derived from the subject's diffusion connectome.</w:t>
+      </w:r>
+    </w:p>
+    <w:p>
+      <w:pPr>
+        <w:pStyle w:val="Heading4"/>
+      </w:pPr>
+      <w:r>
+        <w:t>Columns</w:t>
+      </w:r>
+    </w:p>
+    <w:tbl>
+      <w:tblPr>
+        <w:tblStyle w:val="LightGrid-Accent1"/>
+        <w:tblW w:type="auto" w:w="0"/>
+        <w:tblLook w:firstColumn="1" w:firstRow="1" w:lastColumn="0" w:lastRow="0" w:noHBand="0" w:noVBand="1" w:val="04A0"/>
+      </w:tblPr>
+      <w:tblGrid>
+        <w:gridCol w:w="2880"/>
+        <w:gridCol w:w="2880"/>
+        <w:gridCol w:w="2880"/>
+      </w:tblGrid>
+      <w:tr>
+        <w:tc>
+          <w:tcPr>
+            <w:tcW w:type="dxa" w:w="2880"/>
+            <w:vAlign w:val="center"/>
+          </w:tcPr>
+          <w:p>
+            <w:r>
+              <w:rPr>
+                <w:b/>
+              </w:rPr>
+              <w:t>Column</w:t>
+            </w:r>
+          </w:p>
+        </w:tc>
+        <w:tc>
+          <w:tcPr>
+            <w:tcW w:type="dxa" w:w="2880"/>
+            <w:vAlign w:val="center"/>
+          </w:tcPr>
+          <w:p>
+            <w:r>
+              <w:rPr>
+                <w:b/>
+              </w:rPr>
+              <w:t>Type</w:t>
+            </w:r>
+          </w:p>
+        </w:tc>
+        <w:tc>
+          <w:tcPr>
+            <w:tcW w:type="dxa" w:w="2880"/>
+            <w:vAlign w:val="center"/>
+          </w:tcPr>
+          <w:p>
+            <w:r>
+              <w:rPr>
+                <w:b/>
+              </w:rPr>
+              <w:t>Description</w:t>
+            </w:r>
+          </w:p>
+        </w:tc>
+      </w:tr>
+      <w:tr>
+        <w:tc>
+          <w:tcPr>
+            <w:tcW w:type="dxa" w:w="2880"/>
+          </w:tcPr>
+          <w:p>
+            <w:r>
+              <w:rPr>
+                <w:rFonts w:ascii="Consolas" w:hAnsi="Consolas"/>
+                <w:sz w:val="20"/>
+              </w:rPr>
+              <w:t>subject</w:t>
+            </w:r>
+          </w:p>
+        </w:tc>
+        <w:tc>
+          <w:tcPr>
+            <w:tcW w:type="dxa" w:w="2880"/>
+          </w:tcPr>
+          <w:p>
+            <w:r>
+              <w:t>string</w:t>
+            </w:r>
+          </w:p>
+        </w:tc>
+        <w:tc>
+          <w:tcPr>
+            <w:tcW w:type="dxa" w:w="2880"/>
+          </w:tcPr>
+          <w:p>
+            <w:r>
+              <w:t xml:space="preserve">Subject ID without </w:t>
+            </w:r>
+            <w:r>
+              <w:rPr>
+                <w:rFonts w:ascii="Consolas" w:hAnsi="Consolas"/>
+                <w:sz w:val="20"/>
+              </w:rPr>
+              <w:t>sub-</w:t>
+            </w:r>
+            <w:r>
+              <w:t xml:space="preserve"> prefix</w:t>
+            </w:r>
+          </w:p>
+        </w:tc>
+      </w:tr>
+      <w:tr>
+        <w:tc>
+          <w:tcPr>
+            <w:tcW w:type="dxa" w:w="2880"/>
+          </w:tcPr>
+          <w:p>
+            <w:r>
+              <w:rPr>
+                <w:rFonts w:ascii="Consolas" w:hAnsi="Consolas"/>
+                <w:sz w:val="20"/>
+              </w:rPr>
+              <w:t>fs_default_index</w:t>
+            </w:r>
+          </w:p>
+        </w:tc>
+        <w:tc>
+          <w:tcPr>
+            <w:tcW w:type="dxa" w:w="2880"/>
+          </w:tcPr>
+          <w:p>
+            <w:r>
+              <w:t>int</w:t>
+            </w:r>
+          </w:p>
+        </w:tc>
+        <w:tc>
+          <w:tcPr>
+            <w:tcW w:type="dxa" w:w="2880"/>
+          </w:tcPr>
+          <w:p>
+            <w:r>
+              <w:t xml:space="preserve">MRtrix3 </w:t>
+            </w:r>
+            <w:r>
+              <w:rPr>
+                <w:rFonts w:ascii="Consolas" w:hAnsi="Consolas"/>
+                <w:sz w:val="20"/>
+              </w:rPr>
+              <w:t>fs_default</w:t>
+            </w:r>
+            <w:r>
+              <w:t xml:space="preserve"> node index (1–84)</w:t>
+            </w:r>
+          </w:p>
+        </w:tc>
+      </w:tr>
+      <w:tr>
+        <w:tc>
+          <w:tcPr>
+            <w:tcW w:type="dxa" w:w="2880"/>
+          </w:tcPr>
+          <w:p>
+            <w:r>
+              <w:rPr>
+                <w:rFonts w:ascii="Consolas" w:hAnsi="Consolas"/>
+                <w:sz w:val="20"/>
+              </w:rPr>
+              <w:t>name</w:t>
+            </w:r>
+          </w:p>
+        </w:tc>
+        <w:tc>
+          <w:tcPr>
+            <w:tcW w:type="dxa" w:w="2880"/>
+          </w:tcPr>
+          <w:p>
+            <w:r>
+              <w:t>string</w:t>
+            </w:r>
+          </w:p>
+        </w:tc>
+        <w:tc>
+          <w:tcPr>
+            <w:tcW w:type="dxa" w:w="2880"/>
+          </w:tcPr>
+          <w:p>
+            <w:r>
+              <w:t xml:space="preserve">Canonical ROI label, e.g. </w:t>
+            </w:r>
+            <w:r>
+              <w:rPr>
+                <w:rFonts w:ascii="Consolas" w:hAnsi="Consolas"/>
+                <w:sz w:val="20"/>
+              </w:rPr>
+              <w:t>L.bankssts</w:t>
+            </w:r>
+            <w:r>
+              <w:t xml:space="preserve">, </w:t>
+            </w:r>
+            <w:r>
+              <w:rPr>
+                <w:rFonts w:ascii="Consolas" w:hAnsi="Consolas"/>
+                <w:sz w:val="20"/>
+              </w:rPr>
+              <w:t>R.Thalamus-Proper</w:t>
+            </w:r>
+          </w:p>
+        </w:tc>
+      </w:tr>
+      <w:tr>
+        <w:tc>
+          <w:tcPr>
+            <w:tcW w:type="dxa" w:w="2880"/>
+          </w:tcPr>
+          <w:p>
+            <w:r>
+              <w:rPr>
+                <w:rFonts w:ascii="Consolas" w:hAnsi="Consolas"/>
+                <w:sz w:val="20"/>
+              </w:rPr>
+              <w:t>side</w:t>
+            </w:r>
+          </w:p>
+        </w:tc>
+        <w:tc>
+          <w:tcPr>
+            <w:tcW w:type="dxa" w:w="2880"/>
+          </w:tcPr>
+          <w:p>
+            <w:r>
+              <w:t>string</w:t>
+            </w:r>
+          </w:p>
+        </w:tc>
+        <w:tc>
+          <w:tcPr>
+            <w:tcW w:type="dxa" w:w="2880"/>
+          </w:tcPr>
+          <w:p>
+            <w:r>
+              <w:rPr>
+                <w:rFonts w:ascii="Consolas" w:hAnsi="Consolas"/>
+                <w:sz w:val="20"/>
+              </w:rPr>
+              <w:t>L</w:t>
+            </w:r>
+            <w:r>
+              <w:t xml:space="preserve">, </w:t>
+            </w:r>
+            <w:r>
+              <w:rPr>
+                <w:rFonts w:ascii="Consolas" w:hAnsi="Consolas"/>
+                <w:sz w:val="20"/>
+              </w:rPr>
+              <w:t>R</w:t>
+            </w:r>
+            <w:r>
+              <w:t>, or cerebellum side as applicable</w:t>
+            </w:r>
+          </w:p>
+        </w:tc>
+      </w:tr>
+      <w:tr>
+        <w:tc>
+          <w:tcPr>
+            <w:tcW w:type="dxa" w:w="2880"/>
+          </w:tcPr>
+          <w:p>
+            <w:r>
+              <w:rPr>
+                <w:rFonts w:ascii="Consolas" w:hAnsi="Consolas"/>
+                <w:sz w:val="20"/>
+              </w:rPr>
+              <w:t>region_type</w:t>
+            </w:r>
+          </w:p>
+        </w:tc>
+        <w:tc>
+          <w:tcPr>
+            <w:tcW w:type="dxa" w:w="2880"/>
+          </w:tcPr>
+          <w:p>
+            <w:r>
+              <w:t>string</w:t>
+            </w:r>
+          </w:p>
+        </w:tc>
+        <w:tc>
+          <w:tcPr>
+            <w:tcW w:type="dxa" w:w="2880"/>
+          </w:tcPr>
+          <w:p>
+            <w:r>
+              <w:rPr>
+                <w:rFonts w:ascii="Consolas" w:hAnsi="Consolas"/>
+                <w:sz w:val="20"/>
+              </w:rPr>
+              <w:t>cortex</w:t>
+            </w:r>
+            <w:r>
+              <w:t xml:space="preserve">, </w:t>
+            </w:r>
+            <w:r>
+              <w:rPr>
+                <w:rFonts w:ascii="Consolas" w:hAnsi="Consolas"/>
+                <w:sz w:val="20"/>
+              </w:rPr>
+              <w:t>subcortical</w:t>
+            </w:r>
+            <w:r>
+              <w:t xml:space="preserve">, or </w:t>
+            </w:r>
+            <w:r>
+              <w:rPr>
+                <w:rFonts w:ascii="Consolas" w:hAnsi="Consolas"/>
+                <w:sz w:val="20"/>
+              </w:rPr>
+              <w:t>cerebellum</w:t>
+            </w:r>
+          </w:p>
+        </w:tc>
+      </w:tr>
+      <w:tr>
+        <w:tc>
+          <w:tcPr>
+            <w:tcW w:type="dxa" w:w="2880"/>
+          </w:tcPr>
+          <w:p>
+            <w:r>
+              <w:rPr>
+                <w:rFonts w:ascii="Consolas" w:hAnsi="Consolas"/>
+                <w:sz w:val="20"/>
+              </w:rPr>
+              <w:t>strength</w:t>
+            </w:r>
+          </w:p>
+        </w:tc>
+        <w:tc>
+          <w:tcPr>
+            <w:tcW w:type="dxa" w:w="2880"/>
+          </w:tcPr>
+          <w:p>
+            <w:r>
+              <w:t>float</w:t>
+            </w:r>
+          </w:p>
+        </w:tc>
+        <w:tc>
+          <w:tcPr>
+            <w:tcW w:type="dxa" w:w="2880"/>
+          </w:tcPr>
+          <w:p>
+            <w:r>
+              <w:t>Node strength (see formula below)</w:t>
+            </w:r>
+          </w:p>
+        </w:tc>
+      </w:tr>
+    </w:tbl>
+    <w:p/>
+    <w:p>
+      <w:r>
+        <w:rPr>
+          <w:b/>
+        </w:rPr>
+        <w:t>Row count:</w:t>
+      </w:r>
+      <w:r>
+        <w:t xml:space="preserve"> exactly </w:t>
+      </w:r>
+      <w:r>
+        <w:rPr>
+          <w:b/>
+        </w:rPr>
+        <w:t>84</w:t>
+      </w:r>
+      <w:r>
+        <w:t xml:space="preserve"> (one per DK node). Midline / brain-stem nodes are not included in the 84-node atlas.</w:t>
+      </w:r>
+    </w:p>
+    <w:p>
+      <w:pPr>
+        <w:pStyle w:val="Heading4"/>
+      </w:pPr>
+      <w:r>
+        <w:t>Formula</w:t>
+      </w:r>
+    </w:p>
+    <w:p>
+      <w:r>
+        <w:t xml:space="preserve">Given connectome matrix </w:t>
+      </w:r>
+      <w:r>
+        <w:rPr>
+          <w:rFonts w:ascii="Consolas" w:hAnsi="Consolas"/>
+          <w:sz w:val="20"/>
+        </w:rPr>
+        <w:t>W</w:t>
+      </w:r>
+      <w:r>
+        <w:t xml:space="preserve"> (symmetric, zero diagonal):</w:t>
+      </w:r>
+    </w:p>
+    <w:p>
+      <w:pPr>
+        <w:ind w:left="360"/>
+      </w:pPr>
+      <w:r>
+        <w:rPr>
+          <w:rFonts w:ascii="Consolas" w:hAnsi="Consolas"/>
+          <w:sz w:val="18"/>
+        </w:rPr>
+        <w:t xml:space="preserve">    s_i = Σ_{j ≠ i} W_ij</w:t>
+      </w:r>
+    </w:p>
+    <w:p>
+      <w:r>
+        <w:t xml:space="preserve">With the diagonal already zeroed by </w:t>
+      </w:r>
+      <w:r>
+        <w:rPr>
+          <w:rFonts w:ascii="Consolas" w:hAnsi="Consolas"/>
+          <w:sz w:val="20"/>
+        </w:rPr>
+        <w:t>tck2connectome -zero_diagonal</w:t>
+      </w:r>
+      <w:r>
+        <w:t xml:space="preserve">, this is equivalent to summing row </w:t>
+      </w:r>
+      <w:r>
+        <w:rPr>
+          <w:rFonts w:ascii="Consolas" w:hAnsi="Consolas"/>
+          <w:sz w:val="20"/>
+        </w:rPr>
+        <w:t>i</w:t>
+      </w:r>
+      <w:r>
+        <w:t xml:space="preserve"> (or column </w:t>
+      </w:r>
+      <w:r>
+        <w:rPr>
+          <w:rFonts w:ascii="Consolas" w:hAnsi="Consolas"/>
+          <w:sz w:val="20"/>
+        </w:rPr>
+        <w:t>i</w:t>
+      </w:r>
+      <w:r>
+        <w:t xml:space="preserve">) of </w:t>
+      </w:r>
+      <w:r>
+        <w:rPr>
+          <w:rFonts w:ascii="Consolas" w:hAnsi="Consolas"/>
+          <w:sz w:val="20"/>
+        </w:rPr>
+        <w:t>W</w:t>
+      </w:r>
+      <w:r>
+        <w:t>.</w:t>
+      </w:r>
+    </w:p>
+    <w:p>
+      <w:pPr>
+        <w:pStyle w:val="Heading4"/>
+      </w:pPr>
+      <w:r>
+        <w:t>Methodological basis and sources</w:t>
+      </w:r>
+    </w:p>
+    <w:tbl>
+      <w:tblPr>
+        <w:tblStyle w:val="LightGrid-Accent1"/>
+        <w:tblW w:type="auto" w:w="0"/>
+        <w:tblLook w:firstColumn="1" w:firstRow="1" w:lastColumn="0" w:lastRow="0" w:noHBand="0" w:noVBand="1" w:val="04A0"/>
+      </w:tblPr>
+      <w:tblGrid>
+        <w:gridCol w:w="2880"/>
+        <w:gridCol w:w="2880"/>
+        <w:gridCol w:w="2880"/>
+      </w:tblGrid>
+      <w:tr>
+        <w:tc>
+          <w:tcPr>
+            <w:tcW w:type="dxa" w:w="2880"/>
+            <w:vAlign w:val="center"/>
+          </w:tcPr>
+          <w:p>
+            <w:r>
+              <w:rPr>
+                <w:b/>
+              </w:rPr>
+              <w:t>Layer</w:t>
+            </w:r>
+          </w:p>
+        </w:tc>
+        <w:tc>
+          <w:tcPr>
+            <w:tcW w:type="dxa" w:w="2880"/>
+            <w:vAlign w:val="center"/>
+          </w:tcPr>
+          <w:p>
+            <w:r>
+              <w:rPr>
+                <w:b/>
+              </w:rPr>
+              <w:t>Source</w:t>
+            </w:r>
+          </w:p>
+        </w:tc>
+        <w:tc>
+          <w:tcPr>
+            <w:tcW w:type="dxa" w:w="2880"/>
+            <w:vAlign w:val="center"/>
+          </w:tcPr>
+          <w:p>
+            <w:r>
+              <w:rPr>
+                <w:b/>
+              </w:rPr>
+              <w:t>What it provides</w:t>
+            </w:r>
+          </w:p>
+        </w:tc>
+      </w:tr>
+      <w:tr>
+        <w:tc>
+          <w:tcPr>
+            <w:tcW w:type="dxa" w:w="2880"/>
+          </w:tcPr>
+          <w:p>
+            <w:r>
+              <w:rPr>
+                <w:b/>
+              </w:rPr>
+              <w:t>Connectivity strength concept</w:t>
+            </w:r>
+          </w:p>
+        </w:tc>
+        <w:tc>
+          <w:tcPr>
+            <w:tcW w:type="dxa" w:w="2880"/>
+          </w:tcPr>
+          <w:p>
+            <w:r>
+              <w:t xml:space="preserve">Piper RJ et al. </w:t>
+            </w:r>
+            <w:r>
+              <w:rPr>
+                <w:i/>
+              </w:rPr>
+              <w:t>Epilepsia</w:t>
+            </w:r>
+            <w:r>
+              <w:t xml:space="preserve"> 2026;67(4):1901–1915. DOI </w:t>
+            </w:r>
+            <w:r>
+              <w:rPr>
+                <w:color w:val="1F6FEB"/>
+                <w:u w:val="single"/>
+              </w:rPr>
+              <w:t>10.1002/epi.70099</w:t>
+            </w:r>
+          </w:p>
+        </w:tc>
+        <w:tc>
+          <w:tcPr>
+            <w:tcW w:type="dxa" w:w="2880"/>
+          </w:tcPr>
+          <w:p>
+            <w:r>
+              <w:t xml:space="preserve">Defines </w:t>
+            </w:r>
+            <w:r>
+              <w:rPr>
+                <w:b/>
+              </w:rPr>
+              <w:t>connectivity strength</w:t>
+            </w:r>
+            <w:r>
+              <w:t xml:space="preserve"> as the sum of SIFT2-weighted edges from each ROI to all other ROIs in the connectome (paper pipeline step 7, Section 2.6).</w:t>
+            </w:r>
+          </w:p>
+        </w:tc>
+      </w:tr>
+      <w:tr>
+        <w:tc>
+          <w:tcPr>
+            <w:tcW w:type="dxa" w:w="2880"/>
+          </w:tcPr>
+          <w:p>
+            <w:r>
+              <w:rPr>
+                <w:b/>
+              </w:rPr>
+              <w:t>Node strength computation</w:t>
+            </w:r>
+          </w:p>
+        </w:tc>
+        <w:tc>
+          <w:tcPr>
+            <w:tcW w:type="dxa" w:w="2880"/>
+          </w:tcPr>
+          <w:p>
+            <w:r>
+              <w:t xml:space="preserve">Rubinov M, Sporns O. </w:t>
+            </w:r>
+            <w:r>
+              <w:rPr>
+                <w:i/>
+              </w:rPr>
+              <w:t>NeuroImage</w:t>
+            </w:r>
+            <w:r>
+              <w:t xml:space="preserve"> 2010;52(3):1059–1069. </w:t>
+            </w:r>
+            <w:r>
+              <w:rPr>
+                <w:color w:val="1F6FEB"/>
+                <w:u w:val="single"/>
+              </w:rPr>
+              <w:t>BCT</w:t>
+            </w:r>
+          </w:p>
+        </w:tc>
+        <w:tc>
+          <w:tcPr>
+            <w:tcW w:type="dxa" w:w="2880"/>
+          </w:tcPr>
+          <w:p>
+            <w:r>
+              <w:t xml:space="preserve">Canonical </w:t>
+            </w:r>
+            <w:r>
+              <w:rPr>
+                <w:b/>
+              </w:rPr>
+              <w:t>`strengths_und`</w:t>
+            </w:r>
+            <w:r>
+              <w:t xml:space="preserve"> — undirected weighted node strength as the row sum of the adjacency matrix. Implemented via </w:t>
+            </w:r>
+            <w:r>
+              <w:rPr>
+                <w:rFonts w:ascii="Consolas" w:hAnsi="Consolas"/>
+                <w:sz w:val="20"/>
+              </w:rPr>
+              <w:t>bctpy</w:t>
+            </w:r>
+            <w:r>
+              <w:t xml:space="preserve"> when installed; numpy fallback is bit-identical.</w:t>
+            </w:r>
+          </w:p>
+        </w:tc>
+      </w:tr>
+      <w:tr>
+        <w:tc>
+          <w:tcPr>
+            <w:tcW w:type="dxa" w:w="2880"/>
+          </w:tcPr>
+          <w:p>
+            <w:r>
+              <w:rPr>
+                <w:b/>
+              </w:rPr>
+              <w:t>Connectome construction</w:t>
+            </w:r>
+          </w:p>
+        </w:tc>
+        <w:tc>
+          <w:tcPr>
+            <w:tcW w:type="dxa" w:w="2880"/>
+          </w:tcPr>
+          <w:p>
+            <w:r>
+              <w:t xml:space="preserve">Tournier J-D et al. </w:t>
+            </w:r>
+            <w:r>
+              <w:rPr>
+                <w:i/>
+              </w:rPr>
+              <w:t>NeuroImage</w:t>
+            </w:r>
+            <w:r>
+              <w:t xml:space="preserve"> 2019;202:116137 (MRtrix3)</w:t>
+            </w:r>
+          </w:p>
+        </w:tc>
+        <w:tc>
+          <w:tcPr>
+            <w:tcW w:type="dxa" w:w="2880"/>
+          </w:tcPr>
+          <w:p>
+            <w:r>
+              <w:rPr>
+                <w:rFonts w:ascii="Consolas" w:hAnsi="Consolas"/>
+                <w:sz w:val="20"/>
+              </w:rPr>
+              <w:t>tck2connectome -symmetric -zero_diagonal</w:t>
+            </w:r>
+            <w:r>
+              <w:t xml:space="preserve"> on ACT tractography with SIFT2 weighting.</w:t>
+            </w:r>
+          </w:p>
+        </w:tc>
+      </w:tr>
+      <w:tr>
+        <w:tc>
+          <w:tcPr>
+            <w:tcW w:type="dxa" w:w="2880"/>
+          </w:tcPr>
+          <w:p>
+            <w:r>
+              <w:rPr>
+                <w:b/>
+              </w:rPr>
+              <w:t>Parcellation</w:t>
+            </w:r>
+          </w:p>
+        </w:tc>
+        <w:tc>
+          <w:tcPr>
+            <w:tcW w:type="dxa" w:w="2880"/>
+          </w:tcPr>
+          <w:p>
+            <w:r>
+              <w:t xml:space="preserve">MRtrix3 </w:t>
+            </w:r>
+            <w:r>
+              <w:rPr>
+                <w:rFonts w:ascii="Consolas" w:hAnsi="Consolas"/>
+                <w:sz w:val="20"/>
+              </w:rPr>
+              <w:t>fs_default.txt</w:t>
+            </w:r>
+            <w:r>
+              <w:t xml:space="preserve"> via </w:t>
+            </w:r>
+            <w:r>
+              <w:rPr>
+                <w:rFonts w:ascii="Consolas" w:hAnsi="Consolas"/>
+                <w:sz w:val="20"/>
+              </w:rPr>
+              <w:t>labelconvert</w:t>
+            </w:r>
+          </w:p>
+        </w:tc>
+        <w:tc>
+          <w:tcPr>
+            <w:tcW w:type="dxa" w:w="2880"/>
+          </w:tcPr>
+          <w:p>
+            <w:r>
+              <w:t>84-node Desikan–Killiany ordering; empirically verified in this repo (</w:t>
+            </w:r>
+            <w:r>
+              <w:rPr>
+                <w:rFonts w:ascii="Consolas" w:hAnsi="Consolas"/>
+                <w:sz w:val="20"/>
+              </w:rPr>
+              <w:t>scripts/verify_dk_labels.py</w:t>
+            </w:r>
+            <w:r>
+              <w:t xml:space="preserve">, 14 unit tests in </w:t>
+            </w:r>
+            <w:r>
+              <w:rPr>
+                <w:rFonts w:ascii="Consolas" w:hAnsi="Consolas"/>
+                <w:sz w:val="20"/>
+              </w:rPr>
+              <w:t>tests/test_dk_atlas.py</w:t>
+            </w:r>
+            <w:r>
+              <w:t>).</w:t>
+            </w:r>
+          </w:p>
+        </w:tc>
+      </w:tr>
+    </w:tbl>
+    <w:p/>
+    <w:p>
+      <w:pPr>
+        <w:pStyle w:val="Heading4"/>
+      </w:pPr>
+      <w:r>
+        <w:t>Credibility assessment</w:t>
+      </w:r>
+    </w:p>
+    <w:tbl>
+      <w:tblPr>
+        <w:tblStyle w:val="LightGrid-Accent1"/>
+        <w:tblW w:type="auto" w:w="0"/>
+        <w:tblLook w:firstColumn="1" w:firstRow="1" w:lastColumn="0" w:lastRow="0" w:noHBand="0" w:noVBand="1" w:val="04A0"/>
+      </w:tblPr>
+      <w:tblGrid>
+        <w:gridCol w:w="2880"/>
+        <w:gridCol w:w="2880"/>
+        <w:gridCol w:w="2880"/>
+      </w:tblGrid>
+      <w:tr>
+        <w:tc>
+          <w:tcPr>
+            <w:tcW w:type="dxa" w:w="2880"/>
+            <w:vAlign w:val="center"/>
+          </w:tcPr>
+          <w:p>
+            <w:r>
+              <w:rPr>
+                <w:b/>
+              </w:rPr>
+              <w:t>Aspect</w:t>
+            </w:r>
+          </w:p>
+        </w:tc>
+        <w:tc>
+          <w:tcPr>
+            <w:tcW w:type="dxa" w:w="2880"/>
+            <w:vAlign w:val="center"/>
+          </w:tcPr>
+          <w:p>
+            <w:r>
+              <w:rPr>
+                <w:b/>
+              </w:rPr>
+              <w:t>Rating</w:t>
+            </w:r>
+          </w:p>
+        </w:tc>
+        <w:tc>
+          <w:tcPr>
+            <w:tcW w:type="dxa" w:w="2880"/>
+            <w:vAlign w:val="center"/>
+          </w:tcPr>
+          <w:p>
+            <w:r>
+              <w:rPr>
+                <w:b/>
+              </w:rPr>
+              <w:t>Notes</w:t>
+            </w:r>
+          </w:p>
+        </w:tc>
+      </w:tr>
+      <w:tr>
+        <w:tc>
+          <w:tcPr>
+            <w:tcW w:type="dxa" w:w="2880"/>
+          </w:tcPr>
+          <w:p>
+            <w:r>
+              <w:t xml:space="preserve">Strength </w:t>
+            </w:r>
+            <w:r>
+              <w:rPr>
+                <w:b/>
+              </w:rPr>
+              <w:t>metric</w:t>
+            </w:r>
+          </w:p>
+        </w:tc>
+        <w:tc>
+          <w:tcPr>
+            <w:tcW w:type="dxa" w:w="2880"/>
+          </w:tcPr>
+          <w:p>
+            <w:r>
+              <w:rPr>
+                <w:b/>
+              </w:rPr>
+              <w:t>High</w:t>
+            </w:r>
+          </w:p>
+        </w:tc>
+        <w:tc>
+          <w:tcPr>
+            <w:tcW w:type="dxa" w:w="2880"/>
+          </w:tcPr>
+          <w:p>
+            <w:r>
+              <w:t>Standard graph-theoretic measure (BCT) applied to a peer-reviewed epilepsy connectivity framework (Piper 2026).</w:t>
+            </w:r>
+          </w:p>
+        </w:tc>
+      </w:tr>
+      <w:tr>
+        <w:tc>
+          <w:tcPr>
+            <w:tcW w:type="dxa" w:w="2880"/>
+          </w:tcPr>
+          <w:p>
+            <w:r>
+              <w:t xml:space="preserve">Connectome </w:t>
+            </w:r>
+            <w:r>
+              <w:rPr>
+                <w:b/>
+              </w:rPr>
+              <w:t>weights</w:t>
+            </w:r>
+          </w:p>
+        </w:tc>
+        <w:tc>
+          <w:tcPr>
+            <w:tcW w:type="dxa" w:w="2880"/>
+          </w:tcPr>
+          <w:p>
+            <w:r>
+              <w:rPr>
+                <w:b/>
+              </w:rPr>
+              <w:t>High</w:t>
+            </w:r>
+          </w:p>
+        </w:tc>
+        <w:tc>
+          <w:tcPr>
+            <w:tcW w:type="dxa" w:w="2880"/>
+          </w:tcPr>
+          <w:p>
+            <w:r>
+              <w:t>Mainstream MRtrix3 + SIFT2 workflow; site-specific QSIPrep/QSIRecon upstream.</w:t>
+            </w:r>
+          </w:p>
+        </w:tc>
+      </w:tr>
+      <w:tr>
+        <w:tc>
+          <w:tcPr>
+            <w:tcW w:type="dxa" w:w="2880"/>
+          </w:tcPr>
+          <w:p>
+            <w:r>
+              <w:rPr>
+                <w:b/>
+              </w:rPr>
+              <w:t>DK atlas application</w:t>
+            </w:r>
+          </w:p>
+        </w:tc>
+        <w:tc>
+          <w:tcPr>
+            <w:tcW w:type="dxa" w:w="2880"/>
+          </w:tcPr>
+          <w:p>
+            <w:r>
+              <w:rPr>
+                <w:b/>
+              </w:rPr>
+              <w:t>Moderate</w:t>
+            </w:r>
+          </w:p>
+        </w:tc>
+        <w:tc>
+          <w:tcPr>
+            <w:tcW w:type="dxa" w:w="2880"/>
+          </w:tcPr>
+          <w:p>
+            <w:r>
+              <w:t xml:space="preserve">Validated locally, but </w:t>
+            </w:r>
+            <w:r>
+              <w:rPr>
+                <w:b/>
+              </w:rPr>
+              <w:t>not identical</w:t>
+            </w:r>
+            <w:r>
+              <w:t xml:space="preserve"> to Piper's Lausanne + THOMAS nuclei. Thalamus is one whole node per hemisphere, not AV/CM/MDPf/PUL.</w:t>
+            </w:r>
+          </w:p>
+        </w:tc>
+      </w:tr>
+      <w:tr>
+        <w:tc>
+          <w:tcPr>
+            <w:tcW w:type="dxa" w:w="2880"/>
+          </w:tcPr>
+          <w:p>
+            <w:r>
+              <w:rPr>
+                <w:b/>
+              </w:rPr>
+              <w:t>Edge exclusions</w:t>
+            </w:r>
+          </w:p>
+        </w:tc>
+        <w:tc>
+          <w:tcPr>
+            <w:tcW w:type="dxa" w:w="2880"/>
+          </w:tcPr>
+          <w:p>
+            <w:r>
+              <w:rPr>
+                <w:b/>
+              </w:rPr>
+              <w:t>Moderate</w:t>
+            </w:r>
+          </w:p>
+        </w:tc>
+        <w:tc>
+          <w:tcPr>
+            <w:tcW w:type="dxa" w:w="2880"/>
+          </w:tcPr>
+          <w:p>
+            <w:r>
+              <w:t xml:space="preserve">Piper optionally excludes inter-thalamic edges for nucleus strength; the DK runner sums </w:t>
+            </w:r>
+            <w:r>
+              <w:rPr>
+                <w:b/>
+              </w:rPr>
+              <w:t>all</w:t>
+            </w:r>
+            <w:r>
+              <w:t xml:space="preserve"> non-self edges (</w:t>
+            </w:r>
+            <w:r>
+              <w:rPr>
+                <w:rFonts w:ascii="Consolas" w:hAnsi="Consolas"/>
+                <w:sz w:val="20"/>
+              </w:rPr>
+              <w:t>exclude_inter_thalamic=False</w:t>
+            </w:r>
+            <w:r>
+              <w:t xml:space="preserve"> for whole-brain DK).</w:t>
+            </w:r>
+          </w:p>
+        </w:tc>
+      </w:tr>
+    </w:tbl>
+    <w:p/>
+    <w:p>
+      <w:pPr>
+        <w:pStyle w:val="Heading4"/>
+      </w:pPr>
+      <w:r>
+        <w:t>What `_strength.csv` is NOT</w:t>
+      </w:r>
+    </w:p>
+    <w:p>
+      <w:pPr>
+        <w:pStyle w:val="ListBullet"/>
+      </w:pPr>
+      <w:r>
+        <w:t>Not normative z-scores (raw streamline-weight sums; no age/sex/motion adjustment).</w:t>
+      </w:r>
+    </w:p>
+    <w:p>
+      <w:pPr>
+        <w:pStyle w:val="ListBullet"/>
+      </w:pPr>
+      <w:r>
+        <w:t>Not nucleus-level thalamic strength as in Piper et al. (requires THOMAS).</w:t>
+      </w:r>
+    </w:p>
+    <w:p>
+      <w:pPr>
+        <w:pStyle w:val="ListBullet"/>
+      </w:pPr>
+      <w:r>
+        <w:t>Not a measure of tissue volume (see planned volumetric AI, §11.7).</w:t>
+      </w:r>
+    </w:p>
+    <w:p>
+      <w:pPr>
+        <w:pStyle w:val="ListBullet"/>
+      </w:pPr>
+      <w:r>
+        <w:t>Not edge-level connectivity (strength collapses all edges into one scalar per node).</w:t>
+      </w:r>
+    </w:p>
+    <w:p>
+      <w:pPr>
+        <w:pStyle w:val="Heading3"/>
+      </w:pPr>
+      <w:r>
+        <w:t>12.3 `sub-XXX_ai.csv`</w:t>
+      </w:r>
+    </w:p>
+    <w:p>
+      <w:pPr>
+        <w:pStyle w:val="Heading4"/>
+      </w:pPr>
+      <w:r>
+        <w:t>Purpose</w:t>
+      </w:r>
+    </w:p>
+    <w:p>
+      <w:r>
+        <w:t xml:space="preserve">Reports </w:t>
+      </w:r>
+      <w:r>
+        <w:rPr>
+          <w:b/>
+        </w:rPr>
+        <w:t>interhemispheric asymmetry index</w:t>
+      </w:r>
+      <w:r>
+        <w:t xml:space="preserve"> on node strength — for each homologous left/right ROI pair, how asymmetric is connectivity between hemispheres?</w:t>
+      </w:r>
+    </w:p>
+    <w:p>
+      <w:r>
+        <w:t xml:space="preserve">Also called </w:t>
+      </w:r>
+      <w:r>
+        <w:rPr>
+          <w:b/>
+        </w:rPr>
+        <w:t>side AI</w:t>
+      </w:r>
+      <w:r>
+        <w:t xml:space="preserve">, </w:t>
+      </w:r>
+      <w:r>
+        <w:rPr>
+          <w:b/>
+        </w:rPr>
+        <w:t>hemispheric AI</w:t>
+      </w:r>
+      <w:r>
+        <w:t xml:space="preserve">, or </w:t>
+      </w:r>
+      <w:r>
+        <w:rPr>
+          <w:b/>
+        </w:rPr>
+        <w:t>normalized asymmetry index</w:t>
+      </w:r>
+      <w:r>
+        <w:t>.</w:t>
+      </w:r>
+    </w:p>
+    <w:p>
+      <w:pPr>
+        <w:pStyle w:val="Heading4"/>
+      </w:pPr>
+      <w:r>
+        <w:t>Columns</w:t>
+      </w:r>
+    </w:p>
+    <w:tbl>
+      <w:tblPr>
+        <w:tblStyle w:val="LightGrid-Accent1"/>
+        <w:tblW w:type="auto" w:w="0"/>
+        <w:tblLook w:firstColumn="1" w:firstRow="1" w:lastColumn="0" w:lastRow="0" w:noHBand="0" w:noVBand="1" w:val="04A0"/>
+      </w:tblPr>
+      <w:tblGrid>
+        <w:gridCol w:w="2880"/>
+        <w:gridCol w:w="2880"/>
+        <w:gridCol w:w="2880"/>
+      </w:tblGrid>
+      <w:tr>
+        <w:tc>
+          <w:tcPr>
+            <w:tcW w:type="dxa" w:w="2880"/>
+            <w:vAlign w:val="center"/>
+          </w:tcPr>
+          <w:p>
+            <w:r>
+              <w:rPr>
+                <w:b/>
+              </w:rPr>
+              <w:t>Column</w:t>
+            </w:r>
+          </w:p>
+        </w:tc>
+        <w:tc>
+          <w:tcPr>
+            <w:tcW w:type="dxa" w:w="2880"/>
+            <w:vAlign w:val="center"/>
+          </w:tcPr>
+          <w:p>
+            <w:r>
+              <w:rPr>
+                <w:b/>
+              </w:rPr>
+              <w:t>Type</w:t>
+            </w:r>
+          </w:p>
+        </w:tc>
+        <w:tc>
+          <w:tcPr>
+            <w:tcW w:type="dxa" w:w="2880"/>
+            <w:vAlign w:val="center"/>
+          </w:tcPr>
+          <w:p>
+            <w:r>
+              <w:rPr>
+                <w:b/>
+              </w:rPr>
+              <w:t>Description</w:t>
+            </w:r>
+          </w:p>
+        </w:tc>
+      </w:tr>
+      <w:tr>
+        <w:tc>
+          <w:tcPr>
+            <w:tcW w:type="dxa" w:w="2880"/>
+          </w:tcPr>
+          <w:p>
+            <w:r>
+              <w:rPr>
+                <w:rFonts w:ascii="Consolas" w:hAnsi="Consolas"/>
+                <w:sz w:val="20"/>
+              </w:rPr>
+              <w:t>subject</w:t>
+            </w:r>
+          </w:p>
+        </w:tc>
+        <w:tc>
+          <w:tcPr>
+            <w:tcW w:type="dxa" w:w="2880"/>
+          </w:tcPr>
+          <w:p>
+            <w:r>
+              <w:t>string</w:t>
+            </w:r>
+          </w:p>
+        </w:tc>
+        <w:tc>
+          <w:tcPr>
+            <w:tcW w:type="dxa" w:w="2880"/>
+          </w:tcPr>
+          <w:p>
+            <w:r>
+              <w:t>Subject ID</w:t>
+            </w:r>
+          </w:p>
+        </w:tc>
+      </w:tr>
+      <w:tr>
+        <w:tc>
+          <w:tcPr>
+            <w:tcW w:type="dxa" w:w="2880"/>
+          </w:tcPr>
+          <w:p>
+            <w:r>
+              <w:rPr>
+                <w:rFonts w:ascii="Consolas" w:hAnsi="Consolas"/>
+                <w:sz w:val="20"/>
+              </w:rPr>
+              <w:t>roi_name</w:t>
+            </w:r>
+          </w:p>
+        </w:tc>
+        <w:tc>
+          <w:tcPr>
+            <w:tcW w:type="dxa" w:w="2880"/>
+          </w:tcPr>
+          <w:p>
+            <w:r>
+              <w:t>string</w:t>
+            </w:r>
+          </w:p>
+        </w:tc>
+        <w:tc>
+          <w:tcPr>
+            <w:tcW w:type="dxa" w:w="2880"/>
+          </w:tcPr>
+          <w:p>
+            <w:r>
+              <w:t xml:space="preserve">Base region name without side, e.g. </w:t>
+            </w:r>
+            <w:r>
+              <w:rPr>
+                <w:rFonts w:ascii="Consolas" w:hAnsi="Consolas"/>
+                <w:sz w:val="20"/>
+              </w:rPr>
+              <w:t>bankssts</w:t>
+            </w:r>
+            <w:r>
+              <w:t xml:space="preserve">, </w:t>
+            </w:r>
+            <w:r>
+              <w:rPr>
+                <w:rFonts w:ascii="Consolas" w:hAnsi="Consolas"/>
+                <w:sz w:val="20"/>
+              </w:rPr>
+              <w:t>Thalamus-Proper</w:t>
+            </w:r>
+          </w:p>
+        </w:tc>
+      </w:tr>
+      <w:tr>
+        <w:tc>
+          <w:tcPr>
+            <w:tcW w:type="dxa" w:w="2880"/>
+          </w:tcPr>
+          <w:p>
+            <w:r>
+              <w:rPr>
+                <w:rFonts w:ascii="Consolas" w:hAnsi="Consolas"/>
+                <w:sz w:val="20"/>
+              </w:rPr>
+              <w:t>region_type</w:t>
+            </w:r>
+          </w:p>
+        </w:tc>
+        <w:tc>
+          <w:tcPr>
+            <w:tcW w:type="dxa" w:w="2880"/>
+          </w:tcPr>
+          <w:p>
+            <w:r>
+              <w:t>string</w:t>
+            </w:r>
+          </w:p>
+        </w:tc>
+        <w:tc>
+          <w:tcPr>
+            <w:tcW w:type="dxa" w:w="2880"/>
+          </w:tcPr>
+          <w:p>
+            <w:r>
+              <w:rPr>
+                <w:rFonts w:ascii="Consolas" w:hAnsi="Consolas"/>
+                <w:sz w:val="20"/>
+              </w:rPr>
+              <w:t>cortex</w:t>
+            </w:r>
+            <w:r>
+              <w:t xml:space="preserve">, </w:t>
+            </w:r>
+            <w:r>
+              <w:rPr>
+                <w:rFonts w:ascii="Consolas" w:hAnsi="Consolas"/>
+                <w:sz w:val="20"/>
+              </w:rPr>
+              <w:t>subcortical</w:t>
+            </w:r>
+            <w:r>
+              <w:t xml:space="preserve">, or </w:t>
+            </w:r>
+            <w:r>
+              <w:rPr>
+                <w:rFonts w:ascii="Consolas" w:hAnsi="Consolas"/>
+                <w:sz w:val="20"/>
+              </w:rPr>
+              <w:t>cerebellum</w:t>
+            </w:r>
+          </w:p>
+        </w:tc>
+      </w:tr>
+      <w:tr>
+        <w:tc>
+          <w:tcPr>
+            <w:tcW w:type="dxa" w:w="2880"/>
+          </w:tcPr>
+          <w:p>
+            <w:r>
+              <w:rPr>
+                <w:rFonts w:ascii="Consolas" w:hAnsi="Consolas"/>
+                <w:sz w:val="20"/>
+              </w:rPr>
+              <w:t>L_index</w:t>
+            </w:r>
+            <w:r>
+              <w:t xml:space="preserve">, </w:t>
+            </w:r>
+            <w:r>
+              <w:rPr>
+                <w:rFonts w:ascii="Consolas" w:hAnsi="Consolas"/>
+                <w:sz w:val="20"/>
+              </w:rPr>
+              <w:t>R_index</w:t>
+            </w:r>
+          </w:p>
+        </w:tc>
+        <w:tc>
+          <w:tcPr>
+            <w:tcW w:type="dxa" w:w="2880"/>
+          </w:tcPr>
+          <w:p>
+            <w:r>
+              <w:t>int</w:t>
+            </w:r>
+          </w:p>
+        </w:tc>
+        <w:tc>
+          <w:tcPr>
+            <w:tcW w:type="dxa" w:w="2880"/>
+          </w:tcPr>
+          <w:p>
+            <w:r>
+              <w:rPr>
+                <w:rFonts w:ascii="Consolas" w:hAnsi="Consolas"/>
+                <w:sz w:val="20"/>
+              </w:rPr>
+              <w:t>fs_default_index</w:t>
+            </w:r>
+            <w:r>
+              <w:t xml:space="preserve"> of the paired left and right nodes</w:t>
+            </w:r>
+          </w:p>
+        </w:tc>
+      </w:tr>
+      <w:tr>
+        <w:tc>
+          <w:tcPr>
+            <w:tcW w:type="dxa" w:w="2880"/>
+          </w:tcPr>
+          <w:p>
+            <w:r>
+              <w:rPr>
+                <w:rFonts w:ascii="Consolas" w:hAnsi="Consolas"/>
+                <w:sz w:val="20"/>
+              </w:rPr>
+              <w:t>L_strength</w:t>
+            </w:r>
+            <w:r>
+              <w:t xml:space="preserve">, </w:t>
+            </w:r>
+            <w:r>
+              <w:rPr>
+                <w:rFonts w:ascii="Consolas" w:hAnsi="Consolas"/>
+                <w:sz w:val="20"/>
+              </w:rPr>
+              <w:t>R_strength</w:t>
+            </w:r>
+          </w:p>
+        </w:tc>
+        <w:tc>
+          <w:tcPr>
+            <w:tcW w:type="dxa" w:w="2880"/>
+          </w:tcPr>
+          <w:p>
+            <w:r>
+              <w:t>float</w:t>
+            </w:r>
+          </w:p>
+        </w:tc>
+        <w:tc>
+          <w:tcPr>
+            <w:tcW w:type="dxa" w:w="2880"/>
+          </w:tcPr>
+          <w:p>
+            <w:r>
+              <w:t xml:space="preserve">Node strengths copied from </w:t>
+            </w:r>
+            <w:r>
+              <w:rPr>
+                <w:rFonts w:ascii="Consolas" w:hAnsi="Consolas"/>
+                <w:sz w:val="20"/>
+              </w:rPr>
+              <w:t>_strength.csv</w:t>
+            </w:r>
+          </w:p>
+        </w:tc>
+      </w:tr>
+      <w:tr>
+        <w:tc>
+          <w:tcPr>
+            <w:tcW w:type="dxa" w:w="2880"/>
+          </w:tcPr>
+          <w:p>
+            <w:r>
+              <w:rPr>
+                <w:rFonts w:ascii="Consolas" w:hAnsi="Consolas"/>
+                <w:sz w:val="20"/>
+              </w:rPr>
+              <w:t>side_ai</w:t>
+            </w:r>
+          </w:p>
+        </w:tc>
+        <w:tc>
+          <w:tcPr>
+            <w:tcW w:type="dxa" w:w="2880"/>
+          </w:tcPr>
+          <w:p>
+            <w:r>
+              <w:t>float</w:t>
+            </w:r>
+          </w:p>
+        </w:tc>
+        <w:tc>
+          <w:tcPr>
+            <w:tcW w:type="dxa" w:w="2880"/>
+          </w:tcPr>
+          <w:p>
+            <w:r>
+              <w:t xml:space="preserve">Interhemispheric AI: </w:t>
+            </w:r>
+            <w:r>
+              <w:rPr>
+                <w:rFonts w:ascii="Consolas" w:hAnsi="Consolas"/>
+                <w:sz w:val="20"/>
+              </w:rPr>
+              <w:t>(L − R) / (L + R)</w:t>
+            </w:r>
+            <w:r>
+              <w:t xml:space="preserve">; NaN if </w:t>
+            </w:r>
+            <w:r>
+              <w:rPr>
+                <w:rFonts w:ascii="Consolas" w:hAnsi="Consolas"/>
+                <w:sz w:val="20"/>
+              </w:rPr>
+              <w:t>L + R ≤ 0</w:t>
+            </w:r>
+          </w:p>
+        </w:tc>
+      </w:tr>
+      <w:tr>
+        <w:tc>
+          <w:tcPr>
+            <w:tcW w:type="dxa" w:w="2880"/>
+          </w:tcPr>
+          <w:p>
+            <w:r>
+              <w:rPr>
+                <w:rFonts w:ascii="Consolas" w:hAnsi="Consolas"/>
+                <w:sz w:val="20"/>
+              </w:rPr>
+              <w:t>log_ai</w:t>
+            </w:r>
+          </w:p>
+        </w:tc>
+        <w:tc>
+          <w:tcPr>
+            <w:tcW w:type="dxa" w:w="2880"/>
+          </w:tcPr>
+          <w:p>
+            <w:r>
+              <w:t>float</w:t>
+            </w:r>
+          </w:p>
+        </w:tc>
+        <w:tc>
+          <w:tcPr>
+            <w:tcW w:type="dxa" w:w="2880"/>
+          </w:tcPr>
+          <w:p>
+            <w:r>
+              <w:t xml:space="preserve">Log-ratio AI: </w:t>
+            </w:r>
+            <w:r>
+              <w:rPr>
+                <w:rFonts w:ascii="Consolas" w:hAnsi="Consolas"/>
+                <w:sz w:val="20"/>
+              </w:rPr>
+              <w:t>ln(L / R)</w:t>
+            </w:r>
+            <w:r>
+              <w:t>; NaN if either value ≤ 0</w:t>
+            </w:r>
+          </w:p>
+        </w:tc>
+      </w:tr>
+    </w:tbl>
+    <w:p/>
+    <w:p>
+      <w:r>
+        <w:rPr>
+          <w:b/>
+        </w:rPr>
+        <w:t>Row count:</w:t>
+      </w:r>
+      <w:r>
+        <w:t xml:space="preserve"> exactly </w:t>
+      </w:r>
+      <w:r>
+        <w:rPr>
+          <w:b/>
+        </w:rPr>
+        <w:t>41</w:t>
+      </w:r>
+      <w:r>
+        <w:t xml:space="preserve"> matched L/R pairs (34 cortical + 7 subcortical, including whole thalamus + cerebellum cortex). Pairing rules are in </w:t>
+      </w:r>
+      <w:r>
+        <w:rPr>
+          <w:rFonts w:ascii="Consolas" w:hAnsi="Consolas"/>
+          <w:sz w:val="20"/>
+        </w:rPr>
+        <w:t>nodestrength.dk_atlas.lr_pair_table()</w:t>
+      </w:r>
+      <w:r>
+        <w:t>.</w:t>
+      </w:r>
+    </w:p>
+    <w:p>
+      <w:pPr>
+        <w:pStyle w:val="Heading4"/>
+      </w:pPr>
+      <w:r>
+        <w:t>Formulas</w:t>
+      </w:r>
+    </w:p>
+    <w:p>
+      <w:pPr>
+        <w:ind w:left="360"/>
+      </w:pPr>
+      <w:r>
+        <w:rPr>
+          <w:rFonts w:ascii="Consolas" w:hAnsi="Consolas"/>
+          <w:sz w:val="18"/>
+        </w:rPr>
+        <w:t xml:space="preserve">    side_ai = (L − R) / (L + R)        range [−1, +1]</w:t>
+        <w:br/>
+        <w:t xml:space="preserve">    log_ai  = ln(L / R)                unbounded; 0 = symmetry</w:t>
+      </w:r>
+    </w:p>
+    <w:p>
+      <w:r>
+        <w:t xml:space="preserve">Both are computed by </w:t>
+      </w:r>
+      <w:r>
+        <w:rPr>
+          <w:rFonts w:ascii="Consolas" w:hAnsi="Consolas"/>
+          <w:sz w:val="20"/>
+        </w:rPr>
+        <w:t>nodestrength.asymmetry.side_ai()</w:t>
+      </w:r>
+      <w:r>
+        <w:t xml:space="preserve"> and </w:t>
+      </w:r>
+      <w:r>
+        <w:rPr>
+          <w:rFonts w:ascii="Consolas" w:hAnsi="Consolas"/>
+          <w:sz w:val="20"/>
+        </w:rPr>
+        <w:t>.log_ai()</w:t>
+      </w:r>
+      <w:r>
+        <w:t>.</w:t>
+      </w:r>
+    </w:p>
+    <w:p>
+      <w:pPr>
+        <w:pStyle w:val="Heading4"/>
+      </w:pPr>
+      <w:r>
+        <w:t>Methodological basis and sources</w:t>
+      </w:r>
+    </w:p>
+    <w:tbl>
+      <w:tblPr>
+        <w:tblStyle w:val="LightGrid-Accent1"/>
+        <w:tblW w:type="auto" w:w="0"/>
+        <w:tblLook w:firstColumn="1" w:firstRow="1" w:lastColumn="0" w:lastRow="0" w:noHBand="0" w:noVBand="1" w:val="04A0"/>
+      </w:tblPr>
+      <w:tblGrid>
+        <w:gridCol w:w="2880"/>
+        <w:gridCol w:w="2880"/>
+        <w:gridCol w:w="2880"/>
+      </w:tblGrid>
+      <w:tr>
+        <w:tc>
+          <w:tcPr>
+            <w:tcW w:type="dxa" w:w="2880"/>
+            <w:vAlign w:val="center"/>
+          </w:tcPr>
+          <w:p>
+            <w:r>
+              <w:rPr>
+                <w:b/>
+              </w:rPr>
+              <w:t>Layer</w:t>
+            </w:r>
+          </w:p>
+        </w:tc>
+        <w:tc>
+          <w:tcPr>
+            <w:tcW w:type="dxa" w:w="2880"/>
+            <w:vAlign w:val="center"/>
+          </w:tcPr>
+          <w:p>
+            <w:r>
+              <w:rPr>
+                <w:b/>
+              </w:rPr>
+              <w:t>Source</w:t>
+            </w:r>
+          </w:p>
+        </w:tc>
+        <w:tc>
+          <w:tcPr>
+            <w:tcW w:type="dxa" w:w="2880"/>
+            <w:vAlign w:val="center"/>
+          </w:tcPr>
+          <w:p>
+            <w:r>
+              <w:rPr>
+                <w:b/>
+              </w:rPr>
+              <w:t>What it provides</w:t>
+            </w:r>
+          </w:p>
+        </w:tc>
+      </w:tr>
+      <w:tr>
+        <w:tc>
+          <w:tcPr>
+            <w:tcW w:type="dxa" w:w="2880"/>
+          </w:tcPr>
+          <w:p>
+            <w:r>
+              <w:rPr>
+                <w:b/>
+              </w:rPr>
+              <w:t>Input values</w:t>
+            </w:r>
+          </w:p>
+        </w:tc>
+        <w:tc>
+          <w:tcPr>
+            <w:tcW w:type="dxa" w:w="2880"/>
+          </w:tcPr>
+          <w:p>
+            <w:r>
+              <w:rPr>
+                <w:rFonts w:ascii="Consolas" w:hAnsi="Consolas"/>
+                <w:sz w:val="20"/>
+              </w:rPr>
+              <w:t>_strength.csv</w:t>
+            </w:r>
+            <w:r>
+              <w:t xml:space="preserve"> (see §12.2)</w:t>
+            </w:r>
+          </w:p>
+        </w:tc>
+        <w:tc>
+          <w:tcPr>
+            <w:tcW w:type="dxa" w:w="2880"/>
+          </w:tcPr>
+          <w:p>
+            <w:r>
+              <w:t>L and R node strengths per ROI pair.</w:t>
+            </w:r>
+          </w:p>
+        </w:tc>
+      </w:tr>
+      <w:tr>
+        <w:tc>
+          <w:tcPr>
+            <w:tcW w:type="dxa" w:w="2880"/>
+          </w:tcPr>
+          <w:p>
+            <w:r>
+              <w:rPr>
+                <w:b/>
+              </w:rPr>
+              <w:t>Interhemispheric AI formula</w:t>
+            </w:r>
+          </w:p>
+        </w:tc>
+        <w:tc>
+          <w:tcPr>
+            <w:tcW w:type="dxa" w:w="2880"/>
+          </w:tcPr>
+          <w:p>
+            <w:r>
+              <w:t xml:space="preserve">Standard normalized asymmetry index; same as Gugger Lab </w:t>
+            </w:r>
+            <w:r>
+              <w:rPr>
+                <w:b/>
+              </w:rPr>
+              <w:t>ASL-AI</w:t>
+            </w:r>
+            <w:r>
+              <w:t xml:space="preserve"> pipeline (</w:t>
+            </w:r>
+            <w:r>
+              <w:rPr>
+                <w:rFonts w:ascii="Consolas" w:hAnsi="Consolas"/>
+                <w:sz w:val="20"/>
+              </w:rPr>
+              <w:t>Workflows/ASL-AI/documentation/pipeline/compute_asymmetry.py</w:t>
+            </w:r>
+            <w:r>
+              <w:t xml:space="preserve">: </w:t>
+            </w:r>
+            <w:r>
+              <w:rPr>
+                <w:rFonts w:ascii="Consolas" w:hAnsi="Consolas"/>
+                <w:sz w:val="20"/>
+              </w:rPr>
+              <w:t>AI = (L − R) / (L + R)</w:t>
+            </w:r>
+            <w:r>
+              <w:t>)</w:t>
+            </w:r>
+          </w:p>
+        </w:tc>
+        <w:tc>
+          <w:tcPr>
+            <w:tcW w:type="dxa" w:w="2880"/>
+          </w:tcPr>
+          <w:p>
+            <w:r>
+              <w:t>Scale-invariant left–right comparison used across lab perfusion and connectivity workflows.</w:t>
+            </w:r>
+          </w:p>
+        </w:tc>
+      </w:tr>
+      <w:tr>
+        <w:tc>
+          <w:tcPr>
+            <w:tcW w:type="dxa" w:w="2880"/>
+          </w:tcPr>
+          <w:p>
+            <w:r>
+              <w:rPr>
+                <w:b/>
+              </w:rPr>
+              <w:t>L/R pairing</w:t>
+            </w:r>
+          </w:p>
+        </w:tc>
+        <w:tc>
+          <w:tcPr>
+            <w:tcW w:type="dxa" w:w="2880"/>
+          </w:tcPr>
+          <w:p>
+            <w:r>
+              <w:rPr>
+                <w:rFonts w:ascii="Consolas" w:hAnsi="Consolas"/>
+                <w:sz w:val="20"/>
+              </w:rPr>
+              <w:t>nodestrength.dk_atlas</w:t>
+            </w:r>
+            <w:r>
+              <w:t xml:space="preserve"> (empirically verified fs_default ordering)</w:t>
+            </w:r>
+          </w:p>
+        </w:tc>
+        <w:tc>
+          <w:tcPr>
+            <w:tcW w:type="dxa" w:w="2880"/>
+          </w:tcPr>
+          <w:p>
+            <w:r>
+              <w:t xml:space="preserve">Ensures homologous regions are compared (e.g. </w:t>
+            </w:r>
+            <w:r>
+              <w:rPr>
+                <w:rFonts w:ascii="Consolas" w:hAnsi="Consolas"/>
+                <w:sz w:val="20"/>
+              </w:rPr>
+              <w:t>L.bankssts</w:t>
+            </w:r>
+            <w:r>
+              <w:t xml:space="preserve"> ↔ </w:t>
+            </w:r>
+            <w:r>
+              <w:rPr>
+                <w:rFonts w:ascii="Consolas" w:hAnsi="Consolas"/>
+                <w:sz w:val="20"/>
+              </w:rPr>
+              <w:t>R.bankssts</w:t>
+            </w:r>
+            <w:r>
+              <w:t>).</w:t>
+            </w:r>
+          </w:p>
+        </w:tc>
+      </w:tr>
+      <w:tr>
+        <w:tc>
+          <w:tcPr>
+            <w:tcW w:type="dxa" w:w="2880"/>
+          </w:tcPr>
+          <w:p>
+            <w:r>
+              <w:rPr>
+                <w:b/>
+              </w:rPr>
+              <w:t>Conceptual alignment with Piper 2026</w:t>
+            </w:r>
+          </w:p>
+        </w:tc>
+        <w:tc>
+          <w:tcPr>
+            <w:tcW w:type="dxa" w:w="2880"/>
+          </w:tcPr>
+          <w:p>
+            <w:r>
+              <w:t xml:space="preserve">Piper et al. </w:t>
+            </w:r>
+            <w:r>
+              <w:rPr>
+                <w:i/>
+              </w:rPr>
+              <w:t>Epilepsia</w:t>
+            </w:r>
+            <w:r>
+              <w:t xml:space="preserve"> 2026</w:t>
+            </w:r>
+          </w:p>
+        </w:tc>
+        <w:tc>
+          <w:tcPr>
+            <w:tcW w:type="dxa" w:w="2880"/>
+          </w:tcPr>
+          <w:p>
+            <w:r>
+              <w:t xml:space="preserve">Paper tests </w:t>
+            </w:r>
+            <w:r>
+              <w:rPr>
+                <w:b/>
+              </w:rPr>
+              <w:t>laterality</w:t>
+            </w:r>
+            <w:r>
+              <w:t xml:space="preserve"> (L/R or ipsi/contra) as a </w:t>
+            </w:r>
+            <w:r>
+              <w:rPr>
+                <w:b/>
+              </w:rPr>
+              <w:t>mixed-GLM interaction</w:t>
+            </w:r>
+            <w:r>
+              <w:t xml:space="preserve"> (Pillai's trace), not as a single pre-defined AI column.</w:t>
+            </w:r>
+          </w:p>
+        </w:tc>
+      </w:tr>
+    </w:tbl>
+    <w:p/>
+    <w:p>
+      <w:pPr>
+        <w:pStyle w:val="Heading4"/>
+      </w:pPr>
+      <w:r>
+        <w:t>Credibility assessment</w:t>
+      </w:r>
+    </w:p>
+    <w:tbl>
+      <w:tblPr>
+        <w:tblStyle w:val="LightGrid-Accent1"/>
+        <w:tblW w:type="auto" w:w="0"/>
+        <w:tblLook w:firstColumn="1" w:firstRow="1" w:lastColumn="0" w:lastRow="0" w:noHBand="0" w:noVBand="1" w:val="04A0"/>
+      </w:tblPr>
+      <w:tblGrid>
+        <w:gridCol w:w="2880"/>
+        <w:gridCol w:w="2880"/>
+        <w:gridCol w:w="2880"/>
+      </w:tblGrid>
+      <w:tr>
+        <w:tc>
+          <w:tcPr>
+            <w:tcW w:type="dxa" w:w="2880"/>
+            <w:vAlign w:val="center"/>
+          </w:tcPr>
+          <w:p>
+            <w:r>
+              <w:rPr>
+                <w:b/>
+              </w:rPr>
+              <w:t>Aspect</w:t>
+            </w:r>
+          </w:p>
+        </w:tc>
+        <w:tc>
+          <w:tcPr>
+            <w:tcW w:type="dxa" w:w="2880"/>
+            <w:vAlign w:val="center"/>
+          </w:tcPr>
+          <w:p>
+            <w:r>
+              <w:rPr>
+                <w:b/>
+              </w:rPr>
+              <w:t>Rating</w:t>
+            </w:r>
+          </w:p>
+        </w:tc>
+        <w:tc>
+          <w:tcPr>
+            <w:tcW w:type="dxa" w:w="2880"/>
+            <w:vAlign w:val="center"/>
+          </w:tcPr>
+          <w:p>
+            <w:r>
+              <w:rPr>
+                <w:b/>
+              </w:rPr>
+              <w:t>Notes</w:t>
+            </w:r>
+          </w:p>
+        </w:tc>
+      </w:tr>
+      <w:tr>
+        <w:tc>
+          <w:tcPr>
+            <w:tcW w:type="dxa" w:w="2880"/>
+          </w:tcPr>
+          <w:p>
+            <w:r>
+              <w:rPr>
+                <w:b/>
+              </w:rPr>
+              <w:t>AI formula</w:t>
+            </w:r>
+          </w:p>
+        </w:tc>
+        <w:tc>
+          <w:tcPr>
+            <w:tcW w:type="dxa" w:w="2880"/>
+          </w:tcPr>
+          <w:p>
+            <w:r>
+              <w:rPr>
+                <w:b/>
+              </w:rPr>
+              <w:t>High</w:t>
+            </w:r>
+          </w:p>
+        </w:tc>
+        <w:tc>
+          <w:tcPr>
+            <w:tcW w:type="dxa" w:w="2880"/>
+          </w:tcPr>
+          <w:p>
+            <w:r>
+              <w:t>Well-established normalized asymmetry measure; lab-standard (ASL-AI).</w:t>
+            </w:r>
+          </w:p>
+        </w:tc>
+      </w:tr>
+      <w:tr>
+        <w:tc>
+          <w:tcPr>
+            <w:tcW w:type="dxa" w:w="2880"/>
+          </w:tcPr>
+          <w:p>
+            <w:r>
+              <w:rPr>
+                <w:b/>
+              </w:rPr>
+              <w:t>Applied to node strength</w:t>
+            </w:r>
+          </w:p>
+        </w:tc>
+        <w:tc>
+          <w:tcPr>
+            <w:tcW w:type="dxa" w:w="2880"/>
+          </w:tcPr>
+          <w:p>
+            <w:r>
+              <w:rPr>
+                <w:b/>
+              </w:rPr>
+              <w:t>High</w:t>
+            </w:r>
+          </w:p>
+        </w:tc>
+        <w:tc>
+          <w:tcPr>
+            <w:tcW w:type="dxa" w:w="2880"/>
+          </w:tcPr>
+          <w:p>
+            <w:r>
+              <w:t>Natural downstream of BCT strength; same left–right question as the paper's laterality effects.</w:t>
+            </w:r>
+          </w:p>
+        </w:tc>
+      </w:tr>
+      <w:tr>
+        <w:tc>
+          <w:tcPr>
+            <w:tcW w:type="dxa" w:w="2880"/>
+          </w:tcPr>
+          <w:p>
+            <w:r>
+              <w:rPr>
+                <w:b/>
+              </w:rPr>
+              <w:t>As Piper's primary statistic</w:t>
+            </w:r>
+          </w:p>
+        </w:tc>
+        <w:tc>
+          <w:tcPr>
+            <w:tcW w:type="dxa" w:w="2880"/>
+          </w:tcPr>
+          <w:p>
+            <w:r>
+              <w:rPr>
+                <w:b/>
+              </w:rPr>
+              <w:t>Low / N/A</w:t>
+            </w:r>
+          </w:p>
+        </w:tc>
+        <w:tc>
+          <w:tcPr>
+            <w:tcW w:type="dxa" w:w="2880"/>
+          </w:tcPr>
+          <w:p>
+            <w:r>
+              <w:t xml:space="preserve">Piper does </w:t>
+            </w:r>
+            <w:r>
+              <w:rPr>
+                <w:b/>
+              </w:rPr>
+              <w:t>not</w:t>
+            </w:r>
+            <w:r>
+              <w:t xml:space="preserve"> define closed-form </w:t>
+            </w:r>
+            <w:r>
+              <w:rPr>
+                <w:rFonts w:ascii="Consolas" w:hAnsi="Consolas"/>
+                <w:sz w:val="20"/>
+              </w:rPr>
+              <w:t>_ai.csv</w:t>
+            </w:r>
+            <w:r>
+              <w:t xml:space="preserve"> as the main outcome. Use mixed GLMs (</w:t>
+            </w:r>
+            <w:r>
+              <w:rPr>
+                <w:rFonts w:ascii="Consolas" w:hAnsi="Consolas"/>
+                <w:sz w:val="20"/>
+              </w:rPr>
+              <w:t>nodestrength analyze</w:t>
+            </w:r>
+            <w:r>
+              <w:t>) for paper-faithful inference.</w:t>
+            </w:r>
+          </w:p>
+        </w:tc>
+      </w:tr>
+      <w:tr>
+        <w:tc>
+          <w:tcPr>
+            <w:tcW w:type="dxa" w:w="2880"/>
+          </w:tcPr>
+          <w:p>
+            <w:r>
+              <w:rPr>
+                <w:b/>
+              </w:rPr>
+              <w:t>Raw vs adjusted</w:t>
+            </w:r>
+          </w:p>
+        </w:tc>
+        <w:tc>
+          <w:tcPr>
+            <w:tcW w:type="dxa" w:w="2880"/>
+          </w:tcPr>
+          <w:p>
+            <w:r>
+              <w:rPr>
+                <w:b/>
+              </w:rPr>
+              <w:t>Moderate</w:t>
+            </w:r>
+          </w:p>
+        </w:tc>
+        <w:tc>
+          <w:tcPr>
+            <w:tcW w:type="dxa" w:w="2880"/>
+          </w:tcPr>
+          <w:p>
+            <w:r>
+              <w:t xml:space="preserve">Current </w:t>
+            </w:r>
+            <w:r>
+              <w:rPr>
+                <w:rFonts w:ascii="Consolas" w:hAnsi="Consolas"/>
+                <w:sz w:val="20"/>
+              </w:rPr>
+              <w:t>_ai.csv</w:t>
+            </w:r>
+            <w:r>
+              <w:t xml:space="preserve"> uses </w:t>
+            </w:r>
+            <w:r>
+              <w:rPr>
+                <w:b/>
+              </w:rPr>
+              <w:t>raw</w:t>
+            </w:r>
+            <w:r>
+              <w:t xml:space="preserve"> strength. Piper typically analyses </w:t>
+            </w:r>
+            <w:r>
+              <w:rPr>
+                <w:b/>
+              </w:rPr>
+              <w:t>normative z-scored</w:t>
+            </w:r>
+            <w:r>
+              <w:t xml:space="preserve"> strength with covariates (age, sex, motion, mean-brain strength).</w:t>
+            </w:r>
+          </w:p>
+        </w:tc>
+      </w:tr>
+    </w:tbl>
+    <w:p/>
+    <w:p>
+      <w:pPr>
+        <w:pStyle w:val="Heading4"/>
+      </w:pPr>
+      <w:r>
+        <w:t>Interpretation of `side_ai`</w:t>
+      </w:r>
+    </w:p>
+    <w:tbl>
+      <w:tblPr>
+        <w:tblStyle w:val="LightGrid-Accent1"/>
+        <w:tblW w:type="auto" w:w="0"/>
+        <w:tblLook w:firstColumn="1" w:firstRow="1" w:lastColumn="0" w:lastRow="0" w:noHBand="0" w:noVBand="1" w:val="04A0"/>
+      </w:tblPr>
+      <w:tblGrid>
+        <w:gridCol w:w="4320"/>
+        <w:gridCol w:w="4320"/>
+      </w:tblGrid>
+      <w:tr>
+        <w:tc>
+          <w:tcPr>
+            <w:tcW w:type="dxa" w:w="4320"/>
+            <w:vAlign w:val="center"/>
+          </w:tcPr>
+          <w:p>
+            <w:r>
+              <w:rPr>
+                <w:b/>
+              </w:rPr>
+              <w:t>Value</w:t>
+            </w:r>
+          </w:p>
+        </w:tc>
+        <w:tc>
+          <w:tcPr>
+            <w:tcW w:type="dxa" w:w="4320"/>
+            <w:vAlign w:val="center"/>
+          </w:tcPr>
+          <w:p>
+            <w:r>
+              <w:rPr>
+                <w:b/>
+              </w:rPr>
+              <w:t>Meaning</w:t>
+            </w:r>
+          </w:p>
+        </w:tc>
+      </w:tr>
+      <w:tr>
+        <w:tc>
+          <w:tcPr>
+            <w:tcW w:type="dxa" w:w="4320"/>
+          </w:tcPr>
+          <w:p>
+            <w:r>
+              <w:rPr>
+                <w:b/>
+              </w:rPr>
+              <w:t>+1</w:t>
+            </w:r>
+          </w:p>
+        </w:tc>
+        <w:tc>
+          <w:tcPr>
+            <w:tcW w:type="dxa" w:w="4320"/>
+          </w:tcPr>
+          <w:p>
+            <w:r>
+              <w:t>All connectivity on the left (R ≈ 0)</w:t>
+            </w:r>
+          </w:p>
+        </w:tc>
+      </w:tr>
+      <w:tr>
+        <w:tc>
+          <w:tcPr>
+            <w:tcW w:type="dxa" w:w="4320"/>
+          </w:tcPr>
+          <w:p>
+            <w:r>
+              <w:rPr>
+                <w:b/>
+              </w:rPr>
+              <w:t>0</w:t>
+            </w:r>
+          </w:p>
+        </w:tc>
+        <w:tc>
+          <w:tcPr>
+            <w:tcW w:type="dxa" w:w="4320"/>
+          </w:tcPr>
+          <w:p>
+            <w:r>
+              <w:t>Perfect symmetry (L = R)</w:t>
+            </w:r>
+          </w:p>
+        </w:tc>
+      </w:tr>
+      <w:tr>
+        <w:tc>
+          <w:tcPr>
+            <w:tcW w:type="dxa" w:w="4320"/>
+          </w:tcPr>
+          <w:p>
+            <w:r>
+              <w:rPr>
+                <w:b/>
+              </w:rPr>
+              <w:t>−1</w:t>
+            </w:r>
+          </w:p>
+        </w:tc>
+        <w:tc>
+          <w:tcPr>
+            <w:tcW w:type="dxa" w:w="4320"/>
+          </w:tcPr>
+          <w:p>
+            <w:r>
+              <w:t>All connectivity on the right (L ≈ 0)</w:t>
+            </w:r>
+          </w:p>
+        </w:tc>
+      </w:tr>
+      <w:tr>
+        <w:tc>
+          <w:tcPr>
+            <w:tcW w:type="dxa" w:w="4320"/>
+          </w:tcPr>
+          <w:p>
+            <w:r>
+              <w:rPr>
+                <w:b/>
+              </w:rPr>
+              <w:t>Positive</w:t>
+            </w:r>
+          </w:p>
+        </w:tc>
+        <w:tc>
+          <w:tcPr>
+            <w:tcW w:type="dxa" w:w="4320"/>
+          </w:tcPr>
+          <w:p>
+            <w:r>
+              <w:t>Left hemisphere &gt; right for this ROI</w:t>
+            </w:r>
+          </w:p>
+        </w:tc>
+      </w:tr>
+      <w:tr>
+        <w:tc>
+          <w:tcPr>
+            <w:tcW w:type="dxa" w:w="4320"/>
+          </w:tcPr>
+          <w:p>
+            <w:r>
+              <w:rPr>
+                <w:b/>
+              </w:rPr>
+              <w:t>Negative</w:t>
+            </w:r>
+          </w:p>
+        </w:tc>
+        <w:tc>
+          <w:tcPr>
+            <w:tcW w:type="dxa" w:w="4320"/>
+          </w:tcPr>
+          <w:p>
+            <w:r>
+              <w:t>Right hemisphere &gt; left for this ROI</w:t>
+            </w:r>
+          </w:p>
+        </w:tc>
+      </w:tr>
+    </w:tbl>
+    <w:p/>
+    <w:p>
+      <w:r>
+        <w:rPr>
+          <w:b/>
+        </w:rPr>
+        <w:t>Example (sub-TBI011204, thalamus):</w:t>
+      </w:r>
+      <w:r>
+        <w:t xml:space="preserve"> L = 382,568, R = 397,277 → </w:t>
+      </w:r>
+      <w:r>
+        <w:rPr>
+          <w:rFonts w:ascii="Consolas" w:hAnsi="Consolas"/>
+          <w:sz w:val="20"/>
+        </w:rPr>
+        <w:t>side_ai ≈ −0.019</w:t>
+      </w:r>
+      <w:r>
+        <w:t xml:space="preserve"> (slight right bias).</w:t>
+      </w:r>
+    </w:p>
+    <w:p>
+      <w:pPr>
+        <w:pStyle w:val="Heading4"/>
+      </w:pPr>
+      <w:r>
+        <w:t>What `_ai.csv` is NOT</w:t>
+      </w:r>
+    </w:p>
+    <w:p>
+      <w:pPr>
+        <w:pStyle w:val="ListBullet"/>
+      </w:pPr>
+      <w:r>
+        <w:rPr>
+          <w:b/>
+        </w:rPr>
+        <w:t>Not volumetric AI</w:t>
+      </w:r>
+      <w:r>
+        <w:t xml:space="preserve"> — same formula can be applied to ROI volume (§11.6), but</w:t>
+      </w:r>
+    </w:p>
+    <w:p>
+      <w:r>
+        <w:t xml:space="preserve">this file uses </w:t>
+      </w:r>
+      <w:r>
+        <w:rPr>
+          <w:b/>
+        </w:rPr>
+        <w:t>connectivity strength</w:t>
+      </w:r>
+      <w:r>
+        <w:t xml:space="preserve"> only.</w:t>
+      </w:r>
+    </w:p>
+    <w:p>
+      <w:pPr>
+        <w:pStyle w:val="ListBullet"/>
+      </w:pPr>
+      <w:r>
+        <w:rPr>
+          <w:b/>
+        </w:rPr>
+        <w:t>Not SOZ-aligned AI</w:t>
+      </w:r>
+      <w:r>
+        <w:t xml:space="preserve"> — does not use </w:t>
+      </w:r>
+      <w:r>
+        <w:rPr>
+          <w:rFonts w:ascii="Consolas" w:hAnsi="Consolas"/>
+          <w:sz w:val="20"/>
+        </w:rPr>
+        <w:t>soz_ai = (ipsi − contra) / (ipsi + contra)</w:t>
+      </w:r>
+      <w:r>
+        <w:t>.</w:t>
+      </w:r>
+    </w:p>
+    <w:p>
+      <w:r>
+        <w:t>Requires per-subject SOZ side (</w:t>
+      </w:r>
+      <w:r>
+        <w:rPr>
+          <w:rFonts w:ascii="Consolas" w:hAnsi="Consolas"/>
+          <w:sz w:val="20"/>
+        </w:rPr>
+        <w:t>nodestrength asymmetry --soz-side-col</w:t>
+      </w:r>
+      <w:r>
+        <w:t>).</w:t>
+      </w:r>
+    </w:p>
+    <w:p>
+      <w:pPr>
+        <w:pStyle w:val="ListBullet"/>
+      </w:pPr>
+      <w:r>
+        <w:rPr>
+          <w:b/>
+        </w:rPr>
+        <w:t>Not a substitute for Piper's mixed GLM</w:t>
+      </w:r>
+      <w:r>
+        <w:t xml:space="preserve"> — complementary scalar for plots,</w:t>
+      </w:r>
+    </w:p>
+    <w:p>
+      <w:r>
+        <w:t>screening, and correlations.</w:t>
+      </w:r>
+    </w:p>
+    <w:p>
+      <w:pPr>
+        <w:pStyle w:val="ListBullet"/>
+      </w:pPr>
+      <w:r>
+        <w:rPr>
+          <w:b/>
+        </w:rPr>
+        <w:t>Not statistically tested</w:t>
+      </w:r>
+      <w:r>
+        <w:t xml:space="preserve"> — no p-values or group contrasts; use</w:t>
+      </w:r>
+    </w:p>
+    <w:p>
+      <w:r>
+        <w:rPr>
+          <w:rFonts w:ascii="Consolas" w:hAnsi="Consolas"/>
+          <w:sz w:val="20"/>
+        </w:rPr>
+        <w:t>nodestrength analyze</w:t>
+      </w:r>
+      <w:r>
+        <w:t xml:space="preserve"> or external stats on cohort tables.</w:t>
+      </w:r>
+    </w:p>
+    <w:p>
+      <w:pPr>
+        <w:pStyle w:val="Heading3"/>
+      </w:pPr>
+      <w:r>
+        <w:t>12.4 Relationship between the two files</w:t>
+      </w:r>
+    </w:p>
+    <w:tbl>
+      <w:tblPr>
+        <w:tblStyle w:val="LightGrid-Accent1"/>
+        <w:tblW w:type="auto" w:w="0"/>
+        <w:tblLook w:firstColumn="1" w:firstRow="1" w:lastColumn="0" w:lastRow="0" w:noHBand="0" w:noVBand="1" w:val="04A0"/>
+      </w:tblPr>
+      <w:tblGrid>
+        <w:gridCol w:w="2880"/>
+        <w:gridCol w:w="2880"/>
+        <w:gridCol w:w="2880"/>
+      </w:tblGrid>
+      <w:tr>
+        <w:tc>
+          <w:tcPr>
+            <w:tcW w:type="dxa" w:w="2880"/>
+            <w:vAlign w:val="center"/>
+          </w:tcPr>
+          <w:p>
+            <w:r>
+              <w:rPr>
+                <w:b/>
+              </w:rPr>
+            </w:r>
+          </w:p>
+        </w:tc>
+        <w:tc>
+          <w:tcPr>
+            <w:tcW w:type="dxa" w:w="2880"/>
+            <w:vAlign w:val="center"/>
+          </w:tcPr>
+          <w:p>
+            <w:r>
+              <w:rPr>
+                <w:b/>
+              </w:rPr>
+              <w:t>`_strength.csv`</w:t>
+            </w:r>
+          </w:p>
+        </w:tc>
+        <w:tc>
+          <w:tcPr>
+            <w:tcW w:type="dxa" w:w="2880"/>
+            <w:vAlign w:val="center"/>
+          </w:tcPr>
+          <w:p>
+            <w:r>
+              <w:rPr>
+                <w:b/>
+              </w:rPr>
+              <w:t>`_ai.csv`</w:t>
+            </w:r>
+          </w:p>
+        </w:tc>
+      </w:tr>
+      <w:tr>
+        <w:tc>
+          <w:tcPr>
+            <w:tcW w:type="dxa" w:w="2880"/>
+          </w:tcPr>
+          <w:p>
+            <w:r>
+              <w:rPr>
+                <w:b/>
+              </w:rPr>
+              <w:t>Unit</w:t>
+            </w:r>
+          </w:p>
+        </w:tc>
+        <w:tc>
+          <w:tcPr>
+            <w:tcW w:type="dxa" w:w="2880"/>
+          </w:tcPr>
+          <w:p>
+            <w:r>
+              <w:t>Single hemisphere / node</w:t>
+            </w:r>
+          </w:p>
+        </w:tc>
+        <w:tc>
+          <w:tcPr>
+            <w:tcW w:type="dxa" w:w="2880"/>
+          </w:tcPr>
+          <w:p>
+            <w:r>
+              <w:t>L+R pair</w:t>
+            </w:r>
+          </w:p>
+        </w:tc>
+      </w:tr>
+      <w:tr>
+        <w:tc>
+          <w:tcPr>
+            <w:tcW w:type="dxa" w:w="2880"/>
+          </w:tcPr>
+          <w:p>
+            <w:r>
+              <w:rPr>
+                <w:b/>
+              </w:rPr>
+              <w:t>Rows</w:t>
+            </w:r>
+          </w:p>
+        </w:tc>
+        <w:tc>
+          <w:tcPr>
+            <w:tcW w:type="dxa" w:w="2880"/>
+          </w:tcPr>
+          <w:p>
+            <w:r>
+              <w:t>84</w:t>
+            </w:r>
+          </w:p>
+        </w:tc>
+        <w:tc>
+          <w:tcPr>
+            <w:tcW w:type="dxa" w:w="2880"/>
+          </w:tcPr>
+          <w:p>
+            <w:r>
+              <w:t>41</w:t>
+            </w:r>
+          </w:p>
+        </w:tc>
+      </w:tr>
+      <w:tr>
+        <w:tc>
+          <w:tcPr>
+            <w:tcW w:type="dxa" w:w="2880"/>
+          </w:tcPr>
+          <w:p>
+            <w:r>
+              <w:rPr>
+                <w:b/>
+              </w:rPr>
+              <w:t>Primary value</w:t>
+            </w:r>
+          </w:p>
+        </w:tc>
+        <w:tc>
+          <w:tcPr>
+            <w:tcW w:type="dxa" w:w="2880"/>
+          </w:tcPr>
+          <w:p>
+            <w:r>
+              <w:rPr>
+                <w:rFonts w:ascii="Consolas" w:hAnsi="Consolas"/>
+                <w:sz w:val="20"/>
+              </w:rPr>
+              <w:t>strength</w:t>
+            </w:r>
+          </w:p>
+        </w:tc>
+        <w:tc>
+          <w:tcPr>
+            <w:tcW w:type="dxa" w:w="2880"/>
+          </w:tcPr>
+          <w:p>
+            <w:r>
+              <w:rPr>
+                <w:rFonts w:ascii="Consolas" w:hAnsi="Consolas"/>
+                <w:sz w:val="20"/>
+              </w:rPr>
+              <w:t>side_ai</w:t>
+            </w:r>
+            <w:r>
+              <w:t xml:space="preserve">, </w:t>
+            </w:r>
+            <w:r>
+              <w:rPr>
+                <w:rFonts w:ascii="Consolas" w:hAnsi="Consolas"/>
+                <w:sz w:val="20"/>
+              </w:rPr>
+              <w:t>log_ai</w:t>
+            </w:r>
+          </w:p>
+        </w:tc>
+      </w:tr>
+      <w:tr>
+        <w:tc>
+          <w:tcPr>
+            <w:tcW w:type="dxa" w:w="2880"/>
+          </w:tcPr>
+          <w:p>
+            <w:r>
+              <w:rPr>
+                <w:b/>
+              </w:rPr>
+              <w:t>Depends on</w:t>
+            </w:r>
+          </w:p>
+        </w:tc>
+        <w:tc>
+          <w:tcPr>
+            <w:tcW w:type="dxa" w:w="2880"/>
+          </w:tcPr>
+          <w:p>
+            <w:r>
+              <w:rPr>
+                <w:rFonts w:ascii="Consolas" w:hAnsi="Consolas"/>
+                <w:sz w:val="20"/>
+              </w:rPr>
+              <w:t>dk_connectome.csv</w:t>
+            </w:r>
+          </w:p>
+        </w:tc>
+        <w:tc>
+          <w:tcPr>
+            <w:tcW w:type="dxa" w:w="2880"/>
+          </w:tcPr>
+          <w:p>
+            <w:r>
+              <w:rPr>
+                <w:rFonts w:ascii="Consolas" w:hAnsi="Consolas"/>
+                <w:sz w:val="20"/>
+              </w:rPr>
+              <w:t>_strength.csv</w:t>
+            </w:r>
+          </w:p>
+        </w:tc>
+      </w:tr>
+      <w:tr>
+        <w:tc>
+          <w:tcPr>
+            <w:tcW w:type="dxa" w:w="2880"/>
+          </w:tcPr>
+          <w:p>
+            <w:r>
+              <w:rPr>
+                <w:b/>
+              </w:rPr>
+              <w:t>Use when</w:t>
+            </w:r>
+          </w:p>
+        </w:tc>
+        <w:tc>
+          <w:tcPr>
+            <w:tcW w:type="dxa" w:w="2880"/>
+          </w:tcPr>
+          <w:p>
+            <w:r>
+              <w:t>Absolute connectivity per region</w:t>
+            </w:r>
+          </w:p>
+        </w:tc>
+        <w:tc>
+          <w:tcPr>
+            <w:tcW w:type="dxa" w:w="2880"/>
+          </w:tcPr>
+          <w:p>
+            <w:r>
+              <w:t>Left–right imbalance per region</w:t>
+            </w:r>
+          </w:p>
+        </w:tc>
+      </w:tr>
+    </w:tbl>
+    <w:p/>
+    <w:p>
+      <w:r>
+        <w:t xml:space="preserve">Every value in </w:t>
+      </w:r>
+      <w:r>
+        <w:rPr>
+          <w:rFonts w:ascii="Consolas" w:hAnsi="Consolas"/>
+          <w:sz w:val="20"/>
+        </w:rPr>
+        <w:t>L_strength</w:t>
+      </w:r>
+      <w:r>
+        <w:t xml:space="preserve"> and </w:t>
+      </w:r>
+      <w:r>
+        <w:rPr>
+          <w:rFonts w:ascii="Consolas" w:hAnsi="Consolas"/>
+          <w:sz w:val="20"/>
+        </w:rPr>
+        <w:t>R_strength</w:t>
+      </w:r>
+      <w:r>
+        <w:t xml:space="preserve"> in </w:t>
+      </w:r>
+      <w:r>
+        <w:rPr>
+          <w:rFonts w:ascii="Consolas" w:hAnsi="Consolas"/>
+          <w:sz w:val="20"/>
+        </w:rPr>
+        <w:t>_ai.csv</w:t>
+      </w:r>
+      <w:r>
+        <w:t xml:space="preserve"> is a direct lookup from </w:t>
+      </w:r>
+      <w:r>
+        <w:rPr>
+          <w:rFonts w:ascii="Consolas" w:hAnsi="Consolas"/>
+          <w:sz w:val="20"/>
+        </w:rPr>
+        <w:t>_strength.csv</w:t>
+      </w:r>
+      <w:r>
+        <w:t xml:space="preserve"> at the paired node indices. The AI file adds no new imaging computation — only a deterministic transform of strength values.</w:t>
+      </w:r>
+    </w:p>
+    <w:p>
+      <w:pPr>
+        <w:pStyle w:val="Heading3"/>
+      </w:pPr>
+      <w:r>
+        <w:t>12.5 Cohort-level counterparts</w:t>
+      </w:r>
+    </w:p>
+    <w:tbl>
+      <w:tblPr>
+        <w:tblStyle w:val="LightGrid-Accent1"/>
+        <w:tblW w:type="auto" w:w="0"/>
+        <w:tblLook w:firstColumn="1" w:firstRow="1" w:lastColumn="0" w:lastRow="0" w:noHBand="0" w:noVBand="1" w:val="04A0"/>
+      </w:tblPr>
+      <w:tblGrid>
+        <w:gridCol w:w="2880"/>
+        <w:gridCol w:w="2880"/>
+        <w:gridCol w:w="2880"/>
+      </w:tblGrid>
+      <w:tr>
+        <w:tc>
+          <w:tcPr>
+            <w:tcW w:type="dxa" w:w="2880"/>
+            <w:vAlign w:val="center"/>
+          </w:tcPr>
+          <w:p>
+            <w:r>
+              <w:rPr>
+                <w:b/>
+              </w:rPr>
+              <w:t>Per-subject file</w:t>
+            </w:r>
+          </w:p>
+        </w:tc>
+        <w:tc>
+          <w:tcPr>
+            <w:tcW w:type="dxa" w:w="2880"/>
+            <w:vAlign w:val="center"/>
+          </w:tcPr>
+          <w:p>
+            <w:r>
+              <w:rPr>
+                <w:b/>
+              </w:rPr>
+              <w:t>Cohort file</w:t>
+            </w:r>
+          </w:p>
+        </w:tc>
+        <w:tc>
+          <w:tcPr>
+            <w:tcW w:type="dxa" w:w="2880"/>
+            <w:vAlign w:val="center"/>
+          </w:tcPr>
+          <w:p>
+            <w:r>
+              <w:rPr>
+                <w:b/>
+              </w:rPr>
+              <w:t>Description</w:t>
+            </w:r>
+          </w:p>
+        </w:tc>
+      </w:tr>
+      <w:tr>
+        <w:tc>
+          <w:tcPr>
+            <w:tcW w:type="dxa" w:w="2880"/>
+          </w:tcPr>
+          <w:p>
+            <w:r>
+              <w:rPr>
+                <w:rFonts w:ascii="Consolas" w:hAnsi="Consolas"/>
+                <w:sz w:val="20"/>
+              </w:rPr>
+              <w:t>sub-XXX_strength.csv</w:t>
+            </w:r>
+          </w:p>
+        </w:tc>
+        <w:tc>
+          <w:tcPr>
+            <w:tcW w:type="dxa" w:w="2880"/>
+          </w:tcPr>
+          <w:p>
+            <w:r>
+              <w:rPr>
+                <w:rFonts w:ascii="Consolas" w:hAnsi="Consolas"/>
+                <w:sz w:val="20"/>
+              </w:rPr>
+              <w:t>node_strength_cohort.csv</w:t>
+            </w:r>
+          </w:p>
+        </w:tc>
+        <w:tc>
+          <w:tcPr>
+            <w:tcW w:type="dxa" w:w="2880"/>
+          </w:tcPr>
+          <w:p>
+            <w:r>
+              <w:t xml:space="preserve">All subjects stacked; same columns + </w:t>
+            </w:r>
+            <w:r>
+              <w:rPr>
+                <w:rFonts w:ascii="Consolas" w:hAnsi="Consolas"/>
+                <w:sz w:val="20"/>
+              </w:rPr>
+              <w:t>subject</w:t>
+            </w:r>
+          </w:p>
+        </w:tc>
+      </w:tr>
+      <w:tr>
+        <w:tc>
+          <w:tcPr>
+            <w:tcW w:type="dxa" w:w="2880"/>
+          </w:tcPr>
+          <w:p>
+            <w:r>
+              <w:rPr>
+                <w:rFonts w:ascii="Consolas" w:hAnsi="Consolas"/>
+                <w:sz w:val="20"/>
+              </w:rPr>
+              <w:t>sub-XXX_ai.csv</w:t>
+            </w:r>
+          </w:p>
+        </w:tc>
+        <w:tc>
+          <w:tcPr>
+            <w:tcW w:type="dxa" w:w="2880"/>
+          </w:tcPr>
+          <w:p>
+            <w:r>
+              <w:rPr>
+                <w:rFonts w:ascii="Consolas" w:hAnsi="Consolas"/>
+                <w:sz w:val="20"/>
+              </w:rPr>
+              <w:t>asymmetry_index_cohort.csv</w:t>
+            </w:r>
+          </w:p>
+        </w:tc>
+        <w:tc>
+          <w:tcPr>
+            <w:tcW w:type="dxa" w:w="2880"/>
+          </w:tcPr>
+          <w:p>
+            <w:r>
+              <w:t>All subjects stacked</w:t>
+            </w:r>
+          </w:p>
+        </w:tc>
+      </w:tr>
+      <w:tr>
+        <w:tc>
+          <w:tcPr>
+            <w:tcW w:type="dxa" w:w="2880"/>
+          </w:tcPr>
+          <w:p>
+            <w:r>
+              <w:t>—</w:t>
+            </w:r>
+          </w:p>
+        </w:tc>
+        <w:tc>
+          <w:tcPr>
+            <w:tcW w:type="dxa" w:w="2880"/>
+          </w:tcPr>
+          <w:p>
+            <w:r>
+              <w:rPr>
+                <w:rFonts w:ascii="Consolas" w:hAnsi="Consolas"/>
+                <w:sz w:val="20"/>
+              </w:rPr>
+              <w:t>cohort_summary.csv</w:t>
+            </w:r>
+          </w:p>
+        </w:tc>
+        <w:tc>
+          <w:tcPr>
+            <w:tcW w:type="dxa" w:w="2880"/>
+          </w:tcPr>
+          <w:p>
+            <w:r>
+              <w:t xml:space="preserve">Per-ROI mean/SD of </w:t>
+            </w:r>
+            <w:r>
+              <w:rPr>
+                <w:rFonts w:ascii="Consolas" w:hAnsi="Consolas"/>
+                <w:sz w:val="20"/>
+              </w:rPr>
+              <w:t>side_ai</w:t>
+            </w:r>
+            <w:r>
+              <w:t xml:space="preserve"> and </w:t>
+            </w:r>
+            <w:r>
+              <w:rPr>
+                <w:rFonts w:ascii="Consolas" w:hAnsi="Consolas"/>
+                <w:sz w:val="20"/>
+              </w:rPr>
+              <w:t>log_ai</w:t>
+            </w:r>
+            <w:r>
+              <w:t xml:space="preserve"> across subjects</w:t>
+            </w:r>
+          </w:p>
+        </w:tc>
+      </w:tr>
+    </w:tbl>
+    <w:p/>
+    <w:p>
+      <w:pPr>
+        <w:pStyle w:val="Heading3"/>
+      </w:pPr>
+      <w:r>
+        <w:t>12.6 Making results more paper-faithful</w:t>
+      </w:r>
+    </w:p>
+    <w:p>
+      <w:r>
+        <w:t>To move closer to Piper et al. 2026 inference:</w:t>
+      </w:r>
+    </w:p>
+    <w:p>
+      <w:pPr>
+        <w:pStyle w:val="ListNumber"/>
+      </w:pPr>
+      <w:r>
+        <w:rPr>
+          <w:b/>
+        </w:rPr>
+        <w:t>THOMAS nuclei</w:t>
+      </w:r>
+      <w:r>
+        <w:t xml:space="preserve"> — replace whole-thalamus DK nodes with AV/CM/MDPf/PUL.</w:t>
+      </w:r>
+    </w:p>
+    <w:p>
+      <w:pPr>
+        <w:pStyle w:val="ListNumber"/>
+      </w:pPr>
+      <w:r>
+        <w:rPr>
+          <w:b/>
+        </w:rPr>
+        <w:t>Normative z-scoring</w:t>
+      </w:r>
+      <w:r>
+        <w:t xml:space="preserve"> — </w:t>
+      </w:r>
+      <w:r>
+        <w:rPr>
+          <w:rFonts w:ascii="Consolas" w:hAnsi="Consolas"/>
+          <w:sz w:val="20"/>
+        </w:rPr>
+        <w:t>nodestrength fit-normative</w:t>
+      </w:r>
+      <w:r>
+        <w:t xml:space="preserve"> on controls, then</w:t>
+      </w:r>
+    </w:p>
+    <w:p>
+      <w:r>
+        <w:t>z-score patients before AI or GLM.</w:t>
+      </w:r>
+    </w:p>
+    <w:p>
+      <w:pPr>
+        <w:pStyle w:val="ListNumber"/>
+      </w:pPr>
+      <w:r>
+        <w:rPr>
+          <w:b/>
+        </w:rPr>
+        <w:t>SOZ-aligned asymmetry</w:t>
+      </w:r>
+      <w:r>
+        <w:t xml:space="preserve"> — </w:t>
+      </w:r>
+      <w:r>
+        <w:rPr>
+          <w:rFonts w:ascii="Consolas" w:hAnsi="Consolas"/>
+          <w:sz w:val="20"/>
+        </w:rPr>
+        <w:t>soz_ai</w:t>
+      </w:r>
+      <w:r>
+        <w:t xml:space="preserve"> when SOZ side is available.</w:t>
+      </w:r>
+    </w:p>
+    <w:p>
+      <w:pPr>
+        <w:pStyle w:val="ListNumber"/>
+      </w:pPr>
+      <w:r>
+        <w:rPr>
+          <w:b/>
+        </w:rPr>
+        <w:t>Mixed-design GLM</w:t>
+      </w:r>
+      <w:r>
+        <w:t xml:space="preserve"> — </w:t>
+      </w:r>
+      <w:r>
+        <w:rPr>
+          <w:rFonts w:ascii="Consolas" w:hAnsi="Consolas"/>
+          <w:sz w:val="20"/>
+        </w:rPr>
+        <w:t>nodestrength analyze --value strength</w:t>
+      </w:r>
+      <w:r>
+        <w:t xml:space="preserve"> with Pillai's</w:t>
+      </w:r>
+    </w:p>
+    <w:p>
+      <w:r>
+        <w:t>trace (paper Figures 3–4).</w:t>
+      </w:r>
+    </w:p>
+    <w:p>
+      <w:r>
+        <w:t xml:space="preserve">Raw </w:t>
+      </w:r>
+      <w:r>
+        <w:rPr>
+          <w:rFonts w:ascii="Consolas" w:hAnsi="Consolas"/>
+          <w:sz w:val="20"/>
+        </w:rPr>
+        <w:t>_strength.csv</w:t>
+      </w:r>
+      <w:r>
+        <w:t xml:space="preserve"> and </w:t>
+      </w:r>
+      <w:r>
+        <w:rPr>
+          <w:rFonts w:ascii="Consolas" w:hAnsi="Consolas"/>
+          <w:sz w:val="20"/>
+        </w:rPr>
+        <w:t>_ai.csv</w:t>
+      </w:r>
+      <w:r>
+        <w:t xml:space="preserve"> remain useful as transparent, per-subject artefacts regardless of downstream normalization.</w:t>
       </w:r>
     </w:p>
     <w:sectPr>

--- a/nodestrength.docx
+++ b/nodestrength.docx
@@ -2653,7 +2653,39 @@
         <w:t>§12</w:t>
       </w:r>
       <w:r>
-        <w:t xml:space="preserve"> for full methodology, sources, and interpretation of the two core per-subject files):</w:t>
+        <w:t xml:space="preserve"> for full methodology, sources, and interpretation). Outputs are grouped by modality:</w:t>
+      </w:r>
+    </w:p>
+    <w:p>
+      <w:pPr>
+        <w:ind w:left="360"/>
+      </w:pPr>
+      <w:r>
+        <w:rPr>
+          <w:rFonts w:ascii="Consolas" w:hAnsi="Consolas"/>
+          <w:sz w:val="18"/>
+        </w:rPr>
+        <w:t>node_strength_results/</w:t>
+        <w:br/>
+        <w:t>├── strength/          # connectivity (always)</w:t>
+        <w:br/>
+        <w:t>│   ├── per_subject/</w:t>
+        <w:br/>
+        <w:t>│   ├── node_strength_cohort.csv</w:t>
+        <w:br/>
+        <w:t>│   ├── asymmetry_index_cohort.csv</w:t>
+        <w:br/>
+        <w:t>│   └── cohort_summary.csv</w:t>
+        <w:br/>
+        <w:t>├── volume/            # optional (--with-volume-ai)</w:t>
+        <w:br/>
+        <w:t>│   ├── per_subject/</w:t>
+        <w:br/>
+        <w:t>│   └── … cohort volume tables</w:t>
+        <w:br/>
+        <w:t>└── compare/           # optional (--with-volume-ai)</w:t>
+        <w:br/>
+        <w:t xml:space="preserve">    └── strength_vs_volume_ai.csv</w:t>
       </w:r>
     </w:p>
     <w:tbl>
@@ -2707,7 +2739,7 @@
                 <w:rFonts w:ascii="Consolas" w:hAnsi="Consolas"/>
                 <w:sz w:val="20"/>
               </w:rPr>
-              <w:t>per_subject/sub-XXX_strength.csv</w:t>
+              <w:t>strength/per_subject/sub-XXX_strength.csv</w:t>
             </w:r>
           </w:p>
         </w:tc>
@@ -2733,7 +2765,7 @@
                 <w:rFonts w:ascii="Consolas" w:hAnsi="Consolas"/>
                 <w:sz w:val="20"/>
               </w:rPr>
-              <w:t>per_subject/sub-XXX_ai.csv</w:t>
+              <w:t>strength/per_subject/sub-XXX_ai.csv</w:t>
             </w:r>
           </w:p>
         </w:tc>
@@ -2743,7 +2775,7 @@
           </w:tcPr>
           <w:p>
             <w:r>
-              <w:t>41 L/R pairs × interhemispheric AI (see §12.2)</w:t>
+              <w:t>42 L/R pairs × interhemispheric AI (see §12.2)</w:t>
             </w:r>
           </w:p>
         </w:tc>
@@ -2759,7 +2791,7 @@
                 <w:rFonts w:ascii="Consolas" w:hAnsi="Consolas"/>
                 <w:sz w:val="20"/>
               </w:rPr>
-              <w:t>node_strength_cohort.csv</w:t>
+              <w:t>strength/node_strength_cohort.csv</w:t>
             </w:r>
           </w:p>
         </w:tc>
@@ -2795,7 +2827,7 @@
                 <w:rFonts w:ascii="Consolas" w:hAnsi="Consolas"/>
                 <w:sz w:val="20"/>
               </w:rPr>
-              <w:t>asymmetry_index_cohort.csv</w:t>
+              <w:t>strength/asymmetry_index_cohort.csv</w:t>
             </w:r>
           </w:p>
         </w:tc>
@@ -2831,7 +2863,7 @@
                 <w:rFonts w:ascii="Consolas" w:hAnsi="Consolas"/>
                 <w:sz w:val="20"/>
               </w:rPr>
-              <w:t>cohort_summary.csv</w:t>
+              <w:t>strength/cohort_summary.csv</w:t>
             </w:r>
           </w:p>
         </w:tc>
@@ -2841,7 +2873,7 @@
           </w:tcPr>
           <w:p>
             <w:r>
-              <w:t xml:space="preserve">Per-ROI mean/SD of </w:t>
+              <w:t xml:space="preserve">Per-ROI mean/SD of strength </w:t>
             </w:r>
             <w:r>
               <w:rPr>
@@ -2859,6 +2891,102 @@
                 <w:sz w:val="20"/>
               </w:rPr>
               <w:t>log_ai</w:t>
+            </w:r>
+          </w:p>
+        </w:tc>
+      </w:tr>
+      <w:tr>
+        <w:tc>
+          <w:tcPr>
+            <w:tcW w:type="dxa" w:w="4320"/>
+          </w:tcPr>
+          <w:p>
+            <w:r>
+              <w:rPr>
+                <w:rFonts w:ascii="Consolas" w:hAnsi="Consolas"/>
+                <w:sz w:val="20"/>
+              </w:rPr>
+              <w:t>volume/per_subject/sub-XXX_volume.csv</w:t>
+            </w:r>
+          </w:p>
+        </w:tc>
+        <w:tc>
+          <w:tcPr>
+            <w:tcW w:type="dxa" w:w="4320"/>
+          </w:tcPr>
+          <w:p>
+            <w:r>
+              <w:t xml:space="preserve">84 nodes × volume_mm3 </w:t>
+            </w:r>
+            <w:r>
+              <w:rPr>
+                <w:i/>
+              </w:rPr>
+              <w:t>(with `--with-volume-ai`)</w:t>
+            </w:r>
+          </w:p>
+        </w:tc>
+      </w:tr>
+      <w:tr>
+        <w:tc>
+          <w:tcPr>
+            <w:tcW w:type="dxa" w:w="4320"/>
+          </w:tcPr>
+          <w:p>
+            <w:r>
+              <w:rPr>
+                <w:rFonts w:ascii="Consolas" w:hAnsi="Consolas"/>
+                <w:sz w:val="20"/>
+              </w:rPr>
+              <w:t>volume/per_subject/sub-XXX_volume_ai.csv</w:t>
+            </w:r>
+          </w:p>
+        </w:tc>
+        <w:tc>
+          <w:tcPr>
+            <w:tcW w:type="dxa" w:w="4320"/>
+          </w:tcPr>
+          <w:p>
+            <w:r>
+              <w:t xml:space="preserve">42 pairs × volume AI </w:t>
+            </w:r>
+            <w:r>
+              <w:rPr>
+                <w:i/>
+              </w:rPr>
+              <w:t>(with `--with-volume-ai`)</w:t>
+            </w:r>
+          </w:p>
+        </w:tc>
+      </w:tr>
+      <w:tr>
+        <w:tc>
+          <w:tcPr>
+            <w:tcW w:type="dxa" w:w="4320"/>
+          </w:tcPr>
+          <w:p>
+            <w:r>
+              <w:rPr>
+                <w:rFonts w:ascii="Consolas" w:hAnsi="Consolas"/>
+                <w:sz w:val="20"/>
+              </w:rPr>
+              <w:t>compare/strength_vs_volume_ai.csv</w:t>
+            </w:r>
+          </w:p>
+        </w:tc>
+        <w:tc>
+          <w:tcPr>
+            <w:tcW w:type="dxa" w:w="4320"/>
+          </w:tcPr>
+          <w:p>
+            <w:r>
+              <w:t xml:space="preserve">Side-by-side strength vs volume AI </w:t>
+            </w:r>
+            <w:r>
+              <w:rPr>
+                <w:i/>
+              </w:rPr>
+              <w:t>(with `--with-volume-ai`)</w:t>
             </w:r>
           </w:p>
         </w:tc>
@@ -2984,7 +3112,7 @@
         <w:t>node_strength_results/</w:t>
       </w:r>
       <w:r>
-        <w:t>:</w:t>
+        <w:t xml:space="preserve"> (strength only by default):</w:t>
       </w:r>
     </w:p>
     <w:p>
@@ -3004,17 +3132,54 @@
         <w:br/>
         <w:t>├── manifest.json</w:t>
         <w:br/>
-        <w:t>├── node_strength_cohort.csv       84 nodes × N subjects</w:t>
+        <w:t>└── strength/</w:t>
         <w:br/>
-        <w:t>├── asymmetry_index_cohort.csv     41 L/R pairs × N subjects</w:t>
+        <w:t xml:space="preserve">    ├── node_strength_cohort.csv       84 nodes × N subjects</w:t>
         <w:br/>
-        <w:t>├── cohort_summary.csv             per-ROI cohort means + SDs</w:t>
+        <w:t xml:space="preserve">    ├── asymmetry_index_cohort.csv     42 L/R pairs × N subjects</w:t>
         <w:br/>
-        <w:t>└── per_subject/</w:t>
+        <w:t xml:space="preserve">    ├── cohort_summary.csv             per-ROI cohort means + SDs</w:t>
         <w:br/>
-        <w:t xml:space="preserve">    ├── sub-XXX_strength.csv</w:t>
+        <w:t xml:space="preserve">    └── per_subject/</w:t>
         <w:br/>
-        <w:t xml:space="preserve">    └── sub-XXX_ai.csv</w:t>
+        <w:t xml:space="preserve">        ├── sub-XXX_strength.csv</w:t>
+        <w:br/>
+        <w:t xml:space="preserve">        └── sub-XXX_ai.csv</w:t>
+      </w:r>
+    </w:p>
+    <w:p>
+      <w:r>
+        <w:t xml:space="preserve">With </w:t>
+      </w:r>
+      <w:r>
+        <w:rPr>
+          <w:rFonts w:ascii="Consolas" w:hAnsi="Consolas"/>
+          <w:sz w:val="20"/>
+        </w:rPr>
+        <w:t>--with-volume-ai</w:t>
+      </w:r>
+      <w:r>
+        <w:t xml:space="preserve">, also creates </w:t>
+      </w:r>
+      <w:r>
+        <w:rPr>
+          <w:rFonts w:ascii="Consolas" w:hAnsi="Consolas"/>
+          <w:sz w:val="20"/>
+        </w:rPr>
+        <w:t>volume/</w:t>
+      </w:r>
+      <w:r>
+        <w:t xml:space="preserve"> and </w:t>
+      </w:r>
+      <w:r>
+        <w:rPr>
+          <w:rFonts w:ascii="Consolas" w:hAnsi="Consolas"/>
+          <w:sz w:val="20"/>
+        </w:rPr>
+        <w:t>compare/</w:t>
+      </w:r>
+      <w:r>
+        <w:t xml:space="preserve"> (see §11.2).</w:t>
       </w:r>
     </w:p>
     <w:p>
@@ -3581,7 +3746,17 @@
     </w:p>
     <w:p>
       <w:r>
-        <w:t>84 DK nodes.</w:t>
+        <w:t xml:space="preserve">84 DK nodes → </w:t>
+      </w:r>
+      <w:r>
+        <w:rPr>
+          <w:rFonts w:ascii="Consolas" w:hAnsi="Consolas"/>
+          <w:sz w:val="20"/>
+        </w:rPr>
+        <w:t>strength/per_subject/sub-XXX_strength.csv</w:t>
+      </w:r>
+      <w:r>
+        <w:t>.</w:t>
       </w:r>
     </w:p>
     <w:p>
@@ -3592,13 +3767,16 @@
         <w:rPr>
           <w:b/>
         </w:rPr>
-        <w:t>Interhemispheric asymmetry index</w:t>
-      </w:r>
-      <w:r>
-        <w:t xml:space="preserve"> — for each of 41 matched L/R pairs:</w:t>
+        <w:t>Interhemispheric asymmetry index (strength)</w:t>
+      </w:r>
+      <w:r>
+        <w:t xml:space="preserve"> — for each of 42 matched L/R</w:t>
       </w:r>
     </w:p>
     <w:p>
+      <w:r>
+        <w:t xml:space="preserve">pairs: </w:t>
+      </w:r>
       <w:r>
         <w:rPr>
           <w:rFonts w:ascii="Consolas" w:hAnsi="Consolas"/>
@@ -3617,6 +3795,71 @@
         <w:t>log_ai = ln(L / R)</w:t>
       </w:r>
       <w:r>
+        <w:t xml:space="preserve"> → </w:t>
+      </w:r>
+      <w:r>
+        <w:rPr>
+          <w:rFonts w:ascii="Consolas" w:hAnsi="Consolas"/>
+          <w:sz w:val="20"/>
+        </w:rPr>
+        <w:t>strength/per_subject/sub-XXX_ai.csv</w:t>
+      </w:r>
+      <w:r>
+        <w:t>.</w:t>
+      </w:r>
+    </w:p>
+    <w:p>
+      <w:pPr>
+        <w:pStyle w:val="ListNumber"/>
+      </w:pPr>
+      <w:r>
+        <w:rPr>
+          <w:b/>
+        </w:rPr>
+        <w:t>Volume + volume AI</w:t>
+      </w:r>
+      <w:r>
+        <w:t xml:space="preserve"> </w:t>
+      </w:r>
+      <w:r>
+        <w:rPr>
+          <w:i/>
+        </w:rPr>
+        <w:t>(optional, `--with-volume-ai`)</w:t>
+      </w:r>
+      <w:r>
+        <w:t xml:space="preserve"> — ROI volume from</w:t>
+      </w:r>
+    </w:p>
+    <w:p>
+      <w:r>
+        <w:rPr>
+          <w:rFonts w:ascii="Consolas" w:hAnsi="Consolas"/>
+          <w:sz w:val="20"/>
+        </w:rPr>
+        <w:t>dk_nodes.mif</w:t>
+      </w:r>
+      <w:r>
+        <w:t xml:space="preserve"> → </w:t>
+      </w:r>
+      <w:r>
+        <w:rPr>
+          <w:rFonts w:ascii="Consolas" w:hAnsi="Consolas"/>
+          <w:sz w:val="20"/>
+        </w:rPr>
+        <w:t>volume/per_subject/</w:t>
+      </w:r>
+      <w:r>
+        <w:t xml:space="preserve">; cross-modality table in </w:t>
+      </w:r>
+      <w:r>
+        <w:rPr>
+          <w:rFonts w:ascii="Consolas" w:hAnsi="Consolas"/>
+          <w:sz w:val="20"/>
+        </w:rPr>
+        <w:t>compare/strength_vs_volume_ai.csv</w:t>
+      </w:r>
+      <w:r>
         <w:t>.</w:t>
       </w:r>
     </w:p>
@@ -3640,7 +3883,7 @@
         <w:pStyle w:val="Heading3"/>
       </w:pPr>
       <w:r>
-        <w:t>11.2 Result locations</w:t>
+        <w:t>11.2 Result locations and folder layout</w:t>
       </w:r>
     </w:p>
     <w:tbl>
@@ -3756,7 +3999,7 @@
           </w:tcPr>
           <w:p>
             <w:r>
-              <w:t>Workflow mirror (same CSV layout)</w:t>
+              <w:t>Workflow mirror (same layout)</w:t>
             </w:r>
           </w:p>
         </w:tc>
@@ -3789,6 +4032,63 @@
       </w:tr>
     </w:tbl>
     <w:p/>
+    <w:p>
+      <w:r>
+        <w:rPr>
+          <w:b/>
+        </w:rPr>
+        <w:t>Output folder structure</w:t>
+      </w:r>
+      <w:r>
+        <w:t xml:space="preserve"> (as of Jul 21, 2026):</w:t>
+      </w:r>
+    </w:p>
+    <w:p>
+      <w:pPr>
+        <w:ind w:left="360"/>
+      </w:pPr>
+      <w:r>
+        <w:rPr>
+          <w:rFonts w:ascii="Consolas" w:hAnsi="Consolas"/>
+          <w:sz w:val="18"/>
+        </w:rPr>
+        <w:t>node_strength_results/</w:t>
+        <w:br/>
+        <w:t>├── README.md, manifest.json, nodestrength.md, nodestrength.docx, …</w:t>
+        <w:br/>
+        <w:t>├── strength/                          # connectivity (always written)</w:t>
+        <w:br/>
+        <w:t>│   ├── per_subject/</w:t>
+        <w:br/>
+        <w:t>│   │   ├── sub-XXX_strength.csv</w:t>
+        <w:br/>
+        <w:t>│   │   └── sub-XXX_ai.csv</w:t>
+        <w:br/>
+        <w:t>│   ├── node_strength_cohort.csv</w:t>
+        <w:br/>
+        <w:t>│   ├── asymmetry_index_cohort.csv</w:t>
+        <w:br/>
+        <w:t>│   └── cohort_summary.csv</w:t>
+        <w:br/>
+        <w:t>├── volume/                            # optional (--with-volume-ai)</w:t>
+        <w:br/>
+        <w:t>│   ├── per_subject/</w:t>
+        <w:br/>
+        <w:t>│   │   ├── sub-XXX_volume.csv</w:t>
+        <w:br/>
+        <w:t>│   │   └── sub-XXX_volume_ai.csv</w:t>
+        <w:br/>
+        <w:t>│   ├── node_volume_cohort.csv</w:t>
+        <w:br/>
+        <w:t>│   ├── volume_asymmetry_index_cohort.csv</w:t>
+        <w:br/>
+        <w:t>│   └── cohort_volume_summary.csv</w:t>
+        <w:br/>
+        <w:t>└── compare/                           # optional (--with-volume-ai)</w:t>
+        <w:br/>
+        <w:t xml:space="preserve">    └── strength_vs_volume_ai.csv</w:t>
+      </w:r>
+    </w:p>
     <w:p>
       <w:r>
         <w:t>SMB equivalents:</w:t>
@@ -4033,7 +4333,17 @@
           </w:tcPr>
           <w:p>
             <w:r>
-              <w:t xml:space="preserve">Done — see </w:t>
+              <w:t xml:space="preserve">Done — </w:t>
+            </w:r>
+            <w:r>
+              <w:rPr>
+                <w:rFonts w:ascii="Consolas" w:hAnsi="Consolas"/>
+                <w:sz w:val="20"/>
+              </w:rPr>
+              <w:t>strength/</w:t>
+            </w:r>
+            <w:r>
+              <w:t xml:space="preserve"> under </w:t>
             </w:r>
             <w:r>
               <w:rPr>
@@ -4052,6 +4362,58 @@
           </w:tcPr>
           <w:p>
             <w:r>
+              <w:t>Volumetric AI</w:t>
+            </w:r>
+          </w:p>
+        </w:tc>
+        <w:tc>
+          <w:tcPr>
+            <w:tcW w:type="dxa" w:w="4320"/>
+          </w:tcPr>
+          <w:p>
+            <w:r>
+              <w:t xml:space="preserve">Done on dwi_test2 — </w:t>
+            </w:r>
+            <w:r>
+              <w:rPr>
+                <w:rFonts w:ascii="Consolas" w:hAnsi="Consolas"/>
+                <w:sz w:val="20"/>
+              </w:rPr>
+              <w:t>volume/</w:t>
+            </w:r>
+            <w:r>
+              <w:t xml:space="preserve"> + </w:t>
+            </w:r>
+            <w:r>
+              <w:rPr>
+                <w:rFonts w:ascii="Consolas" w:hAnsi="Consolas"/>
+                <w:sz w:val="20"/>
+              </w:rPr>
+              <w:t>compare/</w:t>
+            </w:r>
+            <w:r>
+              <w:t xml:space="preserve"> (run with </w:t>
+            </w:r>
+            <w:r>
+              <w:rPr>
+                <w:rFonts w:ascii="Consolas" w:hAnsi="Consolas"/>
+                <w:sz w:val="20"/>
+              </w:rPr>
+              <w:t>--with-volume-ai</w:t>
+            </w:r>
+            <w:r>
+              <w:t>)</w:t>
+            </w:r>
+          </w:p>
+        </w:tc>
+      </w:tr>
+      <w:tr>
+        <w:tc>
+          <w:tcPr>
+            <w:tcW w:type="dxa" w:w="4320"/>
+          </w:tcPr>
+          <w:p>
+            <w:r>
               <w:t>Normative z-scoring</w:t>
             </w:r>
           </w:p>
@@ -4149,28 +4511,6 @@
           <w:p>
             <w:r>
               <w:t>Not run — DK gives whole-thalamus L/R only</w:t>
-            </w:r>
-          </w:p>
-        </w:tc>
-      </w:tr>
-      <w:tr>
-        <w:tc>
-          <w:tcPr>
-            <w:tcW w:type="dxa" w:w="4320"/>
-          </w:tcPr>
-          <w:p>
-            <w:r>
-              <w:t>Volumetric AI</w:t>
-            </w:r>
-          </w:p>
-        </w:tc>
-        <w:tc>
-          <w:tcPr>
-            <w:tcW w:type="dxa" w:w="4320"/>
-          </w:tcPr>
-          <w:p>
-            <w:r>
-              <w:t>Planned optional step — not implemented yet (see §11.7)</w:t>
             </w:r>
           </w:p>
         </w:tc>
@@ -4196,6 +4536,39 @@
         <w:t xml:space="preserve">    --root /mnt/nfs/Gugger_Lab/NIR/dwi_test2/dk_connectomes \</w:t>
         <w:br/>
         <w:t xml:space="preserve">    --out  /mnt/nfs/Gugger_Lab/NIR/dwi_test2/node_strength_results</w:t>
+      </w:r>
+    </w:p>
+    <w:p>
+      <w:r>
+        <w:t xml:space="preserve">Add volumetric AI (requires </w:t>
+      </w:r>
+      <w:r>
+        <w:rPr>
+          <w:rFonts w:ascii="Consolas" w:hAnsi="Consolas"/>
+          <w:sz w:val="20"/>
+        </w:rPr>
+        <w:t>dk_nodes.mif</w:t>
+      </w:r>
+      <w:r>
+        <w:t xml:space="preserve"> per subject):</w:t>
+      </w:r>
+    </w:p>
+    <w:p>
+      <w:pPr>
+        <w:ind w:left="360"/>
+      </w:pPr>
+      <w:r>
+        <w:rPr>
+          <w:rFonts w:ascii="Consolas" w:hAnsi="Consolas"/>
+          <w:sz w:val="18"/>
+        </w:rPr>
+        <w:t>python scripts/run_dk_ai_cohort.py \</w:t>
+        <w:br/>
+        <w:t xml:space="preserve">    --root /mnt/nfs/Gugger_Lab/NIR/dwi_test2/dk_connectomes \</w:t>
+        <w:br/>
+        <w:t xml:space="preserve">    --out  /mnt/nfs/Gugger_Lab/NIR/dwi_test2/node_strength_results \</w:t>
+        <w:br/>
+        <w:t xml:space="preserve">    --with-volume-ai</w:t>
       </w:r>
     </w:p>
     <w:p>
@@ -4223,14 +4596,24 @@
     </w:p>
     <w:p>
       <w:r>
-        <w:t xml:space="preserve">Then merge the new per-subject CSVs into the cohort tables and refresh </w:t>
+        <w:t xml:space="preserve">Then merge the new per-subject CSVs into </w:t>
       </w:r>
       <w:r>
         <w:rPr>
           <w:rFonts w:ascii="Consolas" w:hAnsi="Consolas"/>
           <w:sz w:val="20"/>
         </w:rPr>
-        <w:t>cohort_summary.csv</w:t>
+        <w:t>strength/</w:t>
+      </w:r>
+      <w:r>
+        <w:t xml:space="preserve"> cohort tables and refresh </w:t>
+      </w:r>
+      <w:r>
+        <w:rPr>
+          <w:rFonts w:ascii="Consolas" w:hAnsi="Consolas"/>
+          <w:sz w:val="20"/>
+        </w:rPr>
+        <w:t>strength/cohort_summary.csv</w:t>
       </w:r>
       <w:r>
         <w:t xml:space="preserve"> and </w:t>
@@ -4243,7 +4626,27 @@
         <w:t>manifest.json</w:t>
       </w:r>
       <w:r>
-        <w:t>.</w:t>
+        <w:t xml:space="preserve"> (and </w:t>
+      </w:r>
+      <w:r>
+        <w:rPr>
+          <w:rFonts w:ascii="Consolas" w:hAnsi="Consolas"/>
+          <w:sz w:val="20"/>
+        </w:rPr>
+        <w:t>volume/</w:t>
+      </w:r>
+      <w:r>
+        <w:t xml:space="preserve"> / </w:t>
+      </w:r>
+      <w:r>
+        <w:rPr>
+          <w:rFonts w:ascii="Consolas" w:hAnsi="Consolas"/>
+          <w:sz w:val="20"/>
+        </w:rPr>
+        <w:t>compare/</w:t>
+      </w:r>
+      <w:r>
+        <w:t xml:space="preserve"> if volume AI was enabled).</w:t>
       </w:r>
     </w:p>
     <w:p>
@@ -4263,7 +4666,7 @@
           <w:rFonts w:ascii="Consolas" w:hAnsi="Consolas"/>
           <w:sz w:val="20"/>
         </w:rPr>
-        <w:t>per_subject/</w:t>
+        <w:t>strength/per_subject/</w:t>
       </w:r>
       <w:r>
         <w:t xml:space="preserve">. </w:t>
@@ -4341,7 +4744,7 @@
                 <w:rFonts w:ascii="Consolas" w:hAnsi="Consolas"/>
                 <w:sz w:val="20"/>
               </w:rPr>
-              <w:t>sub-XXX_strength.csv</w:t>
+              <w:t>strength/per_subject/sub-XXX_strength.csv</w:t>
             </w:r>
           </w:p>
         </w:tc>
@@ -4377,7 +4780,7 @@
                 <w:rFonts w:ascii="Consolas" w:hAnsi="Consolas"/>
                 <w:sz w:val="20"/>
               </w:rPr>
-              <w:t>sub-XXX_ai.csv</w:t>
+              <w:t>strength/per_subject/sub-XXX_ai.csv</w:t>
             </w:r>
           </w:p>
         </w:tc>
@@ -4387,7 +4790,7 @@
           </w:tcPr>
           <w:p>
             <w:r>
-              <w:t>41</w:t>
+              <w:t>42</w:t>
             </w:r>
           </w:p>
         </w:tc>
@@ -4398,6 +4801,90 @@
           <w:p>
             <w:r>
               <w:t>Is connectivity left–right asymmetric for each ROI pair?</w:t>
+            </w:r>
+          </w:p>
+        </w:tc>
+      </w:tr>
+      <w:tr>
+        <w:tc>
+          <w:tcPr>
+            <w:tcW w:type="dxa" w:w="2880"/>
+          </w:tcPr>
+          <w:p>
+            <w:r>
+              <w:rPr>
+                <w:rFonts w:ascii="Consolas" w:hAnsi="Consolas"/>
+                <w:sz w:val="20"/>
+              </w:rPr>
+              <w:t>volume/per_subject/sub-XXX_volume.csv</w:t>
+            </w:r>
+          </w:p>
+        </w:tc>
+        <w:tc>
+          <w:tcPr>
+            <w:tcW w:type="dxa" w:w="2880"/>
+          </w:tcPr>
+          <w:p>
+            <w:r>
+              <w:t>84</w:t>
+            </w:r>
+          </w:p>
+        </w:tc>
+        <w:tc>
+          <w:tcPr>
+            <w:tcW w:type="dxa" w:w="2880"/>
+          </w:tcPr>
+          <w:p>
+            <w:r>
+              <w:t xml:space="preserve">What is each DK node's volume (mm³)? </w:t>
+            </w:r>
+            <w:r>
+              <w:rPr>
+                <w:i/>
+              </w:rPr>
+              <w:t>(with `--with-volume-ai`)</w:t>
+            </w:r>
+          </w:p>
+        </w:tc>
+      </w:tr>
+      <w:tr>
+        <w:tc>
+          <w:tcPr>
+            <w:tcW w:type="dxa" w:w="2880"/>
+          </w:tcPr>
+          <w:p>
+            <w:r>
+              <w:rPr>
+                <w:rFonts w:ascii="Consolas" w:hAnsi="Consolas"/>
+                <w:sz w:val="20"/>
+              </w:rPr>
+              <w:t>volume/per_subject/sub-XXX_volume_ai.csv</w:t>
+            </w:r>
+          </w:p>
+        </w:tc>
+        <w:tc>
+          <w:tcPr>
+            <w:tcW w:type="dxa" w:w="2880"/>
+          </w:tcPr>
+          <w:p>
+            <w:r>
+              <w:t>42</w:t>
+            </w:r>
+          </w:p>
+        </w:tc>
+        <w:tc>
+          <w:tcPr>
+            <w:tcW w:type="dxa" w:w="2880"/>
+          </w:tcPr>
+          <w:p>
+            <w:r>
+              <w:t xml:space="preserve">Is volume left–right asymmetric for each ROI pair? </w:t>
+            </w:r>
+            <w:r>
+              <w:rPr>
+                <w:i/>
+              </w:rPr>
+              <w:t>(with `--with-volume-ai`)</w:t>
             </w:r>
           </w:p>
         </w:tc>
@@ -4406,34 +4893,34 @@
     <w:p/>
     <w:p>
       <w:r>
-        <w:t xml:space="preserve">Cohort-level mirrors: </w:t>
+        <w:t xml:space="preserve">Cohort-level mirrors live under </w:t>
       </w:r>
       <w:r>
         <w:rPr>
           <w:rFonts w:ascii="Consolas" w:hAnsi="Consolas"/>
           <w:sz w:val="20"/>
         </w:rPr>
-        <w:t>node_strength_cohort.csv</w:t>
-      </w:r>
-      <w:r>
-        <w:t xml:space="preserve">, </w:t>
+        <w:t>strength/</w:t>
+      </w:r>
+      <w:r>
+        <w:t xml:space="preserve"> and </w:t>
       </w:r>
       <w:r>
         <w:rPr>
           <w:rFonts w:ascii="Consolas" w:hAnsi="Consolas"/>
           <w:sz w:val="20"/>
         </w:rPr>
-        <w:t>asymmetry_index_cohort.csv</w:t>
-      </w:r>
-      <w:r>
-        <w:t xml:space="preserve">, </w:t>
+        <w:t>volume/</w:t>
+      </w:r>
+      <w:r>
+        <w:t xml:space="preserve">; cross-modality comparison under </w:t>
       </w:r>
       <w:r>
         <w:rPr>
           <w:rFonts w:ascii="Consolas" w:hAnsi="Consolas"/>
           <w:sz w:val="20"/>
         </w:rPr>
-        <w:t>cohort_summary.csv</w:t>
+        <w:t>compare/strength_vs_volume_ai.csv</w:t>
       </w:r>
       <w:r>
         <w:t>.</w:t>
@@ -4956,23 +5443,35 @@
                 <w:rFonts w:ascii="Consolas" w:hAnsi="Consolas"/>
                 <w:sz w:val="20"/>
               </w:rPr>
-              <w:t>_ai.csv</w:t>
-            </w:r>
-            <w:r>
-              <w:t xml:space="preserve">, </w:t>
+              <w:t>strength/per_subject/sub-XXX_ai.csv</w:t>
+            </w:r>
+          </w:p>
+        </w:tc>
+        <w:tc>
+          <w:tcPr>
+            <w:tcW w:type="dxa" w:w="2880"/>
+          </w:tcPr>
+          <w:p>
+            <w:r>
+              <w:rPr>
+                <w:b/>
+              </w:rPr>
+              <w:t>Done</w:t>
+            </w:r>
+            <w:r>
+              <w:t xml:space="preserve"> — </w:t>
             </w:r>
             <w:r>
               <w:rPr>
                 <w:rFonts w:ascii="Consolas" w:hAnsi="Consolas"/>
                 <w:sz w:val="20"/>
               </w:rPr>
-              <w:t>side_ai</w:t>
-            </w:r>
-            <w:r>
-              <w:t xml:space="preserve"> on strength</w:t>
-            </w:r>
-          </w:p>
-        </w:tc>
+              <w:t>volume/per_subject/sub-XXX_volume_ai.csv</w:t>
+            </w:r>
+          </w:p>
+        </w:tc>
+      </w:tr>
+      <w:tr>
         <w:tc>
           <w:tcPr>
             <w:tcW w:type="dxa" w:w="2880"/>
@@ -4982,7 +5481,45 @@
               <w:rPr>
                 <w:b/>
               </w:rPr>
-              <w:t>Not yet run</w:t>
+              <w:t>Output location</w:t>
+            </w:r>
+          </w:p>
+        </w:tc>
+        <w:tc>
+          <w:tcPr>
+            <w:tcW w:type="dxa" w:w="2880"/>
+          </w:tcPr>
+          <w:p>
+            <w:r>
+              <w:rPr>
+                <w:rFonts w:ascii="Consolas" w:hAnsi="Consolas"/>
+                <w:sz w:val="20"/>
+              </w:rPr>
+              <w:t>strength/</w:t>
+            </w:r>
+          </w:p>
+        </w:tc>
+        <w:tc>
+          <w:tcPr>
+            <w:tcW w:type="dxa" w:w="2880"/>
+          </w:tcPr>
+          <w:p>
+            <w:r>
+              <w:rPr>
+                <w:rFonts w:ascii="Consolas" w:hAnsi="Consolas"/>
+                <w:sz w:val="20"/>
+              </w:rPr>
+              <w:t>volume/</w:t>
+            </w:r>
+            <w:r>
+              <w:t xml:space="preserve">; comparison in </w:t>
+            </w:r>
+            <w:r>
+              <w:rPr>
+                <w:rFonts w:ascii="Consolas" w:hAnsi="Consolas"/>
+                <w:sz w:val="20"/>
+              </w:rPr>
+              <w:t>compare/</w:t>
             </w:r>
           </w:p>
         </w:tc>
@@ -5021,6 +5558,19 @@
           </w:tcPr>
           <w:p>
             <w:r>
+              <w:t xml:space="preserve">Same script with </w:t>
+            </w:r>
+            <w:r>
+              <w:rPr>
+                <w:rFonts w:ascii="Consolas" w:hAnsi="Consolas"/>
+                <w:sz w:val="20"/>
+              </w:rPr>
+              <w:t>--with-volume-ai</w:t>
+            </w:r>
+            <w:r>
+              <w:t xml:space="preserve">; also </w:t>
+            </w:r>
+            <w:r>
               <w:rPr>
                 <w:rFonts w:ascii="Consolas" w:hAnsi="Consolas"/>
                 <w:sz w:val="20"/>
@@ -5081,12 +5631,12 @@
         <w:pStyle w:val="Heading3"/>
       </w:pPr>
       <w:r>
-        <w:t>11.7 Planned optional step — volumetric AI after node strength</w:t>
+        <w:t>11.7 Optional step — volumetric AI after node strength</w:t>
       </w:r>
     </w:p>
     <w:p>
       <w:r>
-        <w:t xml:space="preserve">Volume AI can be added as an </w:t>
+        <w:t xml:space="preserve">Volume AI is an </w:t>
       </w:r>
       <w:r>
         <w:rPr>
@@ -5105,7 +5655,7 @@
         <w:t>run_dk_ai_cohort.py</w:t>
       </w:r>
       <w:r>
-        <w:t xml:space="preserve"> without rerunning QSIPrep, FreeSurfer, or QSIRecon:</w:t>
+        <w:t xml:space="preserve"> — no need to rerun QSIPrep, FreeSurfer, or QSIRecon:</w:t>
       </w:r>
     </w:p>
     <w:p>
@@ -5126,7 +5676,7 @@
     </w:p>
     <w:p>
       <w:r>
-        <w:t>Proposed CLI flag (not yet implemented):</w:t>
+        <w:t>CLI:</w:t>
       </w:r>
     </w:p>
     <w:p>
@@ -5152,7 +5702,7 @@
         <w:rPr>
           <w:b/>
         </w:rPr>
-        <w:t>Recommended volume source:</w:t>
+        <w:t>Volume source:</w:t>
       </w:r>
       <w:r>
         <w:t xml:space="preserve"> voxel counts in </w:t>
@@ -5165,7 +5715,7 @@
         <w:t>dk_nodes.mif</w:t>
       </w:r>
       <w:r>
-        <w:t xml:space="preserve"> (same 84-node grid as the connectome). Alternative: FreeSurfer </w:t>
+        <w:t xml:space="preserve"> (same 84-node grid as the connectome). Alternative for other workflows: FreeSurfer </w:t>
       </w:r>
       <w:r>
         <w:rPr>
@@ -5193,7 +5743,30 @@
         <w:rPr>
           <w:b/>
         </w:rPr>
-        <w:t>Planned extra outputs:</w:t>
+        <w:t>Extra outputs when `--with-volume-ai` is set</w:t>
+      </w:r>
+      <w:r>
+        <w:t xml:space="preserve"> (under </w:t>
+      </w:r>
+      <w:r>
+        <w:rPr>
+          <w:rFonts w:ascii="Consolas" w:hAnsi="Consolas"/>
+          <w:sz w:val="20"/>
+        </w:rPr>
+        <w:t>volume/</w:t>
+      </w:r>
+      <w:r>
+        <w:t xml:space="preserve"> and </w:t>
+      </w:r>
+      <w:r>
+        <w:rPr>
+          <w:rFonts w:ascii="Consolas" w:hAnsi="Consolas"/>
+          <w:sz w:val="20"/>
+        </w:rPr>
+        <w:t>compare/</w:t>
+      </w:r>
+      <w:r>
+        <w:t>):</w:t>
       </w:r>
     </w:p>
     <w:tbl>
@@ -5247,7 +5820,7 @@
                 <w:rFonts w:ascii="Consolas" w:hAnsi="Consolas"/>
                 <w:sz w:val="20"/>
               </w:rPr>
-              <w:t>node_volume_cohort.csv</w:t>
+              <w:t>volume/node_volume_cohort.csv</w:t>
             </w:r>
           </w:p>
         </w:tc>
@@ -5273,7 +5846,7 @@
                 <w:rFonts w:ascii="Consolas" w:hAnsi="Consolas"/>
                 <w:sz w:val="20"/>
               </w:rPr>
-              <w:t>volume_asymmetry_index_cohort.csv</w:t>
+              <w:t>volume/volume_asymmetry_index_cohort.csv</w:t>
             </w:r>
           </w:p>
         </w:tc>
@@ -5283,7 +5856,7 @@
           </w:tcPr>
           <w:p>
             <w:r>
-              <w:t>41 pairs × volume AI</w:t>
+              <w:t>42 pairs × volume AI</w:t>
             </w:r>
           </w:p>
         </w:tc>
@@ -5299,7 +5872,7 @@
                 <w:rFonts w:ascii="Consolas" w:hAnsi="Consolas"/>
                 <w:sz w:val="20"/>
               </w:rPr>
-              <w:t>strength_vs_volume_ai.csv</w:t>
+              <w:t>volume/cohort_volume_summary.csv</w:t>
             </w:r>
           </w:p>
         </w:tc>
@@ -5309,7 +5882,7 @@
           </w:tcPr>
           <w:p>
             <w:r>
-              <w:t>Side-by-side comparison per ROI</w:t>
+              <w:t>Per-ROI mean/SD of volume AI</w:t>
             </w:r>
           </w:p>
         </w:tc>
@@ -5325,7 +5898,7 @@
                 <w:rFonts w:ascii="Consolas" w:hAnsi="Consolas"/>
                 <w:sz w:val="20"/>
               </w:rPr>
-              <w:t>per_subject/sub-XXX_volume.csv</w:t>
+              <w:t>volume/per_subject/sub-XXX_volume.csv</w:t>
             </w:r>
           </w:p>
         </w:tc>
@@ -5351,7 +5924,7 @@
                 <w:rFonts w:ascii="Consolas" w:hAnsi="Consolas"/>
                 <w:sz w:val="20"/>
               </w:rPr>
-              <w:t>per_subject/sub-XXX_volume_ai.csv</w:t>
+              <w:t>volume/per_subject/sub-XXX_volume_ai.csv</w:t>
             </w:r>
           </w:p>
         </w:tc>
@@ -5362,12 +5935,53 @@
           <w:p>
             <w:r>
               <w:t>Per-subject volume AI</w:t>
+            </w:r>
+          </w:p>
+        </w:tc>
+      </w:tr>
+      <w:tr>
+        <w:tc>
+          <w:tcPr>
+            <w:tcW w:type="dxa" w:w="4320"/>
+          </w:tcPr>
+          <w:p>
+            <w:r>
+              <w:rPr>
+                <w:rFonts w:ascii="Consolas" w:hAnsi="Consolas"/>
+                <w:sz w:val="20"/>
+              </w:rPr>
+              <w:t>compare/strength_vs_volume_ai.csv</w:t>
+            </w:r>
+          </w:p>
+        </w:tc>
+        <w:tc>
+          <w:tcPr>
+            <w:tcW w:type="dxa" w:w="4320"/>
+          </w:tcPr>
+          <w:p>
+            <w:r>
+              <w:t>Side-by-side comparison per ROI</w:t>
             </w:r>
           </w:p>
         </w:tc>
       </w:tr>
     </w:tbl>
     <w:p/>
+    <w:p>
+      <w:r>
+        <w:t xml:space="preserve">Subjects without </w:t>
+      </w:r>
+      <w:r>
+        <w:rPr>
+          <w:rFonts w:ascii="Consolas" w:hAnsi="Consolas"/>
+          <w:sz w:val="20"/>
+        </w:rPr>
+        <w:t>dk_nodes.mif</w:t>
+      </w:r>
+      <w:r>
+        <w:t xml:space="preserve"> are skipped for volume with a warning; strength outputs are still written.</w:t>
+      </w:r>
+    </w:p>
     <w:p>
       <w:r>
         <w:rPr>
@@ -5404,7 +6018,7 @@
           <w:rFonts w:ascii="Consolas" w:hAnsi="Consolas"/>
           <w:sz w:val="20"/>
         </w:rPr>
-        <w:t>per_subject/sub-TBI011204_strength.csv</w:t>
+        <w:t>strength/per_subject/sub-TBI011204_strength.csv</w:t>
       </w:r>
       <w:r>
         <w:t xml:space="preserve"> and </w:t>
@@ -5460,7 +6074,7 @@
           <w:rFonts w:ascii="Consolas" w:hAnsi="Consolas"/>
           <w:sz w:val="20"/>
         </w:rPr>
-        <w:t>node_strength_cohort.csv</w:t>
+        <w:t>strength/node_strength_cohort.csv</w:t>
       </w:r>
       <w:r>
         <w:t xml:space="preserve"> and</w:t>
@@ -5472,7 +6086,7 @@
           <w:rFonts w:ascii="Consolas" w:hAnsi="Consolas"/>
           <w:sz w:val="20"/>
         </w:rPr>
-        <w:t>asymmetry_index_cohort.csv</w:t>
+        <w:t>strength/asymmetry_index_cohort.csv</w:t>
       </w:r>
       <w:r>
         <w:t>; append new rows.</w:t>
@@ -5490,7 +6104,7 @@
           <w:rFonts w:ascii="Consolas" w:hAnsi="Consolas"/>
           <w:sz w:val="20"/>
         </w:rPr>
-        <w:t>cohort_summary.csv</w:t>
+        <w:t>strength/cohort_summary.csv</w:t>
       </w:r>
       <w:r>
         <w:t>.</w:t>
@@ -5838,7 +6452,27 @@
         <w:t>Q: Is interhemispheric AI the same as volumetric AI?</w:t>
       </w:r>
       <w:r>
-        <w:t xml:space="preserve"> A: Same formula and left–right comparison; different underlying quantity (strength vs volume). You have strength AI now; volume AI is a planned add-on.</w:t>
+        <w:t xml:space="preserve"> A: Same formula and left–right comparison; different underlying quantity (strength vs volume). Strength AI lives in </w:t>
+      </w:r>
+      <w:r>
+        <w:rPr>
+          <w:rFonts w:ascii="Consolas" w:hAnsi="Consolas"/>
+          <w:sz w:val="20"/>
+        </w:rPr>
+        <w:t>strength/per_subject/sub-XXX_ai.csv</w:t>
+      </w:r>
+      <w:r>
+        <w:t xml:space="preserve">; volume AI in </w:t>
+      </w:r>
+      <w:r>
+        <w:rPr>
+          <w:rFonts w:ascii="Consolas" w:hAnsi="Consolas"/>
+          <w:sz w:val="20"/>
+        </w:rPr>
+        <w:t>volume/per_subject/sub-XXX_volume_ai.csv</w:t>
+      </w:r>
+      <w:r>
+        <w:t>.</w:t>
       </w:r>
     </w:p>
     <w:p>
@@ -5858,7 +6492,7 @@
         <w:t>node strength</w:t>
       </w:r>
       <w:r>
-        <w:t xml:space="preserve"> — 41 L/R pairs with </w:t>
+        <w:t xml:space="preserve"> — 42 L/R pairs with </w:t>
       </w:r>
       <w:r>
         <w:rPr>
@@ -5878,6 +6512,16 @@
         <w:t>log_ai</w:t>
       </w:r>
       <w:r>
+        <w:t xml:space="preserve">, under </w:t>
+      </w:r>
+      <w:r>
+        <w:rPr>
+          <w:rFonts w:ascii="Consolas" w:hAnsi="Consolas"/>
+          <w:sz w:val="20"/>
+        </w:rPr>
+        <w:t>strength/per_subject/</w:t>
+      </w:r>
+      <w:r>
         <w:t>.</w:t>
       </w:r>
     </w:p>
@@ -5899,17 +6543,37 @@
         <w:t>.../dwi_test2/node_strength_results/</w:t>
       </w:r>
       <w:r>
-        <w:t xml:space="preserve"> (formerly </w:t>
+        <w:t xml:space="preserve"> with subfolders </w:t>
       </w:r>
       <w:r>
         <w:rPr>
           <w:rFonts w:ascii="Consolas" w:hAnsi="Consolas"/>
           <w:sz w:val="20"/>
         </w:rPr>
-        <w:t>AI_results</w:t>
-      </w:r>
-      <w:r>
-        <w:t>).</w:t>
+        <w:t>strength/</w:t>
+      </w:r>
+      <w:r>
+        <w:t xml:space="preserve">, </w:t>
+      </w:r>
+      <w:r>
+        <w:rPr>
+          <w:rFonts w:ascii="Consolas" w:hAnsi="Consolas"/>
+          <w:sz w:val="20"/>
+        </w:rPr>
+        <w:t>volume/</w:t>
+      </w:r>
+      <w:r>
+        <w:t xml:space="preserve"> (optional), and </w:t>
+      </w:r>
+      <w:r>
+        <w:rPr>
+          <w:rFonts w:ascii="Consolas" w:hAnsi="Consolas"/>
+          <w:sz w:val="20"/>
+        </w:rPr>
+        <w:t>compare/</w:t>
+      </w:r>
+      <w:r>
+        <w:t xml:space="preserve"> (optional).</w:t>
       </w:r>
     </w:p>
     <w:p>
@@ -5920,17 +6584,17 @@
         <w:t>Q: Can we compare strength AI to volume AI?</w:t>
       </w:r>
       <w:r>
-        <w:t xml:space="preserve"> A: Yes, scientifically sound at the ROI level once volume AI is computed from </w:t>
+        <w:t xml:space="preserve"> A: Yes — see </w:t>
       </w:r>
       <w:r>
         <w:rPr>
           <w:rFonts w:ascii="Consolas" w:hAnsi="Consolas"/>
           <w:sz w:val="20"/>
         </w:rPr>
-        <w:t>dk_nodes.mif</w:t>
-      </w:r>
-      <w:r>
-        <w:t>; expect complementary rather than identical signals.</w:t>
+        <w:t>compare/strength_vs_volume_ai.csv</w:t>
+      </w:r>
+      <w:r>
+        <w:t xml:space="preserve"> (one row per subject × ROI pair with both modalities side by side). Expect complementary rather than identical signals.</w:t>
       </w:r>
     </w:p>
     <w:p>
@@ -5949,12 +6613,42 @@
         <w:pStyle w:val="Heading2"/>
       </w:pPr>
       <w:r>
-        <w:t>12. Per-subject output reference — `_strength.csv` and `_ai.csv`</w:t>
+        <w:t>12. Per-subject output reference — strength and volume files</w:t>
       </w:r>
     </w:p>
     <w:p>
       <w:r>
-        <w:t>This section is the authoritative description of the two core DK cohort output files. It covers definitions, upstream inputs, credible sources, how the files relate to each other, interpretation, and explicit limitations.</w:t>
+        <w:t xml:space="preserve">This section is the authoritative description of DK cohort output files under </w:t>
+      </w:r>
+      <w:r>
+        <w:rPr>
+          <w:rFonts w:ascii="Consolas" w:hAnsi="Consolas"/>
+          <w:sz w:val="20"/>
+        </w:rPr>
+        <w:t>strength/</w:t>
+      </w:r>
+      <w:r>
+        <w:t xml:space="preserve">, </w:t>
+      </w:r>
+      <w:r>
+        <w:rPr>
+          <w:rFonts w:ascii="Consolas" w:hAnsi="Consolas"/>
+          <w:sz w:val="20"/>
+        </w:rPr>
+        <w:t>volume/</w:t>
+      </w:r>
+      <w:r>
+        <w:t xml:space="preserve">, and </w:t>
+      </w:r>
+      <w:r>
+        <w:rPr>
+          <w:rFonts w:ascii="Consolas" w:hAnsi="Consolas"/>
+          <w:sz w:val="20"/>
+        </w:rPr>
+        <w:t>compare/</w:t>
+      </w:r>
+      <w:r>
+        <w:t>. It covers definitions, upstream inputs, credible sources, how the files relate to each other, interpretation, and explicit limitations.</w:t>
       </w:r>
     </w:p>
     <w:p>
@@ -5986,15 +6680,15 @@
         <w:br/>
         <w:t xml:space="preserve">                    ▼</w:t>
         <w:br/>
-        <w:t xml:space="preserve">      per_subject/sub-XXX_strength.csv         (84 rows — one per DK node)</w:t>
+        <w:t xml:space="preserve">      strength/per_subject/sub-XXX_strength.csv   (84 rows — one per DK node)</w:t>
         <w:br/>
         <w:t xml:space="preserve">                    │</w:t>
         <w:br/>
-        <w:t xml:space="preserve">                    │  pair 41 homologous L/R ROIs (nodestrength.dk_atlas)</w:t>
+        <w:t xml:space="preserve">                    │  pair 42 homologous L/R ROIs (nodestrength.dk_atlas)</w:t>
         <w:br/>
         <w:t xml:space="preserve">                    ▼</w:t>
         <w:br/>
-        <w:t xml:space="preserve">      per_subject/sub-XXX_ai.csv               (41 rows — interhemispheric AI)</w:t>
+        <w:t xml:space="preserve">      strength/per_subject/sub-XXX_ai.csv         (42 rows — interhemispheric AI)</w:t>
       </w:r>
     </w:p>
     <w:p>
@@ -7119,7 +7813,7 @@
         <w:pStyle w:val="ListBullet"/>
       </w:pPr>
       <w:r>
-        <w:t>Not a measure of tissue volume (see planned volumetric AI, §11.7).</w:t>
+        <w:t>Not a measure of tissue volume (see volumetric AI, §12.7).</w:t>
       </w:r>
     </w:p>
     <w:p>
@@ -7625,10 +8319,10 @@
         <w:rPr>
           <w:b/>
         </w:rPr>
-        <w:t>41</w:t>
-      </w:r>
-      <w:r>
-        <w:t xml:space="preserve"> matched L/R pairs (34 cortical + 7 subcortical, including whole thalamus + cerebellum cortex). Pairing rules are in </w:t>
+        <w:t>42</w:t>
+      </w:r>
+      <w:r>
+        <w:t xml:space="preserve"> matched L/R pairs (34 cortical + 7 subcortical + 1 cerebellum cortex). Pairing rules are in </w:t>
       </w:r>
       <w:r>
         <w:rPr>
@@ -8472,12 +9166,19 @@
         <w:t>Not volumetric AI</w:t>
       </w:r>
       <w:r>
-        <w:t xml:space="preserve"> — same formula can be applied to ROI volume (§11.6), but</w:t>
+        <w:t xml:space="preserve"> — same formula is applied to ROI volume in</w:t>
       </w:r>
     </w:p>
     <w:p>
       <w:r>
-        <w:t xml:space="preserve">this file uses </w:t>
+        <w:rPr>
+          <w:rFonts w:ascii="Consolas" w:hAnsi="Consolas"/>
+          <w:sz w:val="20"/>
+        </w:rPr>
+        <w:t>_volume_ai.csv</w:t>
+      </w:r>
+      <w:r>
+        <w:t xml:space="preserve"> (§12.7); this file uses </w:t>
       </w:r>
       <w:r>
         <w:rPr>
@@ -8578,7 +9279,22 @@
         <w:pStyle w:val="Heading3"/>
       </w:pPr>
       <w:r>
-        <w:t>12.4 Relationship between the two files</w:t>
+        <w:t>12.4 Relationship between strength files</w:t>
+      </w:r>
+    </w:p>
+    <w:p>
+      <w:r>
+        <w:t xml:space="preserve">All strength paths are under </w:t>
+      </w:r>
+      <w:r>
+        <w:rPr>
+          <w:rFonts w:ascii="Consolas" w:hAnsi="Consolas"/>
+          <w:sz w:val="20"/>
+        </w:rPr>
+        <w:t>strength/</w:t>
+      </w:r>
+      <w:r>
+        <w:t>:</w:t>
       </w:r>
     </w:p>
     <w:tbl>
@@ -8645,6 +9361,49 @@
               <w:rPr>
                 <w:b/>
               </w:rPr>
+              <w:t>Location</w:t>
+            </w:r>
+          </w:p>
+        </w:tc>
+        <w:tc>
+          <w:tcPr>
+            <w:tcW w:type="dxa" w:w="2880"/>
+          </w:tcPr>
+          <w:p>
+            <w:r>
+              <w:rPr>
+                <w:rFonts w:ascii="Consolas" w:hAnsi="Consolas"/>
+                <w:sz w:val="20"/>
+              </w:rPr>
+              <w:t>strength/per_subject/</w:t>
+            </w:r>
+          </w:p>
+        </w:tc>
+        <w:tc>
+          <w:tcPr>
+            <w:tcW w:type="dxa" w:w="2880"/>
+          </w:tcPr>
+          <w:p>
+            <w:r>
+              <w:rPr>
+                <w:rFonts w:ascii="Consolas" w:hAnsi="Consolas"/>
+                <w:sz w:val="20"/>
+              </w:rPr>
+              <w:t>strength/per_subject/</w:t>
+            </w:r>
+          </w:p>
+        </w:tc>
+      </w:tr>
+      <w:tr>
+        <w:tc>
+          <w:tcPr>
+            <w:tcW w:type="dxa" w:w="2880"/>
+          </w:tcPr>
+          <w:p>
+            <w:r>
+              <w:rPr>
+                <w:b/>
+              </w:rPr>
               <w:t>Unit</w:t>
             </w:r>
           </w:p>
@@ -8700,7 +9459,7 @@
           </w:tcPr>
           <w:p>
             <w:r>
-              <w:t>41</w:t>
+              <w:t>42</w:t>
             </w:r>
           </w:p>
         </w:tc>
@@ -8957,7 +9716,7 @@
                 <w:rFonts w:ascii="Consolas" w:hAnsi="Consolas"/>
                 <w:sz w:val="20"/>
               </w:rPr>
-              <w:t>sub-XXX_strength.csv</w:t>
+              <w:t>strength/per_subject/sub-XXX_strength.csv</w:t>
             </w:r>
           </w:p>
         </w:tc>
@@ -8971,7 +9730,7 @@
                 <w:rFonts w:ascii="Consolas" w:hAnsi="Consolas"/>
                 <w:sz w:val="20"/>
               </w:rPr>
-              <w:t>node_strength_cohort.csv</w:t>
+              <w:t>strength/node_strength_cohort.csv</w:t>
             </w:r>
           </w:p>
         </w:tc>
@@ -9004,7 +9763,7 @@
                 <w:rFonts w:ascii="Consolas" w:hAnsi="Consolas"/>
                 <w:sz w:val="20"/>
               </w:rPr>
-              <w:t>sub-XXX_ai.csv</w:t>
+              <w:t>strength/per_subject/sub-XXX_ai.csv</w:t>
             </w:r>
           </w:p>
         </w:tc>
@@ -9018,7 +9777,7 @@
                 <w:rFonts w:ascii="Consolas" w:hAnsi="Consolas"/>
                 <w:sz w:val="20"/>
               </w:rPr>
-              <w:t>asymmetry_index_cohort.csv</w:t>
+              <w:t>strength/asymmetry_index_cohort.csv</w:t>
             </w:r>
           </w:p>
         </w:tc>
@@ -9034,16 +9793,6 @@
         </w:tc>
       </w:tr>
       <w:tr>
-        <w:tc>
-          <w:tcPr>
-            <w:tcW w:type="dxa" w:w="2880"/>
-          </w:tcPr>
-          <w:p>
-            <w:r>
-              <w:t>—</w:t>
-            </w:r>
-          </w:p>
-        </w:tc>
         <w:tc>
           <w:tcPr>
             <w:tcW w:type="dxa" w:w="2880"/>
@@ -9054,7 +9803,7 @@
                 <w:rFonts w:ascii="Consolas" w:hAnsi="Consolas"/>
                 <w:sz w:val="20"/>
               </w:rPr>
-              <w:t>cohort_summary.csv</w:t>
+              <w:t>volume/per_subject/sub-XXX_volume.csv</w:t>
             </w:r>
           </w:p>
         </w:tc>
@@ -9064,7 +9813,109 @@
           </w:tcPr>
           <w:p>
             <w:r>
-              <w:t xml:space="preserve">Per-ROI mean/SD of </w:t>
+              <w:rPr>
+                <w:rFonts w:ascii="Consolas" w:hAnsi="Consolas"/>
+                <w:sz w:val="20"/>
+              </w:rPr>
+              <w:t>volume/node_volume_cohort.csv</w:t>
+            </w:r>
+          </w:p>
+        </w:tc>
+        <w:tc>
+          <w:tcPr>
+            <w:tcW w:type="dxa" w:w="2880"/>
+          </w:tcPr>
+          <w:p>
+            <w:r>
+              <w:t xml:space="preserve">All subjects stacked </w:t>
+            </w:r>
+            <w:r>
+              <w:rPr>
+                <w:i/>
+              </w:rPr>
+              <w:t>(with `--with-volume-ai`)</w:t>
+            </w:r>
+          </w:p>
+        </w:tc>
+      </w:tr>
+      <w:tr>
+        <w:tc>
+          <w:tcPr>
+            <w:tcW w:type="dxa" w:w="2880"/>
+          </w:tcPr>
+          <w:p>
+            <w:r>
+              <w:rPr>
+                <w:rFonts w:ascii="Consolas" w:hAnsi="Consolas"/>
+                <w:sz w:val="20"/>
+              </w:rPr>
+              <w:t>volume/per_subject/sub-XXX_volume_ai.csv</w:t>
+            </w:r>
+          </w:p>
+        </w:tc>
+        <w:tc>
+          <w:tcPr>
+            <w:tcW w:type="dxa" w:w="2880"/>
+          </w:tcPr>
+          <w:p>
+            <w:r>
+              <w:rPr>
+                <w:rFonts w:ascii="Consolas" w:hAnsi="Consolas"/>
+                <w:sz w:val="20"/>
+              </w:rPr>
+              <w:t>volume/volume_asymmetry_index_cohort.csv</w:t>
+            </w:r>
+          </w:p>
+        </w:tc>
+        <w:tc>
+          <w:tcPr>
+            <w:tcW w:type="dxa" w:w="2880"/>
+          </w:tcPr>
+          <w:p>
+            <w:r>
+              <w:t xml:space="preserve">All subjects stacked </w:t>
+            </w:r>
+            <w:r>
+              <w:rPr>
+                <w:i/>
+              </w:rPr>
+              <w:t>(with `--with-volume-ai`)</w:t>
+            </w:r>
+          </w:p>
+        </w:tc>
+      </w:tr>
+      <w:tr>
+        <w:tc>
+          <w:tcPr>
+            <w:tcW w:type="dxa" w:w="2880"/>
+          </w:tcPr>
+          <w:p>
+            <w:r>
+              <w:t>—</w:t>
+            </w:r>
+          </w:p>
+        </w:tc>
+        <w:tc>
+          <w:tcPr>
+            <w:tcW w:type="dxa" w:w="2880"/>
+          </w:tcPr>
+          <w:p>
+            <w:r>
+              <w:rPr>
+                <w:rFonts w:ascii="Consolas" w:hAnsi="Consolas"/>
+                <w:sz w:val="20"/>
+              </w:rPr>
+              <w:t>strength/cohort_summary.csv</w:t>
+            </w:r>
+          </w:p>
+        </w:tc>
+        <w:tc>
+          <w:tcPr>
+            <w:tcW w:type="dxa" w:w="2880"/>
+          </w:tcPr>
+          <w:p>
+            <w:r>
+              <w:t xml:space="preserve">Per-ROI mean/SD of strength </w:t>
             </w:r>
             <w:r>
               <w:rPr>
@@ -9083,8 +9934,94 @@
               </w:rPr>
               <w:t>log_ai</w:t>
             </w:r>
-            <w:r>
-              <w:t xml:space="preserve"> across subjects</w:t>
+          </w:p>
+        </w:tc>
+      </w:tr>
+      <w:tr>
+        <w:tc>
+          <w:tcPr>
+            <w:tcW w:type="dxa" w:w="2880"/>
+          </w:tcPr>
+          <w:p>
+            <w:r>
+              <w:t>—</w:t>
+            </w:r>
+          </w:p>
+        </w:tc>
+        <w:tc>
+          <w:tcPr>
+            <w:tcW w:type="dxa" w:w="2880"/>
+          </w:tcPr>
+          <w:p>
+            <w:r>
+              <w:rPr>
+                <w:rFonts w:ascii="Consolas" w:hAnsi="Consolas"/>
+                <w:sz w:val="20"/>
+              </w:rPr>
+              <w:t>volume/cohort_volume_summary.csv</w:t>
+            </w:r>
+          </w:p>
+        </w:tc>
+        <w:tc>
+          <w:tcPr>
+            <w:tcW w:type="dxa" w:w="2880"/>
+          </w:tcPr>
+          <w:p>
+            <w:r>
+              <w:t xml:space="preserve">Per-ROI mean/SD of volume </w:t>
+            </w:r>
+            <w:r>
+              <w:rPr>
+                <w:rFonts w:ascii="Consolas" w:hAnsi="Consolas"/>
+                <w:sz w:val="20"/>
+              </w:rPr>
+              <w:t>side_ai</w:t>
+            </w:r>
+            <w:r>
+              <w:t xml:space="preserve"> and </w:t>
+            </w:r>
+            <w:r>
+              <w:rPr>
+                <w:rFonts w:ascii="Consolas" w:hAnsi="Consolas"/>
+                <w:sz w:val="20"/>
+              </w:rPr>
+              <w:t>log_ai</w:t>
+            </w:r>
+          </w:p>
+        </w:tc>
+      </w:tr>
+      <w:tr>
+        <w:tc>
+          <w:tcPr>
+            <w:tcW w:type="dxa" w:w="2880"/>
+          </w:tcPr>
+          <w:p>
+            <w:r>
+              <w:t>—</w:t>
+            </w:r>
+          </w:p>
+        </w:tc>
+        <w:tc>
+          <w:tcPr>
+            <w:tcW w:type="dxa" w:w="2880"/>
+          </w:tcPr>
+          <w:p>
+            <w:r>
+              <w:rPr>
+                <w:rFonts w:ascii="Consolas" w:hAnsi="Consolas"/>
+                <w:sz w:val="20"/>
+              </w:rPr>
+              <w:t>compare/strength_vs_volume_ai.csv</w:t>
+            </w:r>
+          </w:p>
+        </w:tc>
+        <w:tc>
+          <w:tcPr>
+            <w:tcW w:type="dxa" w:w="2880"/>
+          </w:tcPr>
+          <w:p>
+            <w:r>
+              <w:t>Side-by-side strength AI vs volume AI per ROI</w:t>
             </w:r>
           </w:p>
         </w:tc>
@@ -9096,7 +10033,482 @@
         <w:pStyle w:val="Heading3"/>
       </w:pPr>
       <w:r>
-        <w:t>12.6 Making results more paper-faithful</w:t>
+        <w:t>12.7 `sub-XXX_volume.csv` and `sub-XXX_volume_ai.csv` *(optional)*</w:t>
+      </w:r>
+    </w:p>
+    <w:p>
+      <w:r>
+        <w:t xml:space="preserve">When </w:t>
+      </w:r>
+      <w:r>
+        <w:rPr>
+          <w:rFonts w:ascii="Consolas" w:hAnsi="Consolas"/>
+          <w:sz w:val="20"/>
+        </w:rPr>
+        <w:t>run_dk_ai_cohort.py</w:t>
+      </w:r>
+      <w:r>
+        <w:t xml:space="preserve"> is run with </w:t>
+      </w:r>
+      <w:r>
+        <w:rPr>
+          <w:rFonts w:ascii="Consolas" w:hAnsi="Consolas"/>
+          <w:sz w:val="20"/>
+        </w:rPr>
+        <w:t>--with-volume-ai</w:t>
+      </w:r>
+      <w:r>
+        <w:t xml:space="preserve">, two additional per-subject files are written from </w:t>
+      </w:r>
+      <w:r>
+        <w:rPr>
+          <w:rFonts w:ascii="Consolas" w:hAnsi="Consolas"/>
+          <w:sz w:val="20"/>
+        </w:rPr>
+        <w:t>dk_nodes.mif</w:t>
+      </w:r>
+      <w:r>
+        <w:t>:</w:t>
+      </w:r>
+    </w:p>
+    <w:p>
+      <w:pPr>
+        <w:ind w:left="360"/>
+      </w:pPr>
+      <w:r>
+        <w:rPr>
+          <w:rFonts w:ascii="Consolas" w:hAnsi="Consolas"/>
+          <w:sz w:val="18"/>
+        </w:rPr>
+        <w:t>dk_connectomes/sub-XXX/dk_nodes.mif   (84 labels on tractography grid)</w:t>
+        <w:br/>
+        <w:t xml:space="preserve">                    │</w:t>
+        <w:br/>
+        <w:t xml:space="preserve">                    ▼</w:t>
+        <w:br/>
+        <w:t xml:space="preserve">         voxel count × voxel size (nodestrength.dk_atlas)</w:t>
+        <w:br/>
+        <w:t xml:space="preserve">                    │</w:t>
+        <w:br/>
+        <w:t xml:space="preserve">                    ▼</w:t>
+        <w:br/>
+        <w:t xml:space="preserve">      volume/per_subject/sub-XXX_volume.csv       (84 rows — volume_mm3 per node)</w:t>
+        <w:br/>
+        <w:t xml:space="preserve">                    │</w:t>
+        <w:br/>
+        <w:t xml:space="preserve">                    ▼</w:t>
+        <w:br/>
+        <w:t xml:space="preserve">      volume/per_subject/sub-XXX_volume_ai.csv    (42 rows — interhemispheric AI on volume)</w:t>
+      </w:r>
+    </w:p>
+    <w:p>
+      <w:r>
+        <w:rPr>
+          <w:b/>
+        </w:rPr>
+        <w:t>Volume source:</w:t>
+      </w:r>
+      <w:r>
+        <w:t xml:space="preserve"> </w:t>
+      </w:r>
+      <w:r>
+        <w:rPr>
+          <w:rFonts w:ascii="Consolas" w:hAnsi="Consolas"/>
+          <w:sz w:val="20"/>
+        </w:rPr>
+        <w:t>dk_nodes.mif</w:t>
+      </w:r>
+      <w:r>
+        <w:t xml:space="preserve"> on the QSIPrep/QSIRecon tractography grid — same 84-node label space as </w:t>
+      </w:r>
+      <w:r>
+        <w:rPr>
+          <w:rFonts w:ascii="Consolas" w:hAnsi="Consolas"/>
+          <w:sz w:val="20"/>
+        </w:rPr>
+        <w:t>tck2connectome</w:t>
+      </w:r>
+      <w:r>
+        <w:t xml:space="preserve">. Not interchangeable with FreeSurfer </w:t>
+      </w:r>
+      <w:r>
+        <w:rPr>
+          <w:rFonts w:ascii="Consolas" w:hAnsi="Consolas"/>
+          <w:sz w:val="20"/>
+        </w:rPr>
+        <w:t>segstats</w:t>
+      </w:r>
+      <w:r>
+        <w:t xml:space="preserve"> volumes (different voxel grid).</w:t>
+      </w:r>
+    </w:p>
+    <w:p>
+      <w:r>
+        <w:rPr>
+          <w:b/>
+        </w:rPr>
+        <w:t>`_volume.csv` columns:</w:t>
+      </w:r>
+      <w:r>
+        <w:t xml:space="preserve"> same identity columns as </w:t>
+      </w:r>
+      <w:r>
+        <w:rPr>
+          <w:rFonts w:ascii="Consolas" w:hAnsi="Consolas"/>
+          <w:sz w:val="20"/>
+        </w:rPr>
+        <w:t>_strength.csv</w:t>
+      </w:r>
+      <w:r>
+        <w:t xml:space="preserve">, with </w:t>
+      </w:r>
+      <w:r>
+        <w:rPr>
+          <w:rFonts w:ascii="Consolas" w:hAnsi="Consolas"/>
+          <w:sz w:val="20"/>
+        </w:rPr>
+        <w:t>volume_mm3</w:t>
+      </w:r>
+      <w:r>
+        <w:t xml:space="preserve"> instead of </w:t>
+      </w:r>
+      <w:r>
+        <w:rPr>
+          <w:rFonts w:ascii="Consolas" w:hAnsi="Consolas"/>
+          <w:sz w:val="20"/>
+        </w:rPr>
+        <w:t>strength</w:t>
+      </w:r>
+      <w:r>
+        <w:t>.</w:t>
+      </w:r>
+    </w:p>
+    <w:p>
+      <w:r>
+        <w:rPr>
+          <w:b/>
+        </w:rPr>
+        <w:t>`_volume_ai.csv` columns:</w:t>
+      </w:r>
+      <w:r>
+        <w:t xml:space="preserve"> same pairing as </w:t>
+      </w:r>
+      <w:r>
+        <w:rPr>
+          <w:rFonts w:ascii="Consolas" w:hAnsi="Consolas"/>
+          <w:sz w:val="20"/>
+        </w:rPr>
+        <w:t>_ai.csv</w:t>
+      </w:r>
+      <w:r>
+        <w:t xml:space="preserve">, with </w:t>
+      </w:r>
+      <w:r>
+        <w:rPr>
+          <w:rFonts w:ascii="Consolas" w:hAnsi="Consolas"/>
+          <w:sz w:val="20"/>
+        </w:rPr>
+        <w:t>L_volume_mm3</w:t>
+      </w:r>
+      <w:r>
+        <w:t xml:space="preserve">, </w:t>
+      </w:r>
+      <w:r>
+        <w:rPr>
+          <w:rFonts w:ascii="Consolas" w:hAnsi="Consolas"/>
+          <w:sz w:val="20"/>
+        </w:rPr>
+        <w:t>R_volume_mm3</w:t>
+      </w:r>
+      <w:r>
+        <w:t xml:space="preserve">, </w:t>
+      </w:r>
+      <w:r>
+        <w:rPr>
+          <w:rFonts w:ascii="Consolas" w:hAnsi="Consolas"/>
+          <w:sz w:val="20"/>
+        </w:rPr>
+        <w:t>side_ai</w:t>
+      </w:r>
+      <w:r>
+        <w:t xml:space="preserve">, and </w:t>
+      </w:r>
+      <w:r>
+        <w:rPr>
+          <w:rFonts w:ascii="Consolas" w:hAnsi="Consolas"/>
+          <w:sz w:val="20"/>
+        </w:rPr>
+        <w:t>log_ai</w:t>
+      </w:r>
+      <w:r>
+        <w:t xml:space="preserve"> using the identical formulas as strength AI.</w:t>
+      </w:r>
+    </w:p>
+    <w:p>
+      <w:r>
+        <w:rPr>
+          <w:b/>
+        </w:rPr>
+        <w:t>Caveats:</w:t>
+      </w:r>
+      <w:r>
+        <w:t xml:space="preserve"> raw volumes (no ICV normalization); DK whole thalamus only.</w:t>
+      </w:r>
+    </w:p>
+    <w:p>
+      <w:pPr>
+        <w:pStyle w:val="Heading3"/>
+      </w:pPr>
+      <w:r>
+        <w:t>12.8 `compare/strength_vs_volume_ai.csv` *(optional)*</w:t>
+      </w:r>
+    </w:p>
+    <w:p>
+      <w:r>
+        <w:t xml:space="preserve">When both strength and volume AI are computed, the runner merges cohort AI tables into one comparison file under </w:t>
+      </w:r>
+      <w:r>
+        <w:rPr>
+          <w:rFonts w:ascii="Consolas" w:hAnsi="Consolas"/>
+          <w:sz w:val="20"/>
+        </w:rPr>
+        <w:t>compare/</w:t>
+      </w:r>
+      <w:r>
+        <w:t>:</w:t>
+      </w:r>
+    </w:p>
+    <w:tbl>
+      <w:tblPr>
+        <w:tblStyle w:val="LightGrid-Accent1"/>
+        <w:tblW w:type="auto" w:w="0"/>
+        <w:tblLook w:firstColumn="1" w:firstRow="1" w:lastColumn="0" w:lastRow="0" w:noHBand="0" w:noVBand="1" w:val="04A0"/>
+      </w:tblPr>
+      <w:tblGrid>
+        <w:gridCol w:w="4320"/>
+        <w:gridCol w:w="4320"/>
+      </w:tblGrid>
+      <w:tr>
+        <w:tc>
+          <w:tcPr>
+            <w:tcW w:type="dxa" w:w="4320"/>
+            <w:vAlign w:val="center"/>
+          </w:tcPr>
+          <w:p>
+            <w:r>
+              <w:rPr>
+                <w:b/>
+              </w:rPr>
+              <w:t>Column group</w:t>
+            </w:r>
+          </w:p>
+        </w:tc>
+        <w:tc>
+          <w:tcPr>
+            <w:tcW w:type="dxa" w:w="4320"/>
+            <w:vAlign w:val="center"/>
+          </w:tcPr>
+          <w:p>
+            <w:r>
+              <w:rPr>
+                <w:b/>
+              </w:rPr>
+              <w:t>Contents</w:t>
+            </w:r>
+          </w:p>
+        </w:tc>
+      </w:tr>
+      <w:tr>
+        <w:tc>
+          <w:tcPr>
+            <w:tcW w:type="dxa" w:w="4320"/>
+          </w:tcPr>
+          <w:p>
+            <w:r>
+              <w:t>Keys</w:t>
+            </w:r>
+          </w:p>
+        </w:tc>
+        <w:tc>
+          <w:tcPr>
+            <w:tcW w:type="dxa" w:w="4320"/>
+          </w:tcPr>
+          <w:p>
+            <w:r>
+              <w:rPr>
+                <w:rFonts w:ascii="Consolas" w:hAnsi="Consolas"/>
+                <w:sz w:val="20"/>
+              </w:rPr>
+              <w:t>subject</w:t>
+            </w:r>
+            <w:r>
+              <w:t xml:space="preserve">, </w:t>
+            </w:r>
+            <w:r>
+              <w:rPr>
+                <w:rFonts w:ascii="Consolas" w:hAnsi="Consolas"/>
+                <w:sz w:val="20"/>
+              </w:rPr>
+              <w:t>roi_name</w:t>
+            </w:r>
+            <w:r>
+              <w:t xml:space="preserve">, </w:t>
+            </w:r>
+            <w:r>
+              <w:rPr>
+                <w:rFonts w:ascii="Consolas" w:hAnsi="Consolas"/>
+                <w:sz w:val="20"/>
+              </w:rPr>
+              <w:t>region_type</w:t>
+            </w:r>
+            <w:r>
+              <w:t xml:space="preserve">, </w:t>
+            </w:r>
+            <w:r>
+              <w:rPr>
+                <w:rFonts w:ascii="Consolas" w:hAnsi="Consolas"/>
+                <w:sz w:val="20"/>
+              </w:rPr>
+              <w:t>L_index</w:t>
+            </w:r>
+            <w:r>
+              <w:t xml:space="preserve">, </w:t>
+            </w:r>
+            <w:r>
+              <w:rPr>
+                <w:rFonts w:ascii="Consolas" w:hAnsi="Consolas"/>
+                <w:sz w:val="20"/>
+              </w:rPr>
+              <w:t>R_index</w:t>
+            </w:r>
+          </w:p>
+        </w:tc>
+      </w:tr>
+      <w:tr>
+        <w:tc>
+          <w:tcPr>
+            <w:tcW w:type="dxa" w:w="4320"/>
+          </w:tcPr>
+          <w:p>
+            <w:r>
+              <w:t>Strength</w:t>
+            </w:r>
+          </w:p>
+        </w:tc>
+        <w:tc>
+          <w:tcPr>
+            <w:tcW w:type="dxa" w:w="4320"/>
+          </w:tcPr>
+          <w:p>
+            <w:r>
+              <w:rPr>
+                <w:rFonts w:ascii="Consolas" w:hAnsi="Consolas"/>
+                <w:sz w:val="20"/>
+              </w:rPr>
+              <w:t>L_strength</w:t>
+            </w:r>
+            <w:r>
+              <w:t xml:space="preserve">, </w:t>
+            </w:r>
+            <w:r>
+              <w:rPr>
+                <w:rFonts w:ascii="Consolas" w:hAnsi="Consolas"/>
+                <w:sz w:val="20"/>
+              </w:rPr>
+              <w:t>R_strength</w:t>
+            </w:r>
+            <w:r>
+              <w:t xml:space="preserve">, </w:t>
+            </w:r>
+            <w:r>
+              <w:rPr>
+                <w:rFonts w:ascii="Consolas" w:hAnsi="Consolas"/>
+                <w:sz w:val="20"/>
+              </w:rPr>
+              <w:t>strength_side_ai</w:t>
+            </w:r>
+            <w:r>
+              <w:t xml:space="preserve">, </w:t>
+            </w:r>
+            <w:r>
+              <w:rPr>
+                <w:rFonts w:ascii="Consolas" w:hAnsi="Consolas"/>
+                <w:sz w:val="20"/>
+              </w:rPr>
+              <w:t>strength_log_ai</w:t>
+            </w:r>
+          </w:p>
+        </w:tc>
+      </w:tr>
+      <w:tr>
+        <w:tc>
+          <w:tcPr>
+            <w:tcW w:type="dxa" w:w="4320"/>
+          </w:tcPr>
+          <w:p>
+            <w:r>
+              <w:t>Volume</w:t>
+            </w:r>
+          </w:p>
+        </w:tc>
+        <w:tc>
+          <w:tcPr>
+            <w:tcW w:type="dxa" w:w="4320"/>
+          </w:tcPr>
+          <w:p>
+            <w:r>
+              <w:rPr>
+                <w:rFonts w:ascii="Consolas" w:hAnsi="Consolas"/>
+                <w:sz w:val="20"/>
+              </w:rPr>
+              <w:t>L_volume_mm3</w:t>
+            </w:r>
+            <w:r>
+              <w:t xml:space="preserve">, </w:t>
+            </w:r>
+            <w:r>
+              <w:rPr>
+                <w:rFonts w:ascii="Consolas" w:hAnsi="Consolas"/>
+                <w:sz w:val="20"/>
+              </w:rPr>
+              <w:t>R_volume_mm3</w:t>
+            </w:r>
+            <w:r>
+              <w:t xml:space="preserve">, </w:t>
+            </w:r>
+            <w:r>
+              <w:rPr>
+                <w:rFonts w:ascii="Consolas" w:hAnsi="Consolas"/>
+                <w:sz w:val="20"/>
+              </w:rPr>
+              <w:t>volume_side_ai</w:t>
+            </w:r>
+            <w:r>
+              <w:t xml:space="preserve">, </w:t>
+            </w:r>
+            <w:r>
+              <w:rPr>
+                <w:rFonts w:ascii="Consolas" w:hAnsi="Consolas"/>
+                <w:sz w:val="20"/>
+              </w:rPr>
+              <w:t>volume_log_ai</w:t>
+            </w:r>
+          </w:p>
+        </w:tc>
+      </w:tr>
+    </w:tbl>
+    <w:p/>
+    <w:p>
+      <w:r>
+        <w:t>One row per subject × ROI pair (210 rows for 5 subjects × 42 pairs). Use this table for scatter plots, correlations, or screening where both modalities are relevant; it does not replace mixed GLMs on normative z-scores.</w:t>
+      </w:r>
+    </w:p>
+    <w:p>
+      <w:pPr>
+        <w:pStyle w:val="Heading3"/>
+      </w:pPr>
+      <w:r>
+        <w:t>12.9 Making results more paper-faithful</w:t>
       </w:r>
     </w:p>
     <w:p>
